--- a/discoverer-neo/docs/user-guide/manual/Discoverer-Neo-VIEWER-Guide-Full-en.docx
+++ b/discoverer-neo/docs/user-guide/manual/Discoverer-Neo-VIEWER-Guide-Full-en.docx
@@ -54,7 +54,7 @@
           <w:sz w:val="22"/>
           <w:szCs w:val="22"/>
         </w:rPr>
-        <w:t>Version 2.0.0</w:t>
+        <w:t>Version 2.0.1</w:t>
       </w:r>
     </w:p>
     <w:p>
@@ -74,7 +74,7 @@
     <w:sdt>
       <w:sdtPr>
         <w:alias w:val="Contents"/>
-        <w:id w:val="-1659761732"/>
+        <w:id w:val="-1958557677"/>
       </w:sdtPr>
       <w:sdtEndPr/>
       <w:sdtContent>
@@ -102,7 +102,7 @@
           <w:r>
             <w:fldChar w:fldCharType="separate"/>
           </w:r>
-          <w:hyperlink w:anchor="_Toc241669196" w:history="1">
+          <w:hyperlink w:anchor="_Toc241671727" w:history="1">
             <w:r>
               <w:rPr>
                 <w:rStyle w:val="Hiperligao"/>
@@ -126,7 +126,7 @@
               <w:rPr>
                 <w:noProof/>
               </w:rPr>
-              <w:instrText xml:space="preserve"> PAGEREF _Toc241669196 \h </w:instrText>
+              <w:instrText xml:space="preserve"> PAGEREF _Toc241671727 \h </w:instrText>
             </w:r>
             <w:r>
               <w:rPr>
@@ -168,7 +168,7 @@
               <w14:ligatures w14:val="standardContextual"/>
             </w:rPr>
           </w:pPr>
-          <w:hyperlink w:anchor="_Toc241669197" w:history="1">
+          <w:hyperlink w:anchor="_Toc241671728" w:history="1">
             <w:r>
               <w:rPr>
                 <w:rStyle w:val="Hiperligao"/>
@@ -192,7 +192,7 @@
               <w:rPr>
                 <w:noProof/>
               </w:rPr>
-              <w:instrText xml:space="preserve"> PAGEREF _Toc241669197 \h </w:instrText>
+              <w:instrText xml:space="preserve"> PAGEREF _Toc241671728 \h </w:instrText>
             </w:r>
             <w:r>
               <w:rPr>
@@ -234,7 +234,7 @@
               <w14:ligatures w14:val="standardContextual"/>
             </w:rPr>
           </w:pPr>
-          <w:hyperlink w:anchor="_Toc241669198" w:history="1">
+          <w:hyperlink w:anchor="_Toc241671729" w:history="1">
             <w:r>
               <w:rPr>
                 <w:rStyle w:val="Hiperligao"/>
@@ -258,7 +258,7 @@
               <w:rPr>
                 <w:noProof/>
               </w:rPr>
-              <w:instrText xml:space="preserve"> PAGEREF _Toc241669198 \h </w:instrText>
+              <w:instrText xml:space="preserve"> PAGEREF _Toc241671729 \h </w:instrText>
             </w:r>
             <w:r>
               <w:rPr>
@@ -300,7 +300,7 @@
               <w14:ligatures w14:val="standardContextual"/>
             </w:rPr>
           </w:pPr>
-          <w:hyperlink w:anchor="_Toc241669199" w:history="1">
+          <w:hyperlink w:anchor="_Toc241671730" w:history="1">
             <w:r>
               <w:rPr>
                 <w:rStyle w:val="Hiperligao"/>
@@ -324,7 +324,7 @@
               <w:rPr>
                 <w:noProof/>
               </w:rPr>
-              <w:instrText xml:space="preserve"> PAGEREF _Toc241669199 \h </w:instrText>
+              <w:instrText xml:space="preserve"> PAGEREF _Toc241671730 \h </w:instrText>
             </w:r>
             <w:r>
               <w:rPr>
@@ -366,7 +366,7 @@
               <w14:ligatures w14:val="standardContextual"/>
             </w:rPr>
           </w:pPr>
-          <w:hyperlink w:anchor="_Toc241669200" w:history="1">
+          <w:hyperlink w:anchor="_Toc241671731" w:history="1">
             <w:r>
               <w:rPr>
                 <w:rStyle w:val="Hiperligao"/>
@@ -390,7 +390,7 @@
               <w:rPr>
                 <w:noProof/>
               </w:rPr>
-              <w:instrText xml:space="preserve"> PAGEREF _Toc241669200 \h </w:instrText>
+              <w:instrText xml:space="preserve"> PAGEREF _Toc241671731 \h </w:instrText>
             </w:r>
             <w:r>
               <w:rPr>
@@ -432,7 +432,7 @@
               <w14:ligatures w14:val="standardContextual"/>
             </w:rPr>
           </w:pPr>
-          <w:hyperlink w:anchor="_Toc241669201" w:history="1">
+          <w:hyperlink w:anchor="_Toc241671732" w:history="1">
             <w:r>
               <w:rPr>
                 <w:rStyle w:val="Hiperligao"/>
@@ -456,7 +456,7 @@
               <w:rPr>
                 <w:noProof/>
               </w:rPr>
-              <w:instrText xml:space="preserve"> PAGEREF _Toc241669201 \h </w:instrText>
+              <w:instrText xml:space="preserve"> PAGEREF _Toc241671732 \h </w:instrText>
             </w:r>
             <w:r>
               <w:rPr>
@@ -498,7 +498,7 @@
               <w14:ligatures w14:val="standardContextual"/>
             </w:rPr>
           </w:pPr>
-          <w:hyperlink w:anchor="_Toc241669202" w:history="1">
+          <w:hyperlink w:anchor="_Toc241671733" w:history="1">
             <w:r>
               <w:rPr>
                 <w:rStyle w:val="Hiperligao"/>
@@ -522,7 +522,7 @@
               <w:rPr>
                 <w:noProof/>
               </w:rPr>
-              <w:instrText xml:space="preserve"> PAGEREF _Toc241669202 \h </w:instrText>
+              <w:instrText xml:space="preserve"> PAGEREF _Toc241671733 \h </w:instrText>
             </w:r>
             <w:r>
               <w:rPr>
@@ -564,7 +564,7 @@
               <w14:ligatures w14:val="standardContextual"/>
             </w:rPr>
           </w:pPr>
-          <w:hyperlink w:anchor="_Toc241669203" w:history="1">
+          <w:hyperlink w:anchor="_Toc241671734" w:history="1">
             <w:r>
               <w:rPr>
                 <w:rStyle w:val="Hiperligao"/>
@@ -588,7 +588,7 @@
               <w:rPr>
                 <w:noProof/>
               </w:rPr>
-              <w:instrText xml:space="preserve"> PAGEREF _Toc241669203 \h </w:instrText>
+              <w:instrText xml:space="preserve"> PAGEREF _Toc241671734 \h </w:instrText>
             </w:r>
             <w:r>
               <w:rPr>
@@ -630,7 +630,7 @@
               <w14:ligatures w14:val="standardContextual"/>
             </w:rPr>
           </w:pPr>
-          <w:hyperlink w:anchor="_Toc241669204" w:history="1">
+          <w:hyperlink w:anchor="_Toc241671735" w:history="1">
             <w:r>
               <w:rPr>
                 <w:rStyle w:val="Hiperligao"/>
@@ -654,7 +654,7 @@
               <w:rPr>
                 <w:noProof/>
               </w:rPr>
-              <w:instrText xml:space="preserve"> PAGEREF _Toc241669204 \h </w:instrText>
+              <w:instrText xml:space="preserve"> PAGEREF _Toc241671735 \h </w:instrText>
             </w:r>
             <w:r>
               <w:rPr>
@@ -696,7 +696,7 @@
               <w14:ligatures w14:val="standardContextual"/>
             </w:rPr>
           </w:pPr>
-          <w:hyperlink w:anchor="_Toc241669205" w:history="1">
+          <w:hyperlink w:anchor="_Toc241671736" w:history="1">
             <w:r>
               <w:rPr>
                 <w:rStyle w:val="Hiperligao"/>
@@ -720,7 +720,7 @@
               <w:rPr>
                 <w:noProof/>
               </w:rPr>
-              <w:instrText xml:space="preserve"> PAGEREF _Toc241669205 \h </w:instrText>
+              <w:instrText xml:space="preserve"> PAGEREF _Toc241671736 \h </w:instrText>
             </w:r>
             <w:r>
               <w:rPr>
@@ -762,7 +762,7 @@
               <w14:ligatures w14:val="standardContextual"/>
             </w:rPr>
           </w:pPr>
-          <w:hyperlink w:anchor="_Toc241669206" w:history="1">
+          <w:hyperlink w:anchor="_Toc241671737" w:history="1">
             <w:r>
               <w:rPr>
                 <w:rStyle w:val="Hiperligao"/>
@@ -786,7 +786,7 @@
               <w:rPr>
                 <w:noProof/>
               </w:rPr>
-              <w:instrText xml:space="preserve"> PAGEREF _Toc241669206 \h </w:instrText>
+              <w:instrText xml:space="preserve"> PAGEREF _Toc241671737 \h </w:instrText>
             </w:r>
             <w:r>
               <w:rPr>
@@ -828,7 +828,7 @@
               <w14:ligatures w14:val="standardContextual"/>
             </w:rPr>
           </w:pPr>
-          <w:hyperlink w:anchor="_Toc241669207" w:history="1">
+          <w:hyperlink w:anchor="_Toc241671738" w:history="1">
             <w:r>
               <w:rPr>
                 <w:rStyle w:val="Hiperligao"/>
@@ -852,7 +852,7 @@
               <w:rPr>
                 <w:noProof/>
               </w:rPr>
-              <w:instrText xml:space="preserve"> PAGEREF _Toc241669207 \h </w:instrText>
+              <w:instrText xml:space="preserve"> PAGEREF _Toc241671738 \h </w:instrText>
             </w:r>
             <w:r>
               <w:rPr>
@@ -894,7 +894,7 @@
               <w14:ligatures w14:val="standardContextual"/>
             </w:rPr>
           </w:pPr>
-          <w:hyperlink w:anchor="_Toc241669208" w:history="1">
+          <w:hyperlink w:anchor="_Toc241671739" w:history="1">
             <w:r>
               <w:rPr>
                 <w:rStyle w:val="Hiperligao"/>
@@ -918,7 +918,7 @@
               <w:rPr>
                 <w:noProof/>
               </w:rPr>
-              <w:instrText xml:space="preserve"> PAGEREF _Toc241669208 \h </w:instrText>
+              <w:instrText xml:space="preserve"> PAGEREF _Toc241671739 \h </w:instrText>
             </w:r>
             <w:r>
               <w:rPr>
@@ -960,7 +960,7 @@
               <w14:ligatures w14:val="standardContextual"/>
             </w:rPr>
           </w:pPr>
-          <w:hyperlink w:anchor="_Toc241669209" w:history="1">
+          <w:hyperlink w:anchor="_Toc241671740" w:history="1">
             <w:r>
               <w:rPr>
                 <w:rStyle w:val="Hiperligao"/>
@@ -984,7 +984,7 @@
               <w:rPr>
                 <w:noProof/>
               </w:rPr>
-              <w:instrText xml:space="preserve"> PAGEREF _Toc241669209 \h </w:instrText>
+              <w:instrText xml:space="preserve"> PAGEREF _Toc241671740 \h </w:instrText>
             </w:r>
             <w:r>
               <w:rPr>
@@ -1026,7 +1026,7 @@
               <w14:ligatures w14:val="standardContextual"/>
             </w:rPr>
           </w:pPr>
-          <w:hyperlink w:anchor="_Toc241669210" w:history="1">
+          <w:hyperlink w:anchor="_Toc241671741" w:history="1">
             <w:r>
               <w:rPr>
                 <w:rStyle w:val="Hiperligao"/>
@@ -1050,7 +1050,7 @@
               <w:rPr>
                 <w:noProof/>
               </w:rPr>
-              <w:instrText xml:space="preserve"> PAGEREF _Toc241669210 \h </w:instrText>
+              <w:instrText xml:space="preserve"> PAGEREF _Toc241671741 \h </w:instrText>
             </w:r>
             <w:r>
               <w:rPr>
@@ -1092,7 +1092,7 @@
               <w14:ligatures w14:val="standardContextual"/>
             </w:rPr>
           </w:pPr>
-          <w:hyperlink w:anchor="_Toc241669211" w:history="1">
+          <w:hyperlink w:anchor="_Toc241671742" w:history="1">
             <w:r>
               <w:rPr>
                 <w:rStyle w:val="Hiperligao"/>
@@ -1116,7 +1116,7 @@
               <w:rPr>
                 <w:noProof/>
               </w:rPr>
-              <w:instrText xml:space="preserve"> PAGEREF _Toc241669211 \h </w:instrText>
+              <w:instrText xml:space="preserve"> PAGEREF _Toc241671742 \h </w:instrText>
             </w:r>
             <w:r>
               <w:rPr>
@@ -1164,7 +1164,7 @@
       <w:pPr>
         <w:pStyle w:val="Ttulo1"/>
       </w:pPr>
-      <w:bookmarkStart w:id="0" w:name="_Toc241669196"/>
+      <w:bookmarkStart w:id="0" w:name="_Toc241671727"/>
       <w:r>
         <w:lastRenderedPageBreak/>
         <w:t>Your role at a glance</w:t>
@@ -1662,7 +1662,7 @@
       <w:pPr>
         <w:pStyle w:val="Ttulo2"/>
       </w:pPr>
-      <w:bookmarkStart w:id="1" w:name="_Toc241669197"/>
+      <w:bookmarkStart w:id="1" w:name="_Toc241671728"/>
       <w:r>
         <w:t>Where your access comes from</w:t>
       </w:r>
@@ -2545,7 +2545,7 @@
       <w:pPr>
         <w:pStyle w:val="Ttulo2"/>
       </w:pPr>
-      <w:bookmarkStart w:id="2" w:name="_Toc241669198"/>
+      <w:bookmarkStart w:id="2" w:name="_Toc241671729"/>
       <w:r>
         <w:t>Sign in, change your password, sign out</w:t>
       </w:r>
@@ -2659,7 +2659,7 @@
           <w:noProof/>
         </w:rPr>
         <w:drawing>
-          <wp:inline distT="0" distB="0" distL="0" distR="0" wp14:anchorId="607A1DEB" wp14:editId="47DABC4D">
+          <wp:inline distT="0" distB="0" distL="0" distR="0" wp14:anchorId="0446B7C9" wp14:editId="28055A89">
             <wp:extent cx="5715000" cy="3571875"/>
             <wp:effectExtent l="0" t="0" r="0" b="0"/>
             <wp:docPr id="421" name="01-login.png" descr="The sign-in page with Email, Password, Remember me and the Sign in button." title="The sign-in page with Email, Password, Remember me and the Sign in button."/>
@@ -2782,7 +2782,7 @@
         <w:pStyle w:val="Ttulo1"/>
         <w:pageBreakBefore/>
       </w:pPr>
-      <w:bookmarkStart w:id="3" w:name="_Toc241669199"/>
+      <w:bookmarkStart w:id="3" w:name="_Toc241671730"/>
       <w:r>
         <w:lastRenderedPageBreak/>
         <w:t>Dashboard</w:t>
@@ -2815,7 +2815,7 @@
           <w:noProof/>
         </w:rPr>
         <w:drawing>
-          <wp:inline distT="0" distB="0" distL="0" distR="0" wp14:anchorId="2D76C072" wp14:editId="3FC1B386">
+          <wp:inline distT="0" distB="0" distL="0" distR="0" wp14:anchorId="706EFC4E" wp14:editId="6CD22190">
             <wp:extent cx="5715000" cy="3571875"/>
             <wp:effectExtent l="0" t="0" r="0" b="0"/>
             <wp:docPr id="422" name="01-dashboard.png" descr="The Viewer dashboard with its short sidebar and summary cards." title="The Viewer dashboard with its short sidebar and summary cards."/>
@@ -3238,7 +3238,7 @@
         <w:pStyle w:val="Ttulo1"/>
         <w:pageBreakBefore/>
       </w:pPr>
-      <w:bookmarkStart w:id="4" w:name="_Toc241669200"/>
+      <w:bookmarkStart w:id="4" w:name="_Toc241671731"/>
       <w:r>
         <w:lastRenderedPageBreak/>
         <w:t>Maps</w:t>
@@ -3271,7 +3271,7 @@
           <w:noProof/>
         </w:rPr>
         <w:drawing>
-          <wp:inline distT="0" distB="0" distL="0" distR="0" wp14:anchorId="0510FAEB" wp14:editId="7776B7AC">
+          <wp:inline distT="0" distB="0" distL="0" distR="0" wp14:anchorId="545E7A70" wp14:editId="478BEE88">
             <wp:extent cx="5715000" cy="3429000"/>
             <wp:effectExtent l="0" t="0" r="0" b="0"/>
             <wp:docPr id="423" name="03-maps-all.png" descr="The Maps list, All tab, where each map has only the Open icon." title="The Maps list, All tab, where each map has only the Open icon."/>
@@ -3993,7 +3993,7 @@
         </w:rPr>
         <w:lastRenderedPageBreak/>
         <w:drawing>
-          <wp:inline distT="0" distB="0" distL="0" distR="0" wp14:anchorId="20714B6E" wp14:editId="35677DDF">
+          <wp:inline distT="0" distB="0" distL="0" distR="0" wp14:anchorId="5E4ABB0F" wp14:editId="73F71E9D">
             <wp:extent cx="5715000" cy="3429000"/>
             <wp:effectExtent l="0" t="0" r="0" b="0"/>
             <wp:docPr id="424" name="02-maps-shared.png" descr="The Maps list, Shared with me tab, with the Workbooks card and only the Open icon." title="The Maps list, Shared with me tab, with the Workbooks card and only the Open icon."/>
@@ -4081,7 +4081,7 @@
         <w:pStyle w:val="Ttulo1"/>
         <w:pageBreakBefore/>
       </w:pPr>
-      <w:bookmarkStart w:id="5" w:name="_Toc241669201"/>
+      <w:bookmarkStart w:id="5" w:name="_Toc241671732"/>
       <w:r>
         <w:lastRenderedPageBreak/>
         <w:t>The map viewer</w:t>
@@ -4104,7 +4104,7 @@
           <w:noProof/>
         </w:rPr>
         <w:drawing>
-          <wp:inline distT="0" distB="0" distL="0" distR="0" wp14:anchorId="5E54B5B7" wp14:editId="72CC2849">
+          <wp:inline distT="0" distB="0" distL="0" distR="0" wp14:anchorId="6A5E6A03" wp14:editId="4315F465">
             <wp:extent cx="5715000" cy="3571875"/>
             <wp:effectExtent l="0" t="0" r="0" b="0"/>
             <wp:docPr id="425" name="06-viewer-results.png" descr="A completed run with Excel, CSV and PDF buttons over the results grid." title="A completed run with Excel, CSV and PDF buttons over the results grid."/>
@@ -4556,7 +4556,7 @@
       <w:pPr>
         <w:pStyle w:val="Ttulo2"/>
       </w:pPr>
-      <w:bookmarkStart w:id="6" w:name="_Toc241669202"/>
+      <w:bookmarkStart w:id="6" w:name="_Toc241671733"/>
       <w:r>
         <w:t>Run parameters</w:t>
       </w:r>
@@ -4599,7 +4599,7 @@
         </w:rPr>
         <w:lastRenderedPageBreak/>
         <w:drawing>
-          <wp:inline distT="0" distB="0" distL="0" distR="0" wp14:anchorId="1D326D8F" wp14:editId="32A1D64D">
+          <wp:inline distT="0" distB="0" distL="0" distR="0" wp14:anchorId="3C4D9178" wp14:editId="06D28D14">
             <wp:extent cx="2905125" cy="2028825"/>
             <wp:effectExtent l="0" t="0" r="0" b="0"/>
             <wp:docPr id="426" name="05-viewer-params-filled.png" descr="The Run parameters dialog with both required values filled in." title="The Run parameters dialog with both required values filled in."/>
@@ -4651,7 +4651,7 @@
       <w:pPr>
         <w:pStyle w:val="Ttulo2"/>
       </w:pPr>
-      <w:bookmarkStart w:id="7" w:name="_Toc241669203"/>
+      <w:bookmarkStart w:id="7" w:name="_Toc241671734"/>
       <w:r>
         <w:t>Read the results</w:t>
       </w:r>
@@ -5316,7 +5316,7 @@
       <w:pPr>
         <w:pStyle w:val="Ttulo2"/>
       </w:pPr>
-      <w:bookmarkStart w:id="8" w:name="_Toc241669204"/>
+      <w:bookmarkStart w:id="8" w:name="_Toc241671735"/>
       <w:r>
         <w:t>When a run does not work</w:t>
       </w:r>
@@ -5707,7 +5707,7 @@
       <w:pPr>
         <w:pStyle w:val="Ttulo2"/>
       </w:pPr>
-      <w:bookmarkStart w:id="9" w:name="_Toc241669205"/>
+      <w:bookmarkStart w:id="9" w:name="_Toc241671736"/>
       <w:r>
         <w:lastRenderedPageBreak/>
         <w:t>Export (only if your access allows)</w:t>
@@ -6115,7 +6115,7 @@
           <w:noProof/>
         </w:rPr>
         <w:drawing>
-          <wp:inline distT="0" distB="0" distL="0" distR="0" wp14:anchorId="05A7092A" wp14:editId="741744C8">
+          <wp:inline distT="0" distB="0" distL="0" distR="0" wp14:anchorId="567ADBA1" wp14:editId="4248A580">
             <wp:extent cx="3324225" cy="3990975"/>
             <wp:effectExtent l="0" t="0" r="0" b="0"/>
             <wp:docPr id="427" name="17-builder-pdf-dialog.png" descr="The PDF export dialog with orientation, page size, title and font options." title="The PDF export dialog with orientation, page size, title and font options."/>
@@ -6208,7 +6208,7 @@
         <w:pStyle w:val="Ttulo1"/>
         <w:pageBreakBefore/>
       </w:pPr>
-      <w:bookmarkStart w:id="10" w:name="_Toc241669206"/>
+      <w:bookmarkStart w:id="10" w:name="_Toc241671737"/>
       <w:r>
         <w:lastRenderedPageBreak/>
         <w:t>Runs</w:t>
@@ -6241,7 +6241,7 @@
           <w:noProof/>
         </w:rPr>
         <w:drawing>
-          <wp:inline distT="0" distB="0" distL="0" distR="0" wp14:anchorId="3BB69329" wp14:editId="663851F3">
+          <wp:inline distT="0" distB="0" distL="0" distR="0" wp14:anchorId="7801FC8F" wp14:editId="7F42EAB6">
             <wp:extent cx="5715000" cy="3571875"/>
             <wp:effectExtent l="0" t="0" r="0" b="0"/>
             <wp:docPr id="428" name="07-runs.png" descr="The Runs page listing the Viewer's own runs." title="The Runs page listing the Viewer's own runs."/>
@@ -6978,7 +6978,7 @@
         <w:pStyle w:val="Ttulo1"/>
         <w:pageBreakBefore/>
       </w:pPr>
-      <w:bookmarkStart w:id="11" w:name="_Toc241669207"/>
+      <w:bookmarkStart w:id="11" w:name="_Toc241671738"/>
       <w:r>
         <w:lastRenderedPageBreak/>
         <w:t>Exports</w:t>
@@ -7011,7 +7011,7 @@
           <w:noProof/>
         </w:rPr>
         <w:drawing>
-          <wp:inline distT="0" distB="0" distL="0" distR="0" wp14:anchorId="19ACD11D" wp14:editId="15DF065A">
+          <wp:inline distT="0" distB="0" distL="0" distR="0" wp14:anchorId="4533568E" wp14:editId="5D8C6AF6">
             <wp:extent cx="5715000" cy="3571875"/>
             <wp:effectExtent l="0" t="0" r="0" b="0"/>
             <wp:docPr id="429" name="44-exports.png" descr="The Exports page listing export jobs with a Download button on finished ones." title="The Exports page listing export jobs with a Download button on finished ones."/>
@@ -7169,7 +7169,7 @@
         <w:pStyle w:val="Ttulo1"/>
         <w:pageBreakBefore/>
       </w:pPr>
-      <w:bookmarkStart w:id="12" w:name="_Toc241669208"/>
+      <w:bookmarkStart w:id="12" w:name="_Toc241671739"/>
       <w:r>
         <w:lastRenderedPageBreak/>
         <w:t>Schedules</w:t>
@@ -7252,7 +7252,7 @@
           <w:noProof/>
         </w:rPr>
         <w:drawing>
-          <wp:inline distT="0" distB="0" distL="0" distR="0" wp14:anchorId="280362BE" wp14:editId="24EFE7C5">
+          <wp:inline distT="0" distB="0" distL="0" distR="0" wp14:anchorId="6EF0565A" wp14:editId="152DA59F">
             <wp:extent cx="5715000" cy="3571875"/>
             <wp:effectExtent l="0" t="0" r="0" b="0"/>
             <wp:docPr id="430" name="09-schedules.png" descr="The Schedules page with the message No schedules yet." title="The Schedules page with the message No schedules yet."/>
@@ -7572,7 +7572,7 @@
         <w:pStyle w:val="Ttulo1"/>
         <w:pageBreakBefore/>
       </w:pPr>
-      <w:bookmarkStart w:id="13" w:name="_Toc241669209"/>
+      <w:bookmarkStart w:id="13" w:name="_Toc241671740"/>
       <w:r>
         <w:lastRenderedPageBreak/>
         <w:t>Settings</w:t>
@@ -7602,7 +7602,7 @@
           <w:noProof/>
         </w:rPr>
         <w:drawing>
-          <wp:inline distT="0" distB="0" distL="0" distR="0" wp14:anchorId="229B34C1" wp14:editId="37438ED4">
+          <wp:inline distT="0" distB="0" distL="0" distR="0" wp14:anchorId="13378008" wp14:editId="53378062">
             <wp:extent cx="5715000" cy="3571875"/>
             <wp:effectExtent l="0" t="0" r="0" b="0"/>
             <wp:docPr id="431" name="04-settings.png" descr="The Settings page with the Language, Theme and Color palette cards." title="The Settings page with the Language, Theme and Color palette cards."/>
@@ -8157,7 +8157,7 @@
         <w:pStyle w:val="Ttulo1"/>
         <w:pageBreakBefore/>
       </w:pPr>
-      <w:bookmarkStart w:id="14" w:name="_Toc241669210"/>
+      <w:bookmarkStart w:id="14" w:name="_Toc241671741"/>
       <w:r>
         <w:lastRenderedPageBreak/>
         <w:t>Common questions</w:t>
@@ -8315,7 +8315,7 @@
         <w:pStyle w:val="Ttulo1"/>
         <w:pageBreakBefore/>
       </w:pPr>
-      <w:bookmarkStart w:id="15" w:name="_Toc241669211"/>
+      <w:bookmarkStart w:id="15" w:name="_Toc241671742"/>
       <w:r>
         <w:lastRenderedPageBreak/>
         <w:t>Glossary</w:t>
@@ -9141,7 +9141,7 @@
         <w:sz w:val="16"/>
         <w:szCs w:val="16"/>
       </w:rPr>
-      <w:t>Discoverer Neo 2.0.0 · Complete guide · VIEWER</w:t>
+      <w:t>Discoverer Neo 2.0.1 · Complete guide · VIEWER</w:t>
     </w:r>
   </w:p>
 </w:hdr>
@@ -9150,126 +9150,10 @@
 <file path=word/numbering.xml><?xml version="1.0" encoding="utf-8"?>
 <w:numbering xmlns:wpc="http://schemas.microsoft.com/office/word/2010/wordprocessingCanvas" xmlns:cx="http://schemas.microsoft.com/office/drawing/2014/chartex" xmlns:cx1="http://schemas.microsoft.com/office/drawing/2015/9/8/chartex" xmlns:cx2="http://schemas.microsoft.com/office/drawing/2015/10/21/chartex" xmlns:cx3="http://schemas.microsoft.com/office/drawing/2016/5/9/chartex" xmlns:cx4="http://schemas.microsoft.com/office/drawing/2016/5/10/chartex" xmlns:cx5="http://schemas.microsoft.com/office/drawing/2016/5/11/chartex" xmlns:cx6="http://schemas.microsoft.com/office/drawing/2016/5/12/chartex" xmlns:cx7="http://schemas.microsoft.com/office/drawing/2016/5/13/chartex" xmlns:cx8="http://schemas.microsoft.com/office/drawing/2016/5/14/chartex" xmlns:mc="http://schemas.openxmlformats.org/markup-compatibility/2006" xmlns:aink="http://schemas.microsoft.com/office/drawing/2016/ink" xmlns:am3d="http://schemas.microsoft.com/office/drawing/2017/model3d" xmlns:o="urn:schemas-microsoft-com:office:office" xmlns:oel="http://schemas.microsoft.com/office/2019/extlst" xmlns:r="http://schemas.openxmlformats.org/officeDocument/2006/relationships" xmlns:m="http://schemas.openxmlformats.org/officeDocument/2006/math" xmlns:v="urn:schemas-microsoft-com:vml" xmlns:wp14="http://schemas.microsoft.com/office/word/2010/wordprocessingDrawing" xmlns:wp="http://schemas.openxmlformats.org/drawingml/2006/wordprocessingDrawing" xmlns:w10="urn:schemas-microsoft-com:office:word" xmlns:w="http://schemas.openxmlformats.org/wordprocessingml/2006/main" xmlns:w14="http://schemas.microsoft.com/office/word/2010/wordml" xmlns:w15="http://schemas.microsoft.com/office/word/2012/wordml" xmlns:w16cex="http://schemas.microsoft.com/office/word/2018/wordml/cex" xmlns:w16cid="http://schemas.microsoft.com/office/word/2016/wordml/cid" xmlns:w16="http://schemas.microsoft.com/office/word/2018/wordml" xmlns:w16sdtdh="http://schemas.microsoft.com/office/word/2020/wordml/sdtdatahash" xmlns:w16se="http://schemas.microsoft.com/office/word/2015/wordml/symex" xmlns:wpg="http://schemas.microsoft.com/office/word/2010/wordprocessingGroup" xmlns:wpi="http://schemas.microsoft.com/office/word/2010/wordprocessingInk" xmlns:wne="http://schemas.microsoft.com/office/word/2006/wordml" xmlns:wps="http://schemas.microsoft.com/office/word/2010/wordprocessingShape" mc:Ignorable="w14 w15 w16se w16cid w16 w16cex w16sdtdh wp14">
   <w:abstractNum w:abstractNumId="0" w15:restartNumberingAfterBreak="0">
-    <w:nsid w:val="11372F1F"/>
+    <w:nsid w:val="16A97F94"/>
     <w:multiLevelType w:val="hybridMultilevel"/>
-    <w:tmpl w:val="C9C07050"/>
-    <w:lvl w:ilvl="0" w:tplc="0BDE7D5A">
-      <w:start w:val="1"/>
-      <w:numFmt w:val="decimal"/>
-      <w:lvlText w:val="%1."/>
-      <w:lvlJc w:val="left"/>
-      <w:pPr>
-        <w:ind w:left="360" w:hanging="300"/>
-      </w:pPr>
-    </w:lvl>
-    <w:lvl w:ilvl="1" w:tplc="8310A486" w:tentative="1">
-      <w:start w:val="1"/>
-      <w:numFmt w:val="lowerLetter"/>
-      <w:lvlText w:val="%2."/>
-      <w:lvlJc w:val="left"/>
-      <w:pPr>
-        <w:ind w:left="720" w:hanging="300"/>
-      </w:pPr>
-    </w:lvl>
-    <w:lvl w:ilvl="2" w:tplc="2012A31E">
-      <w:numFmt w:val="decimal"/>
-      <w:lvlText w:val=""/>
-      <w:lvlJc w:val="left"/>
-    </w:lvl>
-    <w:lvl w:ilvl="3" w:tplc="689C9B1C">
-      <w:numFmt w:val="decimal"/>
-      <w:lvlText w:val=""/>
-      <w:lvlJc w:val="left"/>
-    </w:lvl>
-    <w:lvl w:ilvl="4" w:tplc="0DFAACEC">
-      <w:numFmt w:val="decimal"/>
-      <w:lvlText w:val=""/>
-      <w:lvlJc w:val="left"/>
-    </w:lvl>
-    <w:lvl w:ilvl="5" w:tplc="69901F48">
-      <w:numFmt w:val="decimal"/>
-      <w:lvlText w:val=""/>
-      <w:lvlJc w:val="left"/>
-    </w:lvl>
-    <w:lvl w:ilvl="6" w:tplc="6810C2C6">
-      <w:numFmt w:val="decimal"/>
-      <w:lvlText w:val=""/>
-      <w:lvlJc w:val="left"/>
-    </w:lvl>
-    <w:lvl w:ilvl="7" w:tplc="ADBA4434">
-      <w:numFmt w:val="decimal"/>
-      <w:lvlText w:val=""/>
-      <w:lvlJc w:val="left"/>
-    </w:lvl>
-    <w:lvl w:ilvl="8" w:tplc="D7F21BA2">
-      <w:numFmt w:val="decimal"/>
-      <w:lvlText w:val=""/>
-      <w:lvlJc w:val="left"/>
-    </w:lvl>
-  </w:abstractNum>
-  <w:abstractNum w:abstractNumId="1" w15:restartNumberingAfterBreak="0">
-    <w:nsid w:val="12881F53"/>
-    <w:multiLevelType w:val="hybridMultilevel"/>
-    <w:tmpl w:val="D114780A"/>
-    <w:lvl w:ilvl="0" w:tplc="760625C4">
-      <w:start w:val="1"/>
-      <w:numFmt w:val="decimal"/>
-      <w:lvlText w:val="%1."/>
-      <w:lvlJc w:val="left"/>
-      <w:pPr>
-        <w:ind w:left="360" w:hanging="300"/>
-      </w:pPr>
-    </w:lvl>
-    <w:lvl w:ilvl="1" w:tplc="4D66C4C2" w:tentative="1">
-      <w:start w:val="1"/>
-      <w:numFmt w:val="lowerLetter"/>
-      <w:lvlText w:val="%2."/>
-      <w:lvlJc w:val="left"/>
-      <w:pPr>
-        <w:ind w:left="720" w:hanging="300"/>
-      </w:pPr>
-    </w:lvl>
-    <w:lvl w:ilvl="2" w:tplc="E2C6734E">
-      <w:numFmt w:val="decimal"/>
-      <w:lvlText w:val=""/>
-      <w:lvlJc w:val="left"/>
-    </w:lvl>
-    <w:lvl w:ilvl="3" w:tplc="F528B0AE">
-      <w:numFmt w:val="decimal"/>
-      <w:lvlText w:val=""/>
-      <w:lvlJc w:val="left"/>
-    </w:lvl>
-    <w:lvl w:ilvl="4" w:tplc="6F9C3D72">
-      <w:numFmt w:val="decimal"/>
-      <w:lvlText w:val=""/>
-      <w:lvlJc w:val="left"/>
-    </w:lvl>
-    <w:lvl w:ilvl="5" w:tplc="C61222D8">
-      <w:numFmt w:val="decimal"/>
-      <w:lvlText w:val=""/>
-      <w:lvlJc w:val="left"/>
-    </w:lvl>
-    <w:lvl w:ilvl="6" w:tplc="3A042914">
-      <w:numFmt w:val="decimal"/>
-      <w:lvlText w:val=""/>
-      <w:lvlJc w:val="left"/>
-    </w:lvl>
-    <w:lvl w:ilvl="7" w:tplc="45DEED56">
-      <w:numFmt w:val="decimal"/>
-      <w:lvlText w:val=""/>
-      <w:lvlJc w:val="left"/>
-    </w:lvl>
-    <w:lvl w:ilvl="8" w:tplc="980A2A8A">
-      <w:numFmt w:val="decimal"/>
-      <w:lvlText w:val=""/>
-      <w:lvlJc w:val="left"/>
-    </w:lvl>
-  </w:abstractNum>
-  <w:abstractNum w:abstractNumId="2" w15:restartNumberingAfterBreak="0">
-    <w:nsid w:val="70506ACF"/>
-    <w:multiLevelType w:val="hybridMultilevel"/>
-    <w:tmpl w:val="8C065F00"/>
-    <w:lvl w:ilvl="0" w:tplc="1E00657C" w:tentative="1">
+    <w:tmpl w:val="3C387D76"/>
+    <w:lvl w:ilvl="0" w:tplc="9372ED68" w:tentative="1">
       <w:start w:val="1"/>
       <w:numFmt w:val="bullet"/>
       <w:lvlText w:val="●"/>
@@ -9278,7 +9162,7 @@
         <w:ind w:left="720" w:hanging="360"/>
       </w:pPr>
     </w:lvl>
-    <w:lvl w:ilvl="1" w:tplc="E4485A38" w:tentative="1">
+    <w:lvl w:ilvl="1" w:tplc="3C1668D2" w:tentative="1">
       <w:start w:val="1"/>
       <w:numFmt w:val="bullet"/>
       <w:lvlText w:val="○"/>
@@ -9287,7 +9171,7 @@
         <w:ind w:left="1440" w:hanging="360"/>
       </w:pPr>
     </w:lvl>
-    <w:lvl w:ilvl="2" w:tplc="A72CE6D2" w:tentative="1">
+    <w:lvl w:ilvl="2" w:tplc="DC2C3BFA" w:tentative="1">
       <w:start w:val="1"/>
       <w:numFmt w:val="bullet"/>
       <w:lvlText w:val="■"/>
@@ -9296,7 +9180,7 @@
         <w:ind w:left="2160" w:hanging="360"/>
       </w:pPr>
     </w:lvl>
-    <w:lvl w:ilvl="3" w:tplc="956E1876" w:tentative="1">
+    <w:lvl w:ilvl="3" w:tplc="6C627A4E" w:tentative="1">
       <w:start w:val="1"/>
       <w:numFmt w:val="bullet"/>
       <w:lvlText w:val="●"/>
@@ -9305,7 +9189,7 @@
         <w:ind w:left="2880" w:hanging="360"/>
       </w:pPr>
     </w:lvl>
-    <w:lvl w:ilvl="4" w:tplc="CD8C307E" w:tentative="1">
+    <w:lvl w:ilvl="4" w:tplc="792E3798" w:tentative="1">
       <w:start w:val="1"/>
       <w:numFmt w:val="bullet"/>
       <w:lvlText w:val="○"/>
@@ -9314,7 +9198,7 @@
         <w:ind w:left="3600" w:hanging="360"/>
       </w:pPr>
     </w:lvl>
-    <w:lvl w:ilvl="5" w:tplc="98F22BF4" w:tentative="1">
+    <w:lvl w:ilvl="5" w:tplc="169A8488" w:tentative="1">
       <w:start w:val="1"/>
       <w:numFmt w:val="bullet"/>
       <w:lvlText w:val="■"/>
@@ -9323,7 +9207,7 @@
         <w:ind w:left="4320" w:hanging="360"/>
       </w:pPr>
     </w:lvl>
-    <w:lvl w:ilvl="6" w:tplc="74B48886" w:tentative="1">
+    <w:lvl w:ilvl="6" w:tplc="DB9EE7DE" w:tentative="1">
       <w:start w:val="1"/>
       <w:numFmt w:val="bullet"/>
       <w:lvlText w:val="●"/>
@@ -9332,7 +9216,7 @@
         <w:ind w:left="5040" w:hanging="360"/>
       </w:pPr>
     </w:lvl>
-    <w:lvl w:ilvl="7" w:tplc="26EA372E" w:tentative="1">
+    <w:lvl w:ilvl="7" w:tplc="BB6815B4" w:tentative="1">
       <w:start w:val="1"/>
       <w:numFmt w:val="bullet"/>
       <w:lvlText w:val="●"/>
@@ -9341,7 +9225,7 @@
         <w:ind w:left="5760" w:hanging="360"/>
       </w:pPr>
     </w:lvl>
-    <w:lvl w:ilvl="8" w:tplc="6670583E" w:tentative="1">
+    <w:lvl w:ilvl="8" w:tplc="0A9AF47C" w:tentative="1">
       <w:start w:val="1"/>
       <w:numFmt w:val="bullet"/>
       <w:lvlText w:val="●"/>
@@ -9351,11 +9235,11 @@
       </w:pPr>
     </w:lvl>
   </w:abstractNum>
-  <w:abstractNum w:abstractNumId="3" w15:restartNumberingAfterBreak="0">
-    <w:nsid w:val="739B48F7"/>
+  <w:abstractNum w:abstractNumId="1" w15:restartNumberingAfterBreak="0">
+    <w:nsid w:val="2BDA1291"/>
     <w:multiLevelType w:val="hybridMultilevel"/>
-    <w:tmpl w:val="C568E08C"/>
-    <w:lvl w:ilvl="0" w:tplc="EFCE7A18">
+    <w:tmpl w:val="E5CED5F4"/>
+    <w:lvl w:ilvl="0" w:tplc="AB14CA2C">
       <w:start w:val="1"/>
       <w:numFmt w:val="bullet"/>
       <w:lvlText w:val="•"/>
@@ -9364,7 +9248,7 @@
         <w:ind w:left="360" w:hanging="260"/>
       </w:pPr>
     </w:lvl>
-    <w:lvl w:ilvl="1" w:tplc="4692D906" w:tentative="1">
+    <w:lvl w:ilvl="1" w:tplc="906CE824" w:tentative="1">
       <w:start w:val="1"/>
       <w:numFmt w:val="bullet"/>
       <w:lvlText w:val="–"/>
@@ -9373,62 +9257,178 @@
         <w:ind w:left="720" w:hanging="260"/>
       </w:pPr>
     </w:lvl>
-    <w:lvl w:ilvl="2" w:tplc="61C88DEC">
+    <w:lvl w:ilvl="2" w:tplc="4A7E17E4">
       <w:numFmt w:val="decimal"/>
       <w:lvlText w:val=""/>
       <w:lvlJc w:val="left"/>
     </w:lvl>
-    <w:lvl w:ilvl="3" w:tplc="1A78F73A">
+    <w:lvl w:ilvl="3" w:tplc="CF266072">
       <w:numFmt w:val="decimal"/>
       <w:lvlText w:val=""/>
       <w:lvlJc w:val="left"/>
     </w:lvl>
-    <w:lvl w:ilvl="4" w:tplc="F9E08CDE">
+    <w:lvl w:ilvl="4" w:tplc="63229444">
       <w:numFmt w:val="decimal"/>
       <w:lvlText w:val=""/>
       <w:lvlJc w:val="left"/>
     </w:lvl>
-    <w:lvl w:ilvl="5" w:tplc="AF6C751E">
+    <w:lvl w:ilvl="5" w:tplc="6C56928E">
       <w:numFmt w:val="decimal"/>
       <w:lvlText w:val=""/>
       <w:lvlJc w:val="left"/>
     </w:lvl>
-    <w:lvl w:ilvl="6" w:tplc="7038B08C">
+    <w:lvl w:ilvl="6" w:tplc="BE50A938">
       <w:numFmt w:val="decimal"/>
       <w:lvlText w:val=""/>
       <w:lvlJc w:val="left"/>
     </w:lvl>
-    <w:lvl w:ilvl="7" w:tplc="69C085EE">
+    <w:lvl w:ilvl="7" w:tplc="3D6CA2E0">
       <w:numFmt w:val="decimal"/>
       <w:lvlText w:val=""/>
       <w:lvlJc w:val="left"/>
     </w:lvl>
-    <w:lvl w:ilvl="8" w:tplc="6A629088">
+    <w:lvl w:ilvl="8" w:tplc="11180BF4">
       <w:numFmt w:val="decimal"/>
       <w:lvlText w:val=""/>
       <w:lvlJc w:val="left"/>
     </w:lvl>
   </w:abstractNum>
-  <w:num w:numId="1" w16cid:durableId="1698196989">
-    <w:abstractNumId w:val="2"/>
+  <w:abstractNum w:abstractNumId="2" w15:restartNumberingAfterBreak="0">
+    <w:nsid w:val="40280CE8"/>
+    <w:multiLevelType w:val="hybridMultilevel"/>
+    <w:tmpl w:val="C1462388"/>
+    <w:lvl w:ilvl="0" w:tplc="A412ECEE">
+      <w:start w:val="1"/>
+      <w:numFmt w:val="decimal"/>
+      <w:lvlText w:val="%1."/>
+      <w:lvlJc w:val="left"/>
+      <w:pPr>
+        <w:ind w:left="360" w:hanging="300"/>
+      </w:pPr>
+    </w:lvl>
+    <w:lvl w:ilvl="1" w:tplc="04FC7030" w:tentative="1">
+      <w:start w:val="1"/>
+      <w:numFmt w:val="lowerLetter"/>
+      <w:lvlText w:val="%2."/>
+      <w:lvlJc w:val="left"/>
+      <w:pPr>
+        <w:ind w:left="720" w:hanging="300"/>
+      </w:pPr>
+    </w:lvl>
+    <w:lvl w:ilvl="2" w:tplc="666484BE">
+      <w:numFmt w:val="decimal"/>
+      <w:lvlText w:val=""/>
+      <w:lvlJc w:val="left"/>
+    </w:lvl>
+    <w:lvl w:ilvl="3" w:tplc="0868E266">
+      <w:numFmt w:val="decimal"/>
+      <w:lvlText w:val=""/>
+      <w:lvlJc w:val="left"/>
+    </w:lvl>
+    <w:lvl w:ilvl="4" w:tplc="FA0E6C84">
+      <w:numFmt w:val="decimal"/>
+      <w:lvlText w:val=""/>
+      <w:lvlJc w:val="left"/>
+    </w:lvl>
+    <w:lvl w:ilvl="5" w:tplc="6BD09C7C">
+      <w:numFmt w:val="decimal"/>
+      <w:lvlText w:val=""/>
+      <w:lvlJc w:val="left"/>
+    </w:lvl>
+    <w:lvl w:ilvl="6" w:tplc="BEBA7BEC">
+      <w:numFmt w:val="decimal"/>
+      <w:lvlText w:val=""/>
+      <w:lvlJc w:val="left"/>
+    </w:lvl>
+    <w:lvl w:ilvl="7" w:tplc="863A0524">
+      <w:numFmt w:val="decimal"/>
+      <w:lvlText w:val=""/>
+      <w:lvlJc w:val="left"/>
+    </w:lvl>
+    <w:lvl w:ilvl="8" w:tplc="8B829574">
+      <w:numFmt w:val="decimal"/>
+      <w:lvlText w:val=""/>
+      <w:lvlJc w:val="left"/>
+    </w:lvl>
+  </w:abstractNum>
+  <w:abstractNum w:abstractNumId="3" w15:restartNumberingAfterBreak="0">
+    <w:nsid w:val="7C4944E4"/>
+    <w:multiLevelType w:val="hybridMultilevel"/>
+    <w:tmpl w:val="47866A9C"/>
+    <w:lvl w:ilvl="0" w:tplc="6BD6747C">
+      <w:start w:val="1"/>
+      <w:numFmt w:val="decimal"/>
+      <w:lvlText w:val="%1."/>
+      <w:lvlJc w:val="left"/>
+      <w:pPr>
+        <w:ind w:left="360" w:hanging="300"/>
+      </w:pPr>
+    </w:lvl>
+    <w:lvl w:ilvl="1" w:tplc="557C0B9A" w:tentative="1">
+      <w:start w:val="1"/>
+      <w:numFmt w:val="lowerLetter"/>
+      <w:lvlText w:val="%2."/>
+      <w:lvlJc w:val="left"/>
+      <w:pPr>
+        <w:ind w:left="720" w:hanging="300"/>
+      </w:pPr>
+    </w:lvl>
+    <w:lvl w:ilvl="2" w:tplc="7B224286">
+      <w:numFmt w:val="decimal"/>
+      <w:lvlText w:val=""/>
+      <w:lvlJc w:val="left"/>
+    </w:lvl>
+    <w:lvl w:ilvl="3" w:tplc="678A8380">
+      <w:numFmt w:val="decimal"/>
+      <w:lvlText w:val=""/>
+      <w:lvlJc w:val="left"/>
+    </w:lvl>
+    <w:lvl w:ilvl="4" w:tplc="47145726">
+      <w:numFmt w:val="decimal"/>
+      <w:lvlText w:val=""/>
+      <w:lvlJc w:val="left"/>
+    </w:lvl>
+    <w:lvl w:ilvl="5" w:tplc="D4FA138C">
+      <w:numFmt w:val="decimal"/>
+      <w:lvlText w:val=""/>
+      <w:lvlJc w:val="left"/>
+    </w:lvl>
+    <w:lvl w:ilvl="6" w:tplc="565C8034">
+      <w:numFmt w:val="decimal"/>
+      <w:lvlText w:val=""/>
+      <w:lvlJc w:val="left"/>
+    </w:lvl>
+    <w:lvl w:ilvl="7" w:tplc="E7A665C8">
+      <w:numFmt w:val="decimal"/>
+      <w:lvlText w:val=""/>
+      <w:lvlJc w:val="left"/>
+    </w:lvl>
+    <w:lvl w:ilvl="8" w:tplc="41ACE24E">
+      <w:numFmt w:val="decimal"/>
+      <w:lvlText w:val=""/>
+      <w:lvlJc w:val="left"/>
+    </w:lvl>
+  </w:abstractNum>
+  <w:num w:numId="1" w16cid:durableId="1663970652">
+    <w:abstractNumId w:val="0"/>
     <w:lvlOverride w:ilvl="0">
       <w:startOverride w:val="1"/>
     </w:lvlOverride>
   </w:num>
-  <w:num w:numId="2" w16cid:durableId="1571109503">
+  <w:num w:numId="2" w16cid:durableId="2080863935">
+    <w:abstractNumId w:val="1"/>
+    <w:lvlOverride w:ilvl="0">
+      <w:startOverride w:val="1"/>
+    </w:lvlOverride>
+  </w:num>
+  <w:num w:numId="3" w16cid:durableId="322970544">
     <w:abstractNumId w:val="3"/>
     <w:lvlOverride w:ilvl="0">
       <w:startOverride w:val="1"/>
     </w:lvlOverride>
   </w:num>
-  <w:num w:numId="3" w16cid:durableId="1772121502">
-    <w:abstractNumId w:val="0"/>
-    <w:lvlOverride w:ilvl="0">
-      <w:startOverride w:val="1"/>
-    </w:lvlOverride>
-  </w:num>
-  <w:num w:numId="4" w16cid:durableId="1236404161">
-    <w:abstractNumId w:val="1"/>
+  <w:num w:numId="4" w16cid:durableId="2135295043">
+    <w:abstractNumId w:val="2"/>
     <w:lvlOverride w:ilvl="0">
       <w:startOverride w:val="1"/>
     </w:lvlOverride>
@@ -10108,7 +10108,7 @@
     <w:autoRedefine/>
     <w:uiPriority w:val="39"/>
     <w:unhideWhenUsed/>
-    <w:rsid w:val="00103198"/>
+    <w:rsid w:val="009E6B8C"/>
     <w:pPr>
       <w:spacing w:after="100"/>
     </w:pPr>
@@ -10120,7 +10120,7 @@
     <w:autoRedefine/>
     <w:uiPriority w:val="39"/>
     <w:unhideWhenUsed/>
-    <w:rsid w:val="00103198"/>
+    <w:rsid w:val="009E6B8C"/>
     <w:pPr>
       <w:spacing w:after="100"/>
       <w:ind w:left="210"/>

--- a/discoverer-neo/docs/user-guide/manual/Discoverer-Neo-VIEWER-Guide-Full-en.docx
+++ b/discoverer-neo/docs/user-guide/manual/Discoverer-Neo-VIEWER-Guide-Full-en.docx
@@ -54,7 +54,7 @@
           <w:sz w:val="22"/>
           <w:szCs w:val="22"/>
         </w:rPr>
-        <w:t>Version 2.0.1</w:t>
+        <w:t>Version 2.1.0</w:t>
       </w:r>
     </w:p>
     <w:p>
@@ -74,7 +74,7 @@
     <w:sdt>
       <w:sdtPr>
         <w:alias w:val="Contents"/>
-        <w:id w:val="-1958557677"/>
+        <w:id w:val="279617281"/>
       </w:sdtPr>
       <w:sdtEndPr/>
       <w:sdtContent>
@@ -102,7 +102,7 @@
           <w:r>
             <w:fldChar w:fldCharType="separate"/>
           </w:r>
-          <w:hyperlink w:anchor="_Toc241671727" w:history="1">
+          <w:hyperlink w:anchor="_Toc241697044" w:history="1">
             <w:r>
               <w:rPr>
                 <w:rStyle w:val="Hiperligao"/>
@@ -126,7 +126,7 @@
               <w:rPr>
                 <w:noProof/>
               </w:rPr>
-              <w:instrText xml:space="preserve"> PAGEREF _Toc241671727 \h </w:instrText>
+              <w:instrText xml:space="preserve"> PAGEREF _Toc241697044 \h </w:instrText>
             </w:r>
             <w:r>
               <w:rPr>
@@ -168,7 +168,7 @@
               <w14:ligatures w14:val="standardContextual"/>
             </w:rPr>
           </w:pPr>
-          <w:hyperlink w:anchor="_Toc241671728" w:history="1">
+          <w:hyperlink w:anchor="_Toc241697045" w:history="1">
             <w:r>
               <w:rPr>
                 <w:rStyle w:val="Hiperligao"/>
@@ -192,7 +192,7 @@
               <w:rPr>
                 <w:noProof/>
               </w:rPr>
-              <w:instrText xml:space="preserve"> PAGEREF _Toc241671728 \h </w:instrText>
+              <w:instrText xml:space="preserve"> PAGEREF _Toc241697045 \h </w:instrText>
             </w:r>
             <w:r>
               <w:rPr>
@@ -234,7 +234,7 @@
               <w14:ligatures w14:val="standardContextual"/>
             </w:rPr>
           </w:pPr>
-          <w:hyperlink w:anchor="_Toc241671729" w:history="1">
+          <w:hyperlink w:anchor="_Toc241697046" w:history="1">
             <w:r>
               <w:rPr>
                 <w:rStyle w:val="Hiperligao"/>
@@ -258,7 +258,7 @@
               <w:rPr>
                 <w:noProof/>
               </w:rPr>
-              <w:instrText xml:space="preserve"> PAGEREF _Toc241671729 \h </w:instrText>
+              <w:instrText xml:space="preserve"> PAGEREF _Toc241697046 \h </w:instrText>
             </w:r>
             <w:r>
               <w:rPr>
@@ -300,7 +300,7 @@
               <w14:ligatures w14:val="standardContextual"/>
             </w:rPr>
           </w:pPr>
-          <w:hyperlink w:anchor="_Toc241671730" w:history="1">
+          <w:hyperlink w:anchor="_Toc241697047" w:history="1">
             <w:r>
               <w:rPr>
                 <w:rStyle w:val="Hiperligao"/>
@@ -324,7 +324,7 @@
               <w:rPr>
                 <w:noProof/>
               </w:rPr>
-              <w:instrText xml:space="preserve"> PAGEREF _Toc241671730 \h </w:instrText>
+              <w:instrText xml:space="preserve"> PAGEREF _Toc241697047 \h </w:instrText>
             </w:r>
             <w:r>
               <w:rPr>
@@ -366,7 +366,7 @@
               <w14:ligatures w14:val="standardContextual"/>
             </w:rPr>
           </w:pPr>
-          <w:hyperlink w:anchor="_Toc241671731" w:history="1">
+          <w:hyperlink w:anchor="_Toc241697048" w:history="1">
             <w:r>
               <w:rPr>
                 <w:rStyle w:val="Hiperligao"/>
@@ -390,7 +390,7 @@
               <w:rPr>
                 <w:noProof/>
               </w:rPr>
-              <w:instrText xml:space="preserve"> PAGEREF _Toc241671731 \h </w:instrText>
+              <w:instrText xml:space="preserve"> PAGEREF _Toc241697048 \h </w:instrText>
             </w:r>
             <w:r>
               <w:rPr>
@@ -432,7 +432,7 @@
               <w14:ligatures w14:val="standardContextual"/>
             </w:rPr>
           </w:pPr>
-          <w:hyperlink w:anchor="_Toc241671732" w:history="1">
+          <w:hyperlink w:anchor="_Toc241697049" w:history="1">
             <w:r>
               <w:rPr>
                 <w:rStyle w:val="Hiperligao"/>
@@ -456,7 +456,7 @@
               <w:rPr>
                 <w:noProof/>
               </w:rPr>
-              <w:instrText xml:space="preserve"> PAGEREF _Toc241671732 \h </w:instrText>
+              <w:instrText xml:space="preserve"> PAGEREF _Toc241697049 \h </w:instrText>
             </w:r>
             <w:r>
               <w:rPr>
@@ -498,7 +498,7 @@
               <w14:ligatures w14:val="standardContextual"/>
             </w:rPr>
           </w:pPr>
-          <w:hyperlink w:anchor="_Toc241671733" w:history="1">
+          <w:hyperlink w:anchor="_Toc241697050" w:history="1">
             <w:r>
               <w:rPr>
                 <w:rStyle w:val="Hiperligao"/>
@@ -522,7 +522,7 @@
               <w:rPr>
                 <w:noProof/>
               </w:rPr>
-              <w:instrText xml:space="preserve"> PAGEREF _Toc241671733 \h </w:instrText>
+              <w:instrText xml:space="preserve"> PAGEREF _Toc241697050 \h </w:instrText>
             </w:r>
             <w:r>
               <w:rPr>
@@ -564,7 +564,7 @@
               <w14:ligatures w14:val="standardContextual"/>
             </w:rPr>
           </w:pPr>
-          <w:hyperlink w:anchor="_Toc241671734" w:history="1">
+          <w:hyperlink w:anchor="_Toc241697051" w:history="1">
             <w:r>
               <w:rPr>
                 <w:rStyle w:val="Hiperligao"/>
@@ -588,7 +588,7 @@
               <w:rPr>
                 <w:noProof/>
               </w:rPr>
-              <w:instrText xml:space="preserve"> PAGEREF _Toc241671734 \h </w:instrText>
+              <w:instrText xml:space="preserve"> PAGEREF _Toc241697051 \h </w:instrText>
             </w:r>
             <w:r>
               <w:rPr>
@@ -630,7 +630,7 @@
               <w14:ligatures w14:val="standardContextual"/>
             </w:rPr>
           </w:pPr>
-          <w:hyperlink w:anchor="_Toc241671735" w:history="1">
+          <w:hyperlink w:anchor="_Toc241697052" w:history="1">
             <w:r>
               <w:rPr>
                 <w:rStyle w:val="Hiperligao"/>
@@ -654,7 +654,7 @@
               <w:rPr>
                 <w:noProof/>
               </w:rPr>
-              <w:instrText xml:space="preserve"> PAGEREF _Toc241671735 \h </w:instrText>
+              <w:instrText xml:space="preserve"> PAGEREF _Toc241697052 \h </w:instrText>
             </w:r>
             <w:r>
               <w:rPr>
@@ -696,7 +696,7 @@
               <w14:ligatures w14:val="standardContextual"/>
             </w:rPr>
           </w:pPr>
-          <w:hyperlink w:anchor="_Toc241671736" w:history="1">
+          <w:hyperlink w:anchor="_Toc241697053" w:history="1">
             <w:r>
               <w:rPr>
                 <w:rStyle w:val="Hiperligao"/>
@@ -720,7 +720,7 @@
               <w:rPr>
                 <w:noProof/>
               </w:rPr>
-              <w:instrText xml:space="preserve"> PAGEREF _Toc241671736 \h </w:instrText>
+              <w:instrText xml:space="preserve"> PAGEREF _Toc241697053 \h </w:instrText>
             </w:r>
             <w:r>
               <w:rPr>
@@ -762,7 +762,7 @@
               <w14:ligatures w14:val="standardContextual"/>
             </w:rPr>
           </w:pPr>
-          <w:hyperlink w:anchor="_Toc241671737" w:history="1">
+          <w:hyperlink w:anchor="_Toc241697054" w:history="1">
             <w:r>
               <w:rPr>
                 <w:rStyle w:val="Hiperligao"/>
@@ -786,7 +786,7 @@
               <w:rPr>
                 <w:noProof/>
               </w:rPr>
-              <w:instrText xml:space="preserve"> PAGEREF _Toc241671737 \h </w:instrText>
+              <w:instrText xml:space="preserve"> PAGEREF _Toc241697054 \h </w:instrText>
             </w:r>
             <w:r>
               <w:rPr>
@@ -828,7 +828,7 @@
               <w14:ligatures w14:val="standardContextual"/>
             </w:rPr>
           </w:pPr>
-          <w:hyperlink w:anchor="_Toc241671738" w:history="1">
+          <w:hyperlink w:anchor="_Toc241697055" w:history="1">
             <w:r>
               <w:rPr>
                 <w:rStyle w:val="Hiperligao"/>
@@ -852,7 +852,7 @@
               <w:rPr>
                 <w:noProof/>
               </w:rPr>
-              <w:instrText xml:space="preserve"> PAGEREF _Toc241671738 \h </w:instrText>
+              <w:instrText xml:space="preserve"> PAGEREF _Toc241697055 \h </w:instrText>
             </w:r>
             <w:r>
               <w:rPr>
@@ -894,7 +894,7 @@
               <w14:ligatures w14:val="standardContextual"/>
             </w:rPr>
           </w:pPr>
-          <w:hyperlink w:anchor="_Toc241671739" w:history="1">
+          <w:hyperlink w:anchor="_Toc241697056" w:history="1">
             <w:r>
               <w:rPr>
                 <w:rStyle w:val="Hiperligao"/>
@@ -918,7 +918,7 @@
               <w:rPr>
                 <w:noProof/>
               </w:rPr>
-              <w:instrText xml:space="preserve"> PAGEREF _Toc241671739 \h </w:instrText>
+              <w:instrText xml:space="preserve"> PAGEREF _Toc241697056 \h </w:instrText>
             </w:r>
             <w:r>
               <w:rPr>
@@ -960,7 +960,7 @@
               <w14:ligatures w14:val="standardContextual"/>
             </w:rPr>
           </w:pPr>
-          <w:hyperlink w:anchor="_Toc241671740" w:history="1">
+          <w:hyperlink w:anchor="_Toc241697057" w:history="1">
             <w:r>
               <w:rPr>
                 <w:rStyle w:val="Hiperligao"/>
@@ -984,7 +984,7 @@
               <w:rPr>
                 <w:noProof/>
               </w:rPr>
-              <w:instrText xml:space="preserve"> PAGEREF _Toc241671740 \h </w:instrText>
+              <w:instrText xml:space="preserve"> PAGEREF _Toc241697057 \h </w:instrText>
             </w:r>
             <w:r>
               <w:rPr>
@@ -1026,7 +1026,7 @@
               <w14:ligatures w14:val="standardContextual"/>
             </w:rPr>
           </w:pPr>
-          <w:hyperlink w:anchor="_Toc241671741" w:history="1">
+          <w:hyperlink w:anchor="_Toc241697058" w:history="1">
             <w:r>
               <w:rPr>
                 <w:rStyle w:val="Hiperligao"/>
@@ -1050,7 +1050,7 @@
               <w:rPr>
                 <w:noProof/>
               </w:rPr>
-              <w:instrText xml:space="preserve"> PAGEREF _Toc241671741 \h </w:instrText>
+              <w:instrText xml:space="preserve"> PAGEREF _Toc241697058 \h </w:instrText>
             </w:r>
             <w:r>
               <w:rPr>
@@ -1092,7 +1092,7 @@
               <w14:ligatures w14:val="standardContextual"/>
             </w:rPr>
           </w:pPr>
-          <w:hyperlink w:anchor="_Toc241671742" w:history="1">
+          <w:hyperlink w:anchor="_Toc241697059" w:history="1">
             <w:r>
               <w:rPr>
                 <w:rStyle w:val="Hiperligao"/>
@@ -1116,7 +1116,7 @@
               <w:rPr>
                 <w:noProof/>
               </w:rPr>
-              <w:instrText xml:space="preserve"> PAGEREF _Toc241671742 \h </w:instrText>
+              <w:instrText xml:space="preserve"> PAGEREF _Toc241697059 \h </w:instrText>
             </w:r>
             <w:r>
               <w:rPr>
@@ -1164,7 +1164,7 @@
       <w:pPr>
         <w:pStyle w:val="Ttulo1"/>
       </w:pPr>
-      <w:bookmarkStart w:id="0" w:name="_Toc241671727"/>
+      <w:bookmarkStart w:id="0" w:name="_Toc241697044"/>
       <w:r>
         <w:lastRenderedPageBreak/>
         <w:t>Your role at a glance</w:t>
@@ -1662,7 +1662,7 @@
       <w:pPr>
         <w:pStyle w:val="Ttulo2"/>
       </w:pPr>
-      <w:bookmarkStart w:id="1" w:name="_Toc241671728"/>
+      <w:bookmarkStart w:id="1" w:name="_Toc241697045"/>
       <w:r>
         <w:t>Where your access comes from</w:t>
       </w:r>
@@ -2545,7 +2545,7 @@
       <w:pPr>
         <w:pStyle w:val="Ttulo2"/>
       </w:pPr>
-      <w:bookmarkStart w:id="2" w:name="_Toc241671729"/>
+      <w:bookmarkStart w:id="2" w:name="_Toc241697046"/>
       <w:r>
         <w:t>Sign in, change your password, sign out</w:t>
       </w:r>
@@ -2659,10 +2659,10 @@
           <w:noProof/>
         </w:rPr>
         <w:drawing>
-          <wp:inline distT="0" distB="0" distL="0" distR="0" wp14:anchorId="0446B7C9" wp14:editId="28055A89">
+          <wp:inline distT="0" distB="0" distL="0" distR="0" wp14:anchorId="7CEA9644" wp14:editId="4E939D00">
             <wp:extent cx="5715000" cy="3571875"/>
             <wp:effectExtent l="0" t="0" r="0" b="0"/>
-            <wp:docPr id="421" name="01-login.png" descr="The sign-in page with Email, Password, Remember me and the Sign in button." title="The sign-in page with Email, Password, Remember me and the Sign in button."/>
+            <wp:docPr id="385" name="01-login.png" descr="The sign-in page with Email, Password, Remember me and the Sign in button." title="The sign-in page with Email, Password, Remember me and the Sign in button."/>
             <wp:cNvGraphicFramePr>
               <a:graphicFrameLocks xmlns:a="http://schemas.openxmlformats.org/drawingml/2006/main" noChangeAspect="1"/>
             </wp:cNvGraphicFramePr>
@@ -2782,7 +2782,7 @@
         <w:pStyle w:val="Ttulo1"/>
         <w:pageBreakBefore/>
       </w:pPr>
-      <w:bookmarkStart w:id="3" w:name="_Toc241671730"/>
+      <w:bookmarkStart w:id="3" w:name="_Toc241697047"/>
       <w:r>
         <w:lastRenderedPageBreak/>
         <w:t>Dashboard</w:t>
@@ -2815,10 +2815,10 @@
           <w:noProof/>
         </w:rPr>
         <w:drawing>
-          <wp:inline distT="0" distB="0" distL="0" distR="0" wp14:anchorId="706EFC4E" wp14:editId="6CD22190">
+          <wp:inline distT="0" distB="0" distL="0" distR="0" wp14:anchorId="0FFAD940" wp14:editId="256D3455">
             <wp:extent cx="5715000" cy="3571875"/>
             <wp:effectExtent l="0" t="0" r="0" b="0"/>
-            <wp:docPr id="422" name="01-dashboard.png" descr="The Viewer dashboard with its short sidebar and summary cards." title="The Viewer dashboard with its short sidebar and summary cards."/>
+            <wp:docPr id="386" name="01-dashboard.png" descr="The Viewer dashboard with its short sidebar and summary cards." title="The Viewer dashboard with its short sidebar and summary cards."/>
             <wp:cNvGraphicFramePr>
               <a:graphicFrameLocks xmlns:a="http://schemas.openxmlformats.org/drawingml/2006/main" noChangeAspect="1"/>
             </wp:cNvGraphicFramePr>
@@ -3238,7 +3238,7 @@
         <w:pStyle w:val="Ttulo1"/>
         <w:pageBreakBefore/>
       </w:pPr>
-      <w:bookmarkStart w:id="4" w:name="_Toc241671731"/>
+      <w:bookmarkStart w:id="4" w:name="_Toc241697048"/>
       <w:r>
         <w:lastRenderedPageBreak/>
         <w:t>Maps</w:t>
@@ -3271,10 +3271,10 @@
           <w:noProof/>
         </w:rPr>
         <w:drawing>
-          <wp:inline distT="0" distB="0" distL="0" distR="0" wp14:anchorId="545E7A70" wp14:editId="478BEE88">
+          <wp:inline distT="0" distB="0" distL="0" distR="0" wp14:anchorId="697D70AD" wp14:editId="0C5887D9">
             <wp:extent cx="5715000" cy="3429000"/>
             <wp:effectExtent l="0" t="0" r="0" b="0"/>
-            <wp:docPr id="423" name="03-maps-all.png" descr="The Maps list, All tab, where each map has only the Open icon." title="The Maps list, All tab, where each map has only the Open icon."/>
+            <wp:docPr id="387" name="03-maps-all.png" descr="The Maps list, All tab, where each map has only the Open icon." title="The Maps list, All tab, where each map has only the Open icon."/>
             <wp:cNvGraphicFramePr>
               <a:graphicFrameLocks xmlns:a="http://schemas.openxmlformats.org/drawingml/2006/main" noChangeAspect="1"/>
             </wp:cNvGraphicFramePr>
@@ -3993,10 +3993,10 @@
         </w:rPr>
         <w:lastRenderedPageBreak/>
         <w:drawing>
-          <wp:inline distT="0" distB="0" distL="0" distR="0" wp14:anchorId="5E4ABB0F" wp14:editId="73F71E9D">
+          <wp:inline distT="0" distB="0" distL="0" distR="0" wp14:anchorId="3B6051FF" wp14:editId="79366605">
             <wp:extent cx="5715000" cy="3429000"/>
             <wp:effectExtent l="0" t="0" r="0" b="0"/>
-            <wp:docPr id="424" name="02-maps-shared.png" descr="The Maps list, Shared with me tab, with the Workbooks card and only the Open icon." title="The Maps list, Shared with me tab, with the Workbooks card and only the Open icon."/>
+            <wp:docPr id="388" name="02-maps-shared.png" descr="The Maps list, Shared with me tab, with the Workbooks card and only the Open icon." title="The Maps list, Shared with me tab, with the Workbooks card and only the Open icon."/>
             <wp:cNvGraphicFramePr>
               <a:graphicFrameLocks xmlns:a="http://schemas.openxmlformats.org/drawingml/2006/main" noChangeAspect="1"/>
             </wp:cNvGraphicFramePr>
@@ -4081,7 +4081,7 @@
         <w:pStyle w:val="Ttulo1"/>
         <w:pageBreakBefore/>
       </w:pPr>
-      <w:bookmarkStart w:id="5" w:name="_Toc241671732"/>
+      <w:bookmarkStart w:id="5" w:name="_Toc241697049"/>
       <w:r>
         <w:lastRenderedPageBreak/>
         <w:t>The map viewer</w:t>
@@ -4104,10 +4104,10 @@
           <w:noProof/>
         </w:rPr>
         <w:drawing>
-          <wp:inline distT="0" distB="0" distL="0" distR="0" wp14:anchorId="6A5E6A03" wp14:editId="4315F465">
+          <wp:inline distT="0" distB="0" distL="0" distR="0" wp14:anchorId="36F4CB79" wp14:editId="682EABF5">
             <wp:extent cx="5715000" cy="3571875"/>
             <wp:effectExtent l="0" t="0" r="0" b="0"/>
-            <wp:docPr id="425" name="06-viewer-results.png" descr="A completed run with Excel, CSV and PDF buttons over the results grid." title="A completed run with Excel, CSV and PDF buttons over the results grid."/>
+            <wp:docPr id="389" name="06-viewer-results.png" descr="A completed run with Excel, CSV and PDF buttons over the results grid." title="A completed run with Excel, CSV and PDF buttons over the results grid."/>
             <wp:cNvGraphicFramePr>
               <a:graphicFrameLocks xmlns:a="http://schemas.openxmlformats.org/drawingml/2006/main" noChangeAspect="1"/>
             </wp:cNvGraphicFramePr>
@@ -4556,7 +4556,7 @@
       <w:pPr>
         <w:pStyle w:val="Ttulo2"/>
       </w:pPr>
-      <w:bookmarkStart w:id="6" w:name="_Toc241671733"/>
+      <w:bookmarkStart w:id="6" w:name="_Toc241697050"/>
       <w:r>
         <w:t>Run parameters</w:t>
       </w:r>
@@ -4599,10 +4599,10 @@
         </w:rPr>
         <w:lastRenderedPageBreak/>
         <w:drawing>
-          <wp:inline distT="0" distB="0" distL="0" distR="0" wp14:anchorId="3C4D9178" wp14:editId="06D28D14">
+          <wp:inline distT="0" distB="0" distL="0" distR="0" wp14:anchorId="6187CF63" wp14:editId="322BECB2">
             <wp:extent cx="2905125" cy="2028825"/>
             <wp:effectExtent l="0" t="0" r="0" b="0"/>
-            <wp:docPr id="426" name="05-viewer-params-filled.png" descr="The Run parameters dialog with both required values filled in." title="The Run parameters dialog with both required values filled in."/>
+            <wp:docPr id="390" name="05-viewer-params-filled.png" descr="The Run parameters dialog with both required values filled in." title="The Run parameters dialog with both required values filled in."/>
             <wp:cNvGraphicFramePr>
               <a:graphicFrameLocks xmlns:a="http://schemas.openxmlformats.org/drawingml/2006/main" noChangeAspect="1"/>
             </wp:cNvGraphicFramePr>
@@ -4651,7 +4651,7 @@
       <w:pPr>
         <w:pStyle w:val="Ttulo2"/>
       </w:pPr>
-      <w:bookmarkStart w:id="7" w:name="_Toc241671734"/>
+      <w:bookmarkStart w:id="7" w:name="_Toc241697051"/>
       <w:r>
         <w:t>Read the results</w:t>
       </w:r>
@@ -5316,7 +5316,7 @@
       <w:pPr>
         <w:pStyle w:val="Ttulo2"/>
       </w:pPr>
-      <w:bookmarkStart w:id="8" w:name="_Toc241671735"/>
+      <w:bookmarkStart w:id="8" w:name="_Toc241697052"/>
       <w:r>
         <w:t>When a run does not work</w:t>
       </w:r>
@@ -5707,7 +5707,7 @@
       <w:pPr>
         <w:pStyle w:val="Ttulo2"/>
       </w:pPr>
-      <w:bookmarkStart w:id="9" w:name="_Toc241671736"/>
+      <w:bookmarkStart w:id="9" w:name="_Toc241697053"/>
       <w:r>
         <w:lastRenderedPageBreak/>
         <w:t>Export (only if your access allows)</w:t>
@@ -6115,10 +6115,10 @@
           <w:noProof/>
         </w:rPr>
         <w:drawing>
-          <wp:inline distT="0" distB="0" distL="0" distR="0" wp14:anchorId="567ADBA1" wp14:editId="4248A580">
+          <wp:inline distT="0" distB="0" distL="0" distR="0" wp14:anchorId="5A24396F" wp14:editId="3ABC502F">
             <wp:extent cx="3324225" cy="3990975"/>
             <wp:effectExtent l="0" t="0" r="0" b="0"/>
-            <wp:docPr id="427" name="17-builder-pdf-dialog.png" descr="The PDF export dialog with orientation, page size, title and font options." title="The PDF export dialog with orientation, page size, title and font options."/>
+            <wp:docPr id="391" name="17-builder-pdf-dialog.png" descr="The PDF export dialog with orientation, page size, title and font options." title="The PDF export dialog with orientation, page size, title and font options."/>
             <wp:cNvGraphicFramePr>
               <a:graphicFrameLocks xmlns:a="http://schemas.openxmlformats.org/drawingml/2006/main" noChangeAspect="1"/>
             </wp:cNvGraphicFramePr>
@@ -6208,7 +6208,7 @@
         <w:pStyle w:val="Ttulo1"/>
         <w:pageBreakBefore/>
       </w:pPr>
-      <w:bookmarkStart w:id="10" w:name="_Toc241671737"/>
+      <w:bookmarkStart w:id="10" w:name="_Toc241697054"/>
       <w:r>
         <w:lastRenderedPageBreak/>
         <w:t>Runs</w:t>
@@ -6241,10 +6241,10 @@
           <w:noProof/>
         </w:rPr>
         <w:drawing>
-          <wp:inline distT="0" distB="0" distL="0" distR="0" wp14:anchorId="7801FC8F" wp14:editId="7F42EAB6">
+          <wp:inline distT="0" distB="0" distL="0" distR="0" wp14:anchorId="655CF463" wp14:editId="3A186796">
             <wp:extent cx="5715000" cy="3571875"/>
             <wp:effectExtent l="0" t="0" r="0" b="0"/>
-            <wp:docPr id="428" name="07-runs.png" descr="The Runs page listing the Viewer's own runs." title="The Runs page listing the Viewer's own runs."/>
+            <wp:docPr id="392" name="07-runs.png" descr="The Runs page listing the Viewer's own runs." title="The Runs page listing the Viewer's own runs."/>
             <wp:cNvGraphicFramePr>
               <a:graphicFrameLocks xmlns:a="http://schemas.openxmlformats.org/drawingml/2006/main" noChangeAspect="1"/>
             </wp:cNvGraphicFramePr>
@@ -6978,7 +6978,7 @@
         <w:pStyle w:val="Ttulo1"/>
         <w:pageBreakBefore/>
       </w:pPr>
-      <w:bookmarkStart w:id="11" w:name="_Toc241671738"/>
+      <w:bookmarkStart w:id="11" w:name="_Toc241697055"/>
       <w:r>
         <w:lastRenderedPageBreak/>
         <w:t>Exports</w:t>
@@ -7011,10 +7011,10 @@
           <w:noProof/>
         </w:rPr>
         <w:drawing>
-          <wp:inline distT="0" distB="0" distL="0" distR="0" wp14:anchorId="4533568E" wp14:editId="5D8C6AF6">
+          <wp:inline distT="0" distB="0" distL="0" distR="0" wp14:anchorId="554AB55D" wp14:editId="2E1CA2C1">
             <wp:extent cx="5715000" cy="3571875"/>
             <wp:effectExtent l="0" t="0" r="0" b="0"/>
-            <wp:docPr id="429" name="44-exports.png" descr="The Exports page listing export jobs with a Download button on finished ones." title="The Exports page listing export jobs with a Download button on finished ones."/>
+            <wp:docPr id="393" name="44-exports.png" descr="The Exports page listing export jobs with a Download button on finished ones." title="The Exports page listing export jobs with a Download button on finished ones."/>
             <wp:cNvGraphicFramePr>
               <a:graphicFrameLocks xmlns:a="http://schemas.openxmlformats.org/drawingml/2006/main" noChangeAspect="1"/>
             </wp:cNvGraphicFramePr>
@@ -7169,7 +7169,7 @@
         <w:pStyle w:val="Ttulo1"/>
         <w:pageBreakBefore/>
       </w:pPr>
-      <w:bookmarkStart w:id="12" w:name="_Toc241671739"/>
+      <w:bookmarkStart w:id="12" w:name="_Toc241697056"/>
       <w:r>
         <w:lastRenderedPageBreak/>
         <w:t>Schedules</w:t>
@@ -7252,10 +7252,10 @@
           <w:noProof/>
         </w:rPr>
         <w:drawing>
-          <wp:inline distT="0" distB="0" distL="0" distR="0" wp14:anchorId="6EF0565A" wp14:editId="152DA59F">
+          <wp:inline distT="0" distB="0" distL="0" distR="0" wp14:anchorId="1B9C8428" wp14:editId="5E86B54A">
             <wp:extent cx="5715000" cy="3571875"/>
             <wp:effectExtent l="0" t="0" r="0" b="0"/>
-            <wp:docPr id="430" name="09-schedules.png" descr="The Schedules page with the message No schedules yet." title="The Schedules page with the message No schedules yet."/>
+            <wp:docPr id="394" name="09-schedules.png" descr="The Schedules page with the message No schedules yet." title="The Schedules page with the message No schedules yet."/>
             <wp:cNvGraphicFramePr>
               <a:graphicFrameLocks xmlns:a="http://schemas.openxmlformats.org/drawingml/2006/main" noChangeAspect="1"/>
             </wp:cNvGraphicFramePr>
@@ -7572,7 +7572,7 @@
         <w:pStyle w:val="Ttulo1"/>
         <w:pageBreakBefore/>
       </w:pPr>
-      <w:bookmarkStart w:id="13" w:name="_Toc241671740"/>
+      <w:bookmarkStart w:id="13" w:name="_Toc241697057"/>
       <w:r>
         <w:lastRenderedPageBreak/>
         <w:t>Settings</w:t>
@@ -7602,10 +7602,10 @@
           <w:noProof/>
         </w:rPr>
         <w:drawing>
-          <wp:inline distT="0" distB="0" distL="0" distR="0" wp14:anchorId="13378008" wp14:editId="53378062">
+          <wp:inline distT="0" distB="0" distL="0" distR="0" wp14:anchorId="70E5D203" wp14:editId="3BB6C024">
             <wp:extent cx="5715000" cy="3571875"/>
             <wp:effectExtent l="0" t="0" r="0" b="0"/>
-            <wp:docPr id="431" name="04-settings.png" descr="The Settings page with the Language, Theme and Color palette cards." title="The Settings page with the Language, Theme and Color palette cards."/>
+            <wp:docPr id="395" name="04-settings.png" descr="The Settings page with the Language, Theme and Color palette cards." title="The Settings page with the Language, Theme and Color palette cards."/>
             <wp:cNvGraphicFramePr>
               <a:graphicFrameLocks xmlns:a="http://schemas.openxmlformats.org/drawingml/2006/main" noChangeAspect="1"/>
             </wp:cNvGraphicFramePr>
@@ -8157,7 +8157,7 @@
         <w:pStyle w:val="Ttulo1"/>
         <w:pageBreakBefore/>
       </w:pPr>
-      <w:bookmarkStart w:id="14" w:name="_Toc241671741"/>
+      <w:bookmarkStart w:id="14" w:name="_Toc241697058"/>
       <w:r>
         <w:lastRenderedPageBreak/>
         <w:t>Common questions</w:t>
@@ -8315,7 +8315,7 @@
         <w:pStyle w:val="Ttulo1"/>
         <w:pageBreakBefore/>
       </w:pPr>
-      <w:bookmarkStart w:id="15" w:name="_Toc241671742"/>
+      <w:bookmarkStart w:id="15" w:name="_Toc241697059"/>
       <w:r>
         <w:lastRenderedPageBreak/>
         <w:t>Glossary</w:t>
@@ -9141,7 +9141,7 @@
         <w:sz w:val="16"/>
         <w:szCs w:val="16"/>
       </w:rPr>
-      <w:t>Discoverer Neo 2.0.1 · Complete guide · VIEWER</w:t>
+      <w:t>Discoverer Neo 2.1.0 · Complete guide · VIEWER</w:t>
     </w:r>
   </w:p>
 </w:hdr>
@@ -9150,10 +9150,10 @@
 <file path=word/numbering.xml><?xml version="1.0" encoding="utf-8"?>
 <w:numbering xmlns:wpc="http://schemas.microsoft.com/office/word/2010/wordprocessingCanvas" xmlns:cx="http://schemas.microsoft.com/office/drawing/2014/chartex" xmlns:cx1="http://schemas.microsoft.com/office/drawing/2015/9/8/chartex" xmlns:cx2="http://schemas.microsoft.com/office/drawing/2015/10/21/chartex" xmlns:cx3="http://schemas.microsoft.com/office/drawing/2016/5/9/chartex" xmlns:cx4="http://schemas.microsoft.com/office/drawing/2016/5/10/chartex" xmlns:cx5="http://schemas.microsoft.com/office/drawing/2016/5/11/chartex" xmlns:cx6="http://schemas.microsoft.com/office/drawing/2016/5/12/chartex" xmlns:cx7="http://schemas.microsoft.com/office/drawing/2016/5/13/chartex" xmlns:cx8="http://schemas.microsoft.com/office/drawing/2016/5/14/chartex" xmlns:mc="http://schemas.openxmlformats.org/markup-compatibility/2006" xmlns:aink="http://schemas.microsoft.com/office/drawing/2016/ink" xmlns:am3d="http://schemas.microsoft.com/office/drawing/2017/model3d" xmlns:o="urn:schemas-microsoft-com:office:office" xmlns:oel="http://schemas.microsoft.com/office/2019/extlst" xmlns:r="http://schemas.openxmlformats.org/officeDocument/2006/relationships" xmlns:m="http://schemas.openxmlformats.org/officeDocument/2006/math" xmlns:v="urn:schemas-microsoft-com:vml" xmlns:wp14="http://schemas.microsoft.com/office/word/2010/wordprocessingDrawing" xmlns:wp="http://schemas.openxmlformats.org/drawingml/2006/wordprocessingDrawing" xmlns:w10="urn:schemas-microsoft-com:office:word" xmlns:w="http://schemas.openxmlformats.org/wordprocessingml/2006/main" xmlns:w14="http://schemas.microsoft.com/office/word/2010/wordml" xmlns:w15="http://schemas.microsoft.com/office/word/2012/wordml" xmlns:w16cex="http://schemas.microsoft.com/office/word/2018/wordml/cex" xmlns:w16cid="http://schemas.microsoft.com/office/word/2016/wordml/cid" xmlns:w16="http://schemas.microsoft.com/office/word/2018/wordml" xmlns:w16sdtdh="http://schemas.microsoft.com/office/word/2020/wordml/sdtdatahash" xmlns:w16se="http://schemas.microsoft.com/office/word/2015/wordml/symex" xmlns:wpg="http://schemas.microsoft.com/office/word/2010/wordprocessingGroup" xmlns:wpi="http://schemas.microsoft.com/office/word/2010/wordprocessingInk" xmlns:wne="http://schemas.microsoft.com/office/word/2006/wordml" xmlns:wps="http://schemas.microsoft.com/office/word/2010/wordprocessingShape" mc:Ignorable="w14 w15 w16se w16cid w16 w16cex w16sdtdh wp14">
   <w:abstractNum w:abstractNumId="0" w15:restartNumberingAfterBreak="0">
-    <w:nsid w:val="16A97F94"/>
+    <w:nsid w:val="1A387ED4"/>
     <w:multiLevelType w:val="hybridMultilevel"/>
-    <w:tmpl w:val="3C387D76"/>
-    <w:lvl w:ilvl="0" w:tplc="9372ED68" w:tentative="1">
+    <w:tmpl w:val="A3766E78"/>
+    <w:lvl w:ilvl="0" w:tplc="677EA2E0" w:tentative="1">
       <w:start w:val="1"/>
       <w:numFmt w:val="bullet"/>
       <w:lvlText w:val="●"/>
@@ -9162,7 +9162,7 @@
         <w:ind w:left="720" w:hanging="360"/>
       </w:pPr>
     </w:lvl>
-    <w:lvl w:ilvl="1" w:tplc="3C1668D2" w:tentative="1">
+    <w:lvl w:ilvl="1" w:tplc="DE18C716" w:tentative="1">
       <w:start w:val="1"/>
       <w:numFmt w:val="bullet"/>
       <w:lvlText w:val="○"/>
@@ -9171,7 +9171,7 @@
         <w:ind w:left="1440" w:hanging="360"/>
       </w:pPr>
     </w:lvl>
-    <w:lvl w:ilvl="2" w:tplc="DC2C3BFA" w:tentative="1">
+    <w:lvl w:ilvl="2" w:tplc="1156742A" w:tentative="1">
       <w:start w:val="1"/>
       <w:numFmt w:val="bullet"/>
       <w:lvlText w:val="■"/>
@@ -9180,7 +9180,7 @@
         <w:ind w:left="2160" w:hanging="360"/>
       </w:pPr>
     </w:lvl>
-    <w:lvl w:ilvl="3" w:tplc="6C627A4E" w:tentative="1">
+    <w:lvl w:ilvl="3" w:tplc="DFE29A4A" w:tentative="1">
       <w:start w:val="1"/>
       <w:numFmt w:val="bullet"/>
       <w:lvlText w:val="●"/>
@@ -9189,7 +9189,7 @@
         <w:ind w:left="2880" w:hanging="360"/>
       </w:pPr>
     </w:lvl>
-    <w:lvl w:ilvl="4" w:tplc="792E3798" w:tentative="1">
+    <w:lvl w:ilvl="4" w:tplc="77382202" w:tentative="1">
       <w:start w:val="1"/>
       <w:numFmt w:val="bullet"/>
       <w:lvlText w:val="○"/>
@@ -9198,7 +9198,7 @@
         <w:ind w:left="3600" w:hanging="360"/>
       </w:pPr>
     </w:lvl>
-    <w:lvl w:ilvl="5" w:tplc="169A8488" w:tentative="1">
+    <w:lvl w:ilvl="5" w:tplc="EA58C290" w:tentative="1">
       <w:start w:val="1"/>
       <w:numFmt w:val="bullet"/>
       <w:lvlText w:val="■"/>
@@ -9207,7 +9207,7 @@
         <w:ind w:left="4320" w:hanging="360"/>
       </w:pPr>
     </w:lvl>
-    <w:lvl w:ilvl="6" w:tplc="DB9EE7DE" w:tentative="1">
+    <w:lvl w:ilvl="6" w:tplc="AC6083DC" w:tentative="1">
       <w:start w:val="1"/>
       <w:numFmt w:val="bullet"/>
       <w:lvlText w:val="●"/>
@@ -9216,7 +9216,7 @@
         <w:ind w:left="5040" w:hanging="360"/>
       </w:pPr>
     </w:lvl>
-    <w:lvl w:ilvl="7" w:tplc="BB6815B4" w:tentative="1">
+    <w:lvl w:ilvl="7" w:tplc="024EB80A" w:tentative="1">
       <w:start w:val="1"/>
       <w:numFmt w:val="bullet"/>
       <w:lvlText w:val="●"/>
@@ -9225,7 +9225,7 @@
         <w:ind w:left="5760" w:hanging="360"/>
       </w:pPr>
     </w:lvl>
-    <w:lvl w:ilvl="8" w:tplc="0A9AF47C" w:tentative="1">
+    <w:lvl w:ilvl="8" w:tplc="0A5E10F4" w:tentative="1">
       <w:start w:val="1"/>
       <w:numFmt w:val="bullet"/>
       <w:lvlText w:val="●"/>
@@ -9236,10 +9236,126 @@
     </w:lvl>
   </w:abstractNum>
   <w:abstractNum w:abstractNumId="1" w15:restartNumberingAfterBreak="0">
-    <w:nsid w:val="2BDA1291"/>
+    <w:nsid w:val="226363A3"/>
     <w:multiLevelType w:val="hybridMultilevel"/>
-    <w:tmpl w:val="E5CED5F4"/>
-    <w:lvl w:ilvl="0" w:tplc="AB14CA2C">
+    <w:tmpl w:val="860CDFB4"/>
+    <w:lvl w:ilvl="0" w:tplc="83D4008C">
+      <w:start w:val="1"/>
+      <w:numFmt w:val="decimal"/>
+      <w:lvlText w:val="%1."/>
+      <w:lvlJc w:val="left"/>
+      <w:pPr>
+        <w:ind w:left="360" w:hanging="300"/>
+      </w:pPr>
+    </w:lvl>
+    <w:lvl w:ilvl="1" w:tplc="3DBA8252" w:tentative="1">
+      <w:start w:val="1"/>
+      <w:numFmt w:val="lowerLetter"/>
+      <w:lvlText w:val="%2."/>
+      <w:lvlJc w:val="left"/>
+      <w:pPr>
+        <w:ind w:left="720" w:hanging="300"/>
+      </w:pPr>
+    </w:lvl>
+    <w:lvl w:ilvl="2" w:tplc="01FA4F44">
+      <w:numFmt w:val="decimal"/>
+      <w:lvlText w:val=""/>
+      <w:lvlJc w:val="left"/>
+    </w:lvl>
+    <w:lvl w:ilvl="3" w:tplc="737E1192">
+      <w:numFmt w:val="decimal"/>
+      <w:lvlText w:val=""/>
+      <w:lvlJc w:val="left"/>
+    </w:lvl>
+    <w:lvl w:ilvl="4" w:tplc="7B12075A">
+      <w:numFmt w:val="decimal"/>
+      <w:lvlText w:val=""/>
+      <w:lvlJc w:val="left"/>
+    </w:lvl>
+    <w:lvl w:ilvl="5" w:tplc="644AD9BE">
+      <w:numFmt w:val="decimal"/>
+      <w:lvlText w:val=""/>
+      <w:lvlJc w:val="left"/>
+    </w:lvl>
+    <w:lvl w:ilvl="6" w:tplc="CF767CA0">
+      <w:numFmt w:val="decimal"/>
+      <w:lvlText w:val=""/>
+      <w:lvlJc w:val="left"/>
+    </w:lvl>
+    <w:lvl w:ilvl="7" w:tplc="8528BF0E">
+      <w:numFmt w:val="decimal"/>
+      <w:lvlText w:val=""/>
+      <w:lvlJc w:val="left"/>
+    </w:lvl>
+    <w:lvl w:ilvl="8" w:tplc="145EBD68">
+      <w:numFmt w:val="decimal"/>
+      <w:lvlText w:val=""/>
+      <w:lvlJc w:val="left"/>
+    </w:lvl>
+  </w:abstractNum>
+  <w:abstractNum w:abstractNumId="2" w15:restartNumberingAfterBreak="0">
+    <w:nsid w:val="32634B1A"/>
+    <w:multiLevelType w:val="hybridMultilevel"/>
+    <w:tmpl w:val="B6542D06"/>
+    <w:lvl w:ilvl="0" w:tplc="C37613BA">
+      <w:start w:val="1"/>
+      <w:numFmt w:val="decimal"/>
+      <w:lvlText w:val="%1."/>
+      <w:lvlJc w:val="left"/>
+      <w:pPr>
+        <w:ind w:left="360" w:hanging="300"/>
+      </w:pPr>
+    </w:lvl>
+    <w:lvl w:ilvl="1" w:tplc="216216FE" w:tentative="1">
+      <w:start w:val="1"/>
+      <w:numFmt w:val="lowerLetter"/>
+      <w:lvlText w:val="%2."/>
+      <w:lvlJc w:val="left"/>
+      <w:pPr>
+        <w:ind w:left="720" w:hanging="300"/>
+      </w:pPr>
+    </w:lvl>
+    <w:lvl w:ilvl="2" w:tplc="73227360">
+      <w:numFmt w:val="decimal"/>
+      <w:lvlText w:val=""/>
+      <w:lvlJc w:val="left"/>
+    </w:lvl>
+    <w:lvl w:ilvl="3" w:tplc="9CD04D3A">
+      <w:numFmt w:val="decimal"/>
+      <w:lvlText w:val=""/>
+      <w:lvlJc w:val="left"/>
+    </w:lvl>
+    <w:lvl w:ilvl="4" w:tplc="2B8AA740">
+      <w:numFmt w:val="decimal"/>
+      <w:lvlText w:val=""/>
+      <w:lvlJc w:val="left"/>
+    </w:lvl>
+    <w:lvl w:ilvl="5" w:tplc="C520E312">
+      <w:numFmt w:val="decimal"/>
+      <w:lvlText w:val=""/>
+      <w:lvlJc w:val="left"/>
+    </w:lvl>
+    <w:lvl w:ilvl="6" w:tplc="B210AF3A">
+      <w:numFmt w:val="decimal"/>
+      <w:lvlText w:val=""/>
+      <w:lvlJc w:val="left"/>
+    </w:lvl>
+    <w:lvl w:ilvl="7" w:tplc="E320DF22">
+      <w:numFmt w:val="decimal"/>
+      <w:lvlText w:val=""/>
+      <w:lvlJc w:val="left"/>
+    </w:lvl>
+    <w:lvl w:ilvl="8" w:tplc="BDDADCFE">
+      <w:numFmt w:val="decimal"/>
+      <w:lvlText w:val=""/>
+      <w:lvlJc w:val="left"/>
+    </w:lvl>
+  </w:abstractNum>
+  <w:abstractNum w:abstractNumId="3" w15:restartNumberingAfterBreak="0">
+    <w:nsid w:val="5710418F"/>
+    <w:multiLevelType w:val="hybridMultilevel"/>
+    <w:tmpl w:val="7A323D68"/>
+    <w:lvl w:ilvl="0" w:tplc="4FF28C18">
       <w:start w:val="1"/>
       <w:numFmt w:val="bullet"/>
       <w:lvlText w:val="•"/>
@@ -9248,7 +9364,7 @@
         <w:ind w:left="360" w:hanging="260"/>
       </w:pPr>
     </w:lvl>
-    <w:lvl w:ilvl="1" w:tplc="906CE824" w:tentative="1">
+    <w:lvl w:ilvl="1" w:tplc="DC7E811A" w:tentative="1">
       <w:start w:val="1"/>
       <w:numFmt w:val="bullet"/>
       <w:lvlText w:val="–"/>
@@ -9257,177 +9373,61 @@
         <w:ind w:left="720" w:hanging="260"/>
       </w:pPr>
     </w:lvl>
-    <w:lvl w:ilvl="2" w:tplc="4A7E17E4">
+    <w:lvl w:ilvl="2" w:tplc="4886C604">
       <w:numFmt w:val="decimal"/>
       <w:lvlText w:val=""/>
       <w:lvlJc w:val="left"/>
     </w:lvl>
-    <w:lvl w:ilvl="3" w:tplc="CF266072">
+    <w:lvl w:ilvl="3" w:tplc="2ED04C48">
       <w:numFmt w:val="decimal"/>
       <w:lvlText w:val=""/>
       <w:lvlJc w:val="left"/>
     </w:lvl>
-    <w:lvl w:ilvl="4" w:tplc="63229444">
+    <w:lvl w:ilvl="4" w:tplc="F66633F8">
       <w:numFmt w:val="decimal"/>
       <w:lvlText w:val=""/>
       <w:lvlJc w:val="left"/>
     </w:lvl>
-    <w:lvl w:ilvl="5" w:tplc="6C56928E">
+    <w:lvl w:ilvl="5" w:tplc="040A5626">
       <w:numFmt w:val="decimal"/>
       <w:lvlText w:val=""/>
       <w:lvlJc w:val="left"/>
     </w:lvl>
-    <w:lvl w:ilvl="6" w:tplc="BE50A938">
+    <w:lvl w:ilvl="6" w:tplc="84F4F95C">
       <w:numFmt w:val="decimal"/>
       <w:lvlText w:val=""/>
       <w:lvlJc w:val="left"/>
     </w:lvl>
-    <w:lvl w:ilvl="7" w:tplc="3D6CA2E0">
+    <w:lvl w:ilvl="7" w:tplc="EE1E79A2">
       <w:numFmt w:val="decimal"/>
       <w:lvlText w:val=""/>
       <w:lvlJc w:val="left"/>
     </w:lvl>
-    <w:lvl w:ilvl="8" w:tplc="11180BF4">
+    <w:lvl w:ilvl="8" w:tplc="C4AED268">
       <w:numFmt w:val="decimal"/>
       <w:lvlText w:val=""/>
       <w:lvlJc w:val="left"/>
     </w:lvl>
   </w:abstractNum>
-  <w:abstractNum w:abstractNumId="2" w15:restartNumberingAfterBreak="0">
-    <w:nsid w:val="40280CE8"/>
-    <w:multiLevelType w:val="hybridMultilevel"/>
-    <w:tmpl w:val="C1462388"/>
-    <w:lvl w:ilvl="0" w:tplc="A412ECEE">
-      <w:start w:val="1"/>
-      <w:numFmt w:val="decimal"/>
-      <w:lvlText w:val="%1."/>
-      <w:lvlJc w:val="left"/>
-      <w:pPr>
-        <w:ind w:left="360" w:hanging="300"/>
-      </w:pPr>
-    </w:lvl>
-    <w:lvl w:ilvl="1" w:tplc="04FC7030" w:tentative="1">
-      <w:start w:val="1"/>
-      <w:numFmt w:val="lowerLetter"/>
-      <w:lvlText w:val="%2."/>
-      <w:lvlJc w:val="left"/>
-      <w:pPr>
-        <w:ind w:left="720" w:hanging="300"/>
-      </w:pPr>
-    </w:lvl>
-    <w:lvl w:ilvl="2" w:tplc="666484BE">
-      <w:numFmt w:val="decimal"/>
-      <w:lvlText w:val=""/>
-      <w:lvlJc w:val="left"/>
-    </w:lvl>
-    <w:lvl w:ilvl="3" w:tplc="0868E266">
-      <w:numFmt w:val="decimal"/>
-      <w:lvlText w:val=""/>
-      <w:lvlJc w:val="left"/>
-    </w:lvl>
-    <w:lvl w:ilvl="4" w:tplc="FA0E6C84">
-      <w:numFmt w:val="decimal"/>
-      <w:lvlText w:val=""/>
-      <w:lvlJc w:val="left"/>
-    </w:lvl>
-    <w:lvl w:ilvl="5" w:tplc="6BD09C7C">
-      <w:numFmt w:val="decimal"/>
-      <w:lvlText w:val=""/>
-      <w:lvlJc w:val="left"/>
-    </w:lvl>
-    <w:lvl w:ilvl="6" w:tplc="BEBA7BEC">
-      <w:numFmt w:val="decimal"/>
-      <w:lvlText w:val=""/>
-      <w:lvlJc w:val="left"/>
-    </w:lvl>
-    <w:lvl w:ilvl="7" w:tplc="863A0524">
-      <w:numFmt w:val="decimal"/>
-      <w:lvlText w:val=""/>
-      <w:lvlJc w:val="left"/>
-    </w:lvl>
-    <w:lvl w:ilvl="8" w:tplc="8B829574">
-      <w:numFmt w:val="decimal"/>
-      <w:lvlText w:val=""/>
-      <w:lvlJc w:val="left"/>
-    </w:lvl>
-  </w:abstractNum>
-  <w:abstractNum w:abstractNumId="3" w15:restartNumberingAfterBreak="0">
-    <w:nsid w:val="7C4944E4"/>
-    <w:multiLevelType w:val="hybridMultilevel"/>
-    <w:tmpl w:val="47866A9C"/>
-    <w:lvl w:ilvl="0" w:tplc="6BD6747C">
-      <w:start w:val="1"/>
-      <w:numFmt w:val="decimal"/>
-      <w:lvlText w:val="%1."/>
-      <w:lvlJc w:val="left"/>
-      <w:pPr>
-        <w:ind w:left="360" w:hanging="300"/>
-      </w:pPr>
-    </w:lvl>
-    <w:lvl w:ilvl="1" w:tplc="557C0B9A" w:tentative="1">
-      <w:start w:val="1"/>
-      <w:numFmt w:val="lowerLetter"/>
-      <w:lvlText w:val="%2."/>
-      <w:lvlJc w:val="left"/>
-      <w:pPr>
-        <w:ind w:left="720" w:hanging="300"/>
-      </w:pPr>
-    </w:lvl>
-    <w:lvl w:ilvl="2" w:tplc="7B224286">
-      <w:numFmt w:val="decimal"/>
-      <w:lvlText w:val=""/>
-      <w:lvlJc w:val="left"/>
-    </w:lvl>
-    <w:lvl w:ilvl="3" w:tplc="678A8380">
-      <w:numFmt w:val="decimal"/>
-      <w:lvlText w:val=""/>
-      <w:lvlJc w:val="left"/>
-    </w:lvl>
-    <w:lvl w:ilvl="4" w:tplc="47145726">
-      <w:numFmt w:val="decimal"/>
-      <w:lvlText w:val=""/>
-      <w:lvlJc w:val="left"/>
-    </w:lvl>
-    <w:lvl w:ilvl="5" w:tplc="D4FA138C">
-      <w:numFmt w:val="decimal"/>
-      <w:lvlText w:val=""/>
-      <w:lvlJc w:val="left"/>
-    </w:lvl>
-    <w:lvl w:ilvl="6" w:tplc="565C8034">
-      <w:numFmt w:val="decimal"/>
-      <w:lvlText w:val=""/>
-      <w:lvlJc w:val="left"/>
-    </w:lvl>
-    <w:lvl w:ilvl="7" w:tplc="E7A665C8">
-      <w:numFmt w:val="decimal"/>
-      <w:lvlText w:val=""/>
-      <w:lvlJc w:val="left"/>
-    </w:lvl>
-    <w:lvl w:ilvl="8" w:tplc="41ACE24E">
-      <w:numFmt w:val="decimal"/>
-      <w:lvlText w:val=""/>
-      <w:lvlJc w:val="left"/>
-    </w:lvl>
-  </w:abstractNum>
-  <w:num w:numId="1" w16cid:durableId="1663970652">
+  <w:num w:numId="1" w16cid:durableId="606035836">
     <w:abstractNumId w:val="0"/>
     <w:lvlOverride w:ilvl="0">
       <w:startOverride w:val="1"/>
     </w:lvlOverride>
   </w:num>
-  <w:num w:numId="2" w16cid:durableId="2080863935">
+  <w:num w:numId="2" w16cid:durableId="1576745353">
+    <w:abstractNumId w:val="3"/>
+    <w:lvlOverride w:ilvl="0">
+      <w:startOverride w:val="1"/>
+    </w:lvlOverride>
+  </w:num>
+  <w:num w:numId="3" w16cid:durableId="1868911578">
     <w:abstractNumId w:val="1"/>
     <w:lvlOverride w:ilvl="0">
       <w:startOverride w:val="1"/>
     </w:lvlOverride>
   </w:num>
-  <w:num w:numId="3" w16cid:durableId="322970544">
-    <w:abstractNumId w:val="3"/>
-    <w:lvlOverride w:ilvl="0">
-      <w:startOverride w:val="1"/>
-    </w:lvlOverride>
-  </w:num>
-  <w:num w:numId="4" w16cid:durableId="2135295043">
+  <w:num w:numId="4" w16cid:durableId="189537800">
     <w:abstractNumId w:val="2"/>
     <w:lvlOverride w:ilvl="0">
       <w:startOverride w:val="1"/>
@@ -10108,7 +10108,7 @@
     <w:autoRedefine/>
     <w:uiPriority w:val="39"/>
     <w:unhideWhenUsed/>
-    <w:rsid w:val="009E6B8C"/>
+    <w:rsid w:val="00BE61E5"/>
     <w:pPr>
       <w:spacing w:after="100"/>
     </w:pPr>
@@ -10120,7 +10120,7 @@
     <w:autoRedefine/>
     <w:uiPriority w:val="39"/>
     <w:unhideWhenUsed/>
-    <w:rsid w:val="009E6B8C"/>
+    <w:rsid w:val="00BE61E5"/>
     <w:pPr>
       <w:spacing w:after="100"/>
       <w:ind w:left="210"/>

--- a/discoverer-neo/docs/user-guide/manual/Discoverer-Neo-VIEWER-Guide-Full-en.docx
+++ b/discoverer-neo/docs/user-guide/manual/Discoverer-Neo-VIEWER-Guide-Full-en.docx
@@ -74,7 +74,7 @@
     <w:sdt>
       <w:sdtPr>
         <w:alias w:val="Contents"/>
-        <w:id w:val="279617281"/>
+        <w:id w:val="953372843"/>
       </w:sdtPr>
       <w:sdtEndPr/>
       <w:sdtContent>
@@ -102,7 +102,7 @@
           <w:r>
             <w:fldChar w:fldCharType="separate"/>
           </w:r>
-          <w:hyperlink w:anchor="_Toc241697044" w:history="1">
+          <w:hyperlink w:anchor="_Toc241745916" w:history="1">
             <w:r>
               <w:rPr>
                 <w:rStyle w:val="Hiperligao"/>
@@ -126,7 +126,7 @@
               <w:rPr>
                 <w:noProof/>
               </w:rPr>
-              <w:instrText xml:space="preserve"> PAGEREF _Toc241697044 \h </w:instrText>
+              <w:instrText xml:space="preserve"> PAGEREF _Toc241745916 \h </w:instrText>
             </w:r>
             <w:r>
               <w:rPr>
@@ -168,7 +168,7 @@
               <w14:ligatures w14:val="standardContextual"/>
             </w:rPr>
           </w:pPr>
-          <w:hyperlink w:anchor="_Toc241697045" w:history="1">
+          <w:hyperlink w:anchor="_Toc241745917" w:history="1">
             <w:r>
               <w:rPr>
                 <w:rStyle w:val="Hiperligao"/>
@@ -192,7 +192,7 @@
               <w:rPr>
                 <w:noProof/>
               </w:rPr>
-              <w:instrText xml:space="preserve"> PAGEREF _Toc241697045 \h </w:instrText>
+              <w:instrText xml:space="preserve"> PAGEREF _Toc241745917 \h </w:instrText>
             </w:r>
             <w:r>
               <w:rPr>
@@ -234,7 +234,7 @@
               <w14:ligatures w14:val="standardContextual"/>
             </w:rPr>
           </w:pPr>
-          <w:hyperlink w:anchor="_Toc241697046" w:history="1">
+          <w:hyperlink w:anchor="_Toc241745918" w:history="1">
             <w:r>
               <w:rPr>
                 <w:rStyle w:val="Hiperligao"/>
@@ -258,7 +258,7 @@
               <w:rPr>
                 <w:noProof/>
               </w:rPr>
-              <w:instrText xml:space="preserve"> PAGEREF _Toc241697046 \h </w:instrText>
+              <w:instrText xml:space="preserve"> PAGEREF _Toc241745918 \h </w:instrText>
             </w:r>
             <w:r>
               <w:rPr>
@@ -300,7 +300,7 @@
               <w14:ligatures w14:val="standardContextual"/>
             </w:rPr>
           </w:pPr>
-          <w:hyperlink w:anchor="_Toc241697047" w:history="1">
+          <w:hyperlink w:anchor="_Toc241745919" w:history="1">
             <w:r>
               <w:rPr>
                 <w:rStyle w:val="Hiperligao"/>
@@ -324,7 +324,7 @@
               <w:rPr>
                 <w:noProof/>
               </w:rPr>
-              <w:instrText xml:space="preserve"> PAGEREF _Toc241697047 \h </w:instrText>
+              <w:instrText xml:space="preserve"> PAGEREF _Toc241745919 \h </w:instrText>
             </w:r>
             <w:r>
               <w:rPr>
@@ -366,7 +366,7 @@
               <w14:ligatures w14:val="standardContextual"/>
             </w:rPr>
           </w:pPr>
-          <w:hyperlink w:anchor="_Toc241697048" w:history="1">
+          <w:hyperlink w:anchor="_Toc241745920" w:history="1">
             <w:r>
               <w:rPr>
                 <w:rStyle w:val="Hiperligao"/>
@@ -390,7 +390,7 @@
               <w:rPr>
                 <w:noProof/>
               </w:rPr>
-              <w:instrText xml:space="preserve"> PAGEREF _Toc241697048 \h </w:instrText>
+              <w:instrText xml:space="preserve"> PAGEREF _Toc241745920 \h </w:instrText>
             </w:r>
             <w:r>
               <w:rPr>
@@ -432,7 +432,7 @@
               <w14:ligatures w14:val="standardContextual"/>
             </w:rPr>
           </w:pPr>
-          <w:hyperlink w:anchor="_Toc241697049" w:history="1">
+          <w:hyperlink w:anchor="_Toc241745921" w:history="1">
             <w:r>
               <w:rPr>
                 <w:rStyle w:val="Hiperligao"/>
@@ -456,7 +456,7 @@
               <w:rPr>
                 <w:noProof/>
               </w:rPr>
-              <w:instrText xml:space="preserve"> PAGEREF _Toc241697049 \h </w:instrText>
+              <w:instrText xml:space="preserve"> PAGEREF _Toc241745921 \h </w:instrText>
             </w:r>
             <w:r>
               <w:rPr>
@@ -498,7 +498,7 @@
               <w14:ligatures w14:val="standardContextual"/>
             </w:rPr>
           </w:pPr>
-          <w:hyperlink w:anchor="_Toc241697050" w:history="1">
+          <w:hyperlink w:anchor="_Toc241745922" w:history="1">
             <w:r>
               <w:rPr>
                 <w:rStyle w:val="Hiperligao"/>
@@ -522,7 +522,7 @@
               <w:rPr>
                 <w:noProof/>
               </w:rPr>
-              <w:instrText xml:space="preserve"> PAGEREF _Toc241697050 \h </w:instrText>
+              <w:instrText xml:space="preserve"> PAGEREF _Toc241745922 \h </w:instrText>
             </w:r>
             <w:r>
               <w:rPr>
@@ -564,7 +564,7 @@
               <w14:ligatures w14:val="standardContextual"/>
             </w:rPr>
           </w:pPr>
-          <w:hyperlink w:anchor="_Toc241697051" w:history="1">
+          <w:hyperlink w:anchor="_Toc241745923" w:history="1">
             <w:r>
               <w:rPr>
                 <w:rStyle w:val="Hiperligao"/>
@@ -588,7 +588,7 @@
               <w:rPr>
                 <w:noProof/>
               </w:rPr>
-              <w:instrText xml:space="preserve"> PAGEREF _Toc241697051 \h </w:instrText>
+              <w:instrText xml:space="preserve"> PAGEREF _Toc241745923 \h </w:instrText>
             </w:r>
             <w:r>
               <w:rPr>
@@ -630,7 +630,7 @@
               <w14:ligatures w14:val="standardContextual"/>
             </w:rPr>
           </w:pPr>
-          <w:hyperlink w:anchor="_Toc241697052" w:history="1">
+          <w:hyperlink w:anchor="_Toc241745924" w:history="1">
             <w:r>
               <w:rPr>
                 <w:rStyle w:val="Hiperligao"/>
@@ -654,7 +654,7 @@
               <w:rPr>
                 <w:noProof/>
               </w:rPr>
-              <w:instrText xml:space="preserve"> PAGEREF _Toc241697052 \h </w:instrText>
+              <w:instrText xml:space="preserve"> PAGEREF _Toc241745924 \h </w:instrText>
             </w:r>
             <w:r>
               <w:rPr>
@@ -696,7 +696,7 @@
               <w14:ligatures w14:val="standardContextual"/>
             </w:rPr>
           </w:pPr>
-          <w:hyperlink w:anchor="_Toc241697053" w:history="1">
+          <w:hyperlink w:anchor="_Toc241745925" w:history="1">
             <w:r>
               <w:rPr>
                 <w:rStyle w:val="Hiperligao"/>
@@ -720,7 +720,7 @@
               <w:rPr>
                 <w:noProof/>
               </w:rPr>
-              <w:instrText xml:space="preserve"> PAGEREF _Toc241697053 \h </w:instrText>
+              <w:instrText xml:space="preserve"> PAGEREF _Toc241745925 \h </w:instrText>
             </w:r>
             <w:r>
               <w:rPr>
@@ -762,7 +762,7 @@
               <w14:ligatures w14:val="standardContextual"/>
             </w:rPr>
           </w:pPr>
-          <w:hyperlink w:anchor="_Toc241697054" w:history="1">
+          <w:hyperlink w:anchor="_Toc241745926" w:history="1">
             <w:r>
               <w:rPr>
                 <w:rStyle w:val="Hiperligao"/>
@@ -786,7 +786,7 @@
               <w:rPr>
                 <w:noProof/>
               </w:rPr>
-              <w:instrText xml:space="preserve"> PAGEREF _Toc241697054 \h </w:instrText>
+              <w:instrText xml:space="preserve"> PAGEREF _Toc241745926 \h </w:instrText>
             </w:r>
             <w:r>
               <w:rPr>
@@ -828,7 +828,7 @@
               <w14:ligatures w14:val="standardContextual"/>
             </w:rPr>
           </w:pPr>
-          <w:hyperlink w:anchor="_Toc241697055" w:history="1">
+          <w:hyperlink w:anchor="_Toc241745927" w:history="1">
             <w:r>
               <w:rPr>
                 <w:rStyle w:val="Hiperligao"/>
@@ -852,7 +852,7 @@
               <w:rPr>
                 <w:noProof/>
               </w:rPr>
-              <w:instrText xml:space="preserve"> PAGEREF _Toc241697055 \h </w:instrText>
+              <w:instrText xml:space="preserve"> PAGEREF _Toc241745927 \h </w:instrText>
             </w:r>
             <w:r>
               <w:rPr>
@@ -894,7 +894,7 @@
               <w14:ligatures w14:val="standardContextual"/>
             </w:rPr>
           </w:pPr>
-          <w:hyperlink w:anchor="_Toc241697056" w:history="1">
+          <w:hyperlink w:anchor="_Toc241745928" w:history="1">
             <w:r>
               <w:rPr>
                 <w:rStyle w:val="Hiperligao"/>
@@ -918,7 +918,7 @@
               <w:rPr>
                 <w:noProof/>
               </w:rPr>
-              <w:instrText xml:space="preserve"> PAGEREF _Toc241697056 \h </w:instrText>
+              <w:instrText xml:space="preserve"> PAGEREF _Toc241745928 \h </w:instrText>
             </w:r>
             <w:r>
               <w:rPr>
@@ -960,7 +960,7 @@
               <w14:ligatures w14:val="standardContextual"/>
             </w:rPr>
           </w:pPr>
-          <w:hyperlink w:anchor="_Toc241697057" w:history="1">
+          <w:hyperlink w:anchor="_Toc241745929" w:history="1">
             <w:r>
               <w:rPr>
                 <w:rStyle w:val="Hiperligao"/>
@@ -984,7 +984,7 @@
               <w:rPr>
                 <w:noProof/>
               </w:rPr>
-              <w:instrText xml:space="preserve"> PAGEREF _Toc241697057 \h </w:instrText>
+              <w:instrText xml:space="preserve"> PAGEREF _Toc241745929 \h </w:instrText>
             </w:r>
             <w:r>
               <w:rPr>
@@ -1026,7 +1026,7 @@
               <w14:ligatures w14:val="standardContextual"/>
             </w:rPr>
           </w:pPr>
-          <w:hyperlink w:anchor="_Toc241697058" w:history="1">
+          <w:hyperlink w:anchor="_Toc241745930" w:history="1">
             <w:r>
               <w:rPr>
                 <w:rStyle w:val="Hiperligao"/>
@@ -1050,7 +1050,7 @@
               <w:rPr>
                 <w:noProof/>
               </w:rPr>
-              <w:instrText xml:space="preserve"> PAGEREF _Toc241697058 \h </w:instrText>
+              <w:instrText xml:space="preserve"> PAGEREF _Toc241745930 \h </w:instrText>
             </w:r>
             <w:r>
               <w:rPr>
@@ -1092,7 +1092,7 @@
               <w14:ligatures w14:val="standardContextual"/>
             </w:rPr>
           </w:pPr>
-          <w:hyperlink w:anchor="_Toc241697059" w:history="1">
+          <w:hyperlink w:anchor="_Toc241745931" w:history="1">
             <w:r>
               <w:rPr>
                 <w:rStyle w:val="Hiperligao"/>
@@ -1116,7 +1116,7 @@
               <w:rPr>
                 <w:noProof/>
               </w:rPr>
-              <w:instrText xml:space="preserve"> PAGEREF _Toc241697059 \h </w:instrText>
+              <w:instrText xml:space="preserve"> PAGEREF _Toc241745931 \h </w:instrText>
             </w:r>
             <w:r>
               <w:rPr>
@@ -1164,7 +1164,7 @@
       <w:pPr>
         <w:pStyle w:val="Ttulo1"/>
       </w:pPr>
-      <w:bookmarkStart w:id="0" w:name="_Toc241697044"/>
+      <w:bookmarkStart w:id="0" w:name="_Toc241745916"/>
       <w:r>
         <w:lastRenderedPageBreak/>
         <w:t>Your role at a glance</w:t>
@@ -1662,7 +1662,7 @@
       <w:pPr>
         <w:pStyle w:val="Ttulo2"/>
       </w:pPr>
-      <w:bookmarkStart w:id="1" w:name="_Toc241697045"/>
+      <w:bookmarkStart w:id="1" w:name="_Toc241745917"/>
       <w:r>
         <w:t>Where your access comes from</w:t>
       </w:r>
@@ -2545,7 +2545,7 @@
       <w:pPr>
         <w:pStyle w:val="Ttulo2"/>
       </w:pPr>
-      <w:bookmarkStart w:id="2" w:name="_Toc241697046"/>
+      <w:bookmarkStart w:id="2" w:name="_Toc241745918"/>
       <w:r>
         <w:t>Sign in, change your password, sign out</w:t>
       </w:r>
@@ -2659,7 +2659,7 @@
           <w:noProof/>
         </w:rPr>
         <w:drawing>
-          <wp:inline distT="0" distB="0" distL="0" distR="0" wp14:anchorId="7CEA9644" wp14:editId="4E939D00">
+          <wp:inline distT="0" distB="0" distL="0" distR="0" wp14:anchorId="1965A8B2" wp14:editId="6C0566F0">
             <wp:extent cx="5715000" cy="3571875"/>
             <wp:effectExtent l="0" t="0" r="0" b="0"/>
             <wp:docPr id="385" name="01-login.png" descr="The sign-in page with Email, Password, Remember me and the Sign in button." title="The sign-in page with Email, Password, Remember me and the Sign in button."/>
@@ -2782,7 +2782,7 @@
         <w:pStyle w:val="Ttulo1"/>
         <w:pageBreakBefore/>
       </w:pPr>
-      <w:bookmarkStart w:id="3" w:name="_Toc241697047"/>
+      <w:bookmarkStart w:id="3" w:name="_Toc241745919"/>
       <w:r>
         <w:lastRenderedPageBreak/>
         <w:t>Dashboard</w:t>
@@ -2815,7 +2815,7 @@
           <w:noProof/>
         </w:rPr>
         <w:drawing>
-          <wp:inline distT="0" distB="0" distL="0" distR="0" wp14:anchorId="0FFAD940" wp14:editId="256D3455">
+          <wp:inline distT="0" distB="0" distL="0" distR="0" wp14:anchorId="264B00D2" wp14:editId="266B470A">
             <wp:extent cx="5715000" cy="3571875"/>
             <wp:effectExtent l="0" t="0" r="0" b="0"/>
             <wp:docPr id="386" name="01-dashboard.png" descr="The Viewer dashboard with its short sidebar and summary cards." title="The Viewer dashboard with its short sidebar and summary cards."/>
@@ -3238,7 +3238,7 @@
         <w:pStyle w:val="Ttulo1"/>
         <w:pageBreakBefore/>
       </w:pPr>
-      <w:bookmarkStart w:id="4" w:name="_Toc241697048"/>
+      <w:bookmarkStart w:id="4" w:name="_Toc241745920"/>
       <w:r>
         <w:lastRenderedPageBreak/>
         <w:t>Maps</w:t>
@@ -3271,7 +3271,7 @@
           <w:noProof/>
         </w:rPr>
         <w:drawing>
-          <wp:inline distT="0" distB="0" distL="0" distR="0" wp14:anchorId="697D70AD" wp14:editId="0C5887D9">
+          <wp:inline distT="0" distB="0" distL="0" distR="0" wp14:anchorId="7C9120CC" wp14:editId="66A42DF7">
             <wp:extent cx="5715000" cy="3429000"/>
             <wp:effectExtent l="0" t="0" r="0" b="0"/>
             <wp:docPr id="387" name="03-maps-all.png" descr="The Maps list, All tab, where each map has only the Open icon." title="The Maps list, All tab, where each map has only the Open icon."/>
@@ -3993,7 +3993,7 @@
         </w:rPr>
         <w:lastRenderedPageBreak/>
         <w:drawing>
-          <wp:inline distT="0" distB="0" distL="0" distR="0" wp14:anchorId="3B6051FF" wp14:editId="79366605">
+          <wp:inline distT="0" distB="0" distL="0" distR="0" wp14:anchorId="4384404F" wp14:editId="43A3FFE6">
             <wp:extent cx="5715000" cy="3429000"/>
             <wp:effectExtent l="0" t="0" r="0" b="0"/>
             <wp:docPr id="388" name="02-maps-shared.png" descr="The Maps list, Shared with me tab, with the Workbooks card and only the Open icon." title="The Maps list, Shared with me tab, with the Workbooks card and only the Open icon."/>
@@ -4081,7 +4081,7 @@
         <w:pStyle w:val="Ttulo1"/>
         <w:pageBreakBefore/>
       </w:pPr>
-      <w:bookmarkStart w:id="5" w:name="_Toc241697049"/>
+      <w:bookmarkStart w:id="5" w:name="_Toc241745921"/>
       <w:r>
         <w:lastRenderedPageBreak/>
         <w:t>The map viewer</w:t>
@@ -4104,7 +4104,7 @@
           <w:noProof/>
         </w:rPr>
         <w:drawing>
-          <wp:inline distT="0" distB="0" distL="0" distR="0" wp14:anchorId="36F4CB79" wp14:editId="682EABF5">
+          <wp:inline distT="0" distB="0" distL="0" distR="0" wp14:anchorId="059CF54C" wp14:editId="717B16CF">
             <wp:extent cx="5715000" cy="3571875"/>
             <wp:effectExtent l="0" t="0" r="0" b="0"/>
             <wp:docPr id="389" name="06-viewer-results.png" descr="A completed run with Excel, CSV and PDF buttons over the results grid." title="A completed run with Excel, CSV and PDF buttons over the results grid."/>
@@ -4556,7 +4556,7 @@
       <w:pPr>
         <w:pStyle w:val="Ttulo2"/>
       </w:pPr>
-      <w:bookmarkStart w:id="6" w:name="_Toc241697050"/>
+      <w:bookmarkStart w:id="6" w:name="_Toc241745922"/>
       <w:r>
         <w:t>Run parameters</w:t>
       </w:r>
@@ -4599,7 +4599,7 @@
         </w:rPr>
         <w:lastRenderedPageBreak/>
         <w:drawing>
-          <wp:inline distT="0" distB="0" distL="0" distR="0" wp14:anchorId="6187CF63" wp14:editId="322BECB2">
+          <wp:inline distT="0" distB="0" distL="0" distR="0" wp14:anchorId="1A26F7DD" wp14:editId="63FFAC14">
             <wp:extent cx="2905125" cy="2028825"/>
             <wp:effectExtent l="0" t="0" r="0" b="0"/>
             <wp:docPr id="390" name="05-viewer-params-filled.png" descr="The Run parameters dialog with both required values filled in." title="The Run parameters dialog with both required values filled in."/>
@@ -4651,7 +4651,7 @@
       <w:pPr>
         <w:pStyle w:val="Ttulo2"/>
       </w:pPr>
-      <w:bookmarkStart w:id="7" w:name="_Toc241697051"/>
+      <w:bookmarkStart w:id="7" w:name="_Toc241745923"/>
       <w:r>
         <w:t>Read the results</w:t>
       </w:r>
@@ -5316,7 +5316,7 @@
       <w:pPr>
         <w:pStyle w:val="Ttulo2"/>
       </w:pPr>
-      <w:bookmarkStart w:id="8" w:name="_Toc241697052"/>
+      <w:bookmarkStart w:id="8" w:name="_Toc241745924"/>
       <w:r>
         <w:t>When a run does not work</w:t>
       </w:r>
@@ -5707,7 +5707,7 @@
       <w:pPr>
         <w:pStyle w:val="Ttulo2"/>
       </w:pPr>
-      <w:bookmarkStart w:id="9" w:name="_Toc241697053"/>
+      <w:bookmarkStart w:id="9" w:name="_Toc241745925"/>
       <w:r>
         <w:lastRenderedPageBreak/>
         <w:t>Export (only if your access allows)</w:t>
@@ -6115,7 +6115,7 @@
           <w:noProof/>
         </w:rPr>
         <w:drawing>
-          <wp:inline distT="0" distB="0" distL="0" distR="0" wp14:anchorId="5A24396F" wp14:editId="3ABC502F">
+          <wp:inline distT="0" distB="0" distL="0" distR="0" wp14:anchorId="62797074" wp14:editId="67DBEF46">
             <wp:extent cx="3324225" cy="3990975"/>
             <wp:effectExtent l="0" t="0" r="0" b="0"/>
             <wp:docPr id="391" name="17-builder-pdf-dialog.png" descr="The PDF export dialog with orientation, page size, title and font options." title="The PDF export dialog with orientation, page size, title and font options."/>
@@ -6208,7 +6208,7 @@
         <w:pStyle w:val="Ttulo1"/>
         <w:pageBreakBefore/>
       </w:pPr>
-      <w:bookmarkStart w:id="10" w:name="_Toc241697054"/>
+      <w:bookmarkStart w:id="10" w:name="_Toc241745926"/>
       <w:r>
         <w:lastRenderedPageBreak/>
         <w:t>Runs</w:t>
@@ -6241,7 +6241,7 @@
           <w:noProof/>
         </w:rPr>
         <w:drawing>
-          <wp:inline distT="0" distB="0" distL="0" distR="0" wp14:anchorId="655CF463" wp14:editId="3A186796">
+          <wp:inline distT="0" distB="0" distL="0" distR="0" wp14:anchorId="7B774829" wp14:editId="2A185724">
             <wp:extent cx="5715000" cy="3571875"/>
             <wp:effectExtent l="0" t="0" r="0" b="0"/>
             <wp:docPr id="392" name="07-runs.png" descr="The Runs page listing the Viewer's own runs." title="The Runs page listing the Viewer's own runs."/>
@@ -6978,7 +6978,7 @@
         <w:pStyle w:val="Ttulo1"/>
         <w:pageBreakBefore/>
       </w:pPr>
-      <w:bookmarkStart w:id="11" w:name="_Toc241697055"/>
+      <w:bookmarkStart w:id="11" w:name="_Toc241745927"/>
       <w:r>
         <w:lastRenderedPageBreak/>
         <w:t>Exports</w:t>
@@ -7011,7 +7011,7 @@
           <w:noProof/>
         </w:rPr>
         <w:drawing>
-          <wp:inline distT="0" distB="0" distL="0" distR="0" wp14:anchorId="554AB55D" wp14:editId="2E1CA2C1">
+          <wp:inline distT="0" distB="0" distL="0" distR="0" wp14:anchorId="02D3B881" wp14:editId="0F59D7BA">
             <wp:extent cx="5715000" cy="3571875"/>
             <wp:effectExtent l="0" t="0" r="0" b="0"/>
             <wp:docPr id="393" name="44-exports.png" descr="The Exports page listing export jobs with a Download button on finished ones." title="The Exports page listing export jobs with a Download button on finished ones."/>
@@ -7169,7 +7169,7 @@
         <w:pStyle w:val="Ttulo1"/>
         <w:pageBreakBefore/>
       </w:pPr>
-      <w:bookmarkStart w:id="12" w:name="_Toc241697056"/>
+      <w:bookmarkStart w:id="12" w:name="_Toc241745928"/>
       <w:r>
         <w:lastRenderedPageBreak/>
         <w:t>Schedules</w:t>
@@ -7252,7 +7252,7 @@
           <w:noProof/>
         </w:rPr>
         <w:drawing>
-          <wp:inline distT="0" distB="0" distL="0" distR="0" wp14:anchorId="1B9C8428" wp14:editId="5E86B54A">
+          <wp:inline distT="0" distB="0" distL="0" distR="0" wp14:anchorId="04B5AA28" wp14:editId="484D71C2">
             <wp:extent cx="5715000" cy="3571875"/>
             <wp:effectExtent l="0" t="0" r="0" b="0"/>
             <wp:docPr id="394" name="09-schedules.png" descr="The Schedules page with the message No schedules yet." title="The Schedules page with the message No schedules yet."/>
@@ -7572,7 +7572,7 @@
         <w:pStyle w:val="Ttulo1"/>
         <w:pageBreakBefore/>
       </w:pPr>
-      <w:bookmarkStart w:id="13" w:name="_Toc241697057"/>
+      <w:bookmarkStart w:id="13" w:name="_Toc241745929"/>
       <w:r>
         <w:lastRenderedPageBreak/>
         <w:t>Settings</w:t>
@@ -7602,7 +7602,7 @@
           <w:noProof/>
         </w:rPr>
         <w:drawing>
-          <wp:inline distT="0" distB="0" distL="0" distR="0" wp14:anchorId="70E5D203" wp14:editId="3BB6C024">
+          <wp:inline distT="0" distB="0" distL="0" distR="0" wp14:anchorId="5E120647" wp14:editId="7487B3B9">
             <wp:extent cx="5715000" cy="3571875"/>
             <wp:effectExtent l="0" t="0" r="0" b="0"/>
             <wp:docPr id="395" name="04-settings.png" descr="The Settings page with the Language, Theme and Color palette cards." title="The Settings page with the Language, Theme and Color palette cards."/>
@@ -8157,7 +8157,7 @@
         <w:pStyle w:val="Ttulo1"/>
         <w:pageBreakBefore/>
       </w:pPr>
-      <w:bookmarkStart w:id="14" w:name="_Toc241697058"/>
+      <w:bookmarkStart w:id="14" w:name="_Toc241745930"/>
       <w:r>
         <w:lastRenderedPageBreak/>
         <w:t>Common questions</w:t>
@@ -8315,7 +8315,7 @@
         <w:pStyle w:val="Ttulo1"/>
         <w:pageBreakBefore/>
       </w:pPr>
-      <w:bookmarkStart w:id="15" w:name="_Toc241697059"/>
+      <w:bookmarkStart w:id="15" w:name="_Toc241745931"/>
       <w:r>
         <w:lastRenderedPageBreak/>
         <w:t>Glossary</w:t>
@@ -9150,10 +9150,126 @@
 <file path=word/numbering.xml><?xml version="1.0" encoding="utf-8"?>
 <w:numbering xmlns:wpc="http://schemas.microsoft.com/office/word/2010/wordprocessingCanvas" xmlns:cx="http://schemas.microsoft.com/office/drawing/2014/chartex" xmlns:cx1="http://schemas.microsoft.com/office/drawing/2015/9/8/chartex" xmlns:cx2="http://schemas.microsoft.com/office/drawing/2015/10/21/chartex" xmlns:cx3="http://schemas.microsoft.com/office/drawing/2016/5/9/chartex" xmlns:cx4="http://schemas.microsoft.com/office/drawing/2016/5/10/chartex" xmlns:cx5="http://schemas.microsoft.com/office/drawing/2016/5/11/chartex" xmlns:cx6="http://schemas.microsoft.com/office/drawing/2016/5/12/chartex" xmlns:cx7="http://schemas.microsoft.com/office/drawing/2016/5/13/chartex" xmlns:cx8="http://schemas.microsoft.com/office/drawing/2016/5/14/chartex" xmlns:mc="http://schemas.openxmlformats.org/markup-compatibility/2006" xmlns:aink="http://schemas.microsoft.com/office/drawing/2016/ink" xmlns:am3d="http://schemas.microsoft.com/office/drawing/2017/model3d" xmlns:o="urn:schemas-microsoft-com:office:office" xmlns:oel="http://schemas.microsoft.com/office/2019/extlst" xmlns:r="http://schemas.openxmlformats.org/officeDocument/2006/relationships" xmlns:m="http://schemas.openxmlformats.org/officeDocument/2006/math" xmlns:v="urn:schemas-microsoft-com:vml" xmlns:wp14="http://schemas.microsoft.com/office/word/2010/wordprocessingDrawing" xmlns:wp="http://schemas.openxmlformats.org/drawingml/2006/wordprocessingDrawing" xmlns:w10="urn:schemas-microsoft-com:office:word" xmlns:w="http://schemas.openxmlformats.org/wordprocessingml/2006/main" xmlns:w14="http://schemas.microsoft.com/office/word/2010/wordml" xmlns:w15="http://schemas.microsoft.com/office/word/2012/wordml" xmlns:w16cex="http://schemas.microsoft.com/office/word/2018/wordml/cex" xmlns:w16cid="http://schemas.microsoft.com/office/word/2016/wordml/cid" xmlns:w16="http://schemas.microsoft.com/office/word/2018/wordml" xmlns:w16sdtdh="http://schemas.microsoft.com/office/word/2020/wordml/sdtdatahash" xmlns:w16se="http://schemas.microsoft.com/office/word/2015/wordml/symex" xmlns:wpg="http://schemas.microsoft.com/office/word/2010/wordprocessingGroup" xmlns:wpi="http://schemas.microsoft.com/office/word/2010/wordprocessingInk" xmlns:wne="http://schemas.microsoft.com/office/word/2006/wordml" xmlns:wps="http://schemas.microsoft.com/office/word/2010/wordprocessingShape" mc:Ignorable="w14 w15 w16se w16cid w16 w16cex w16sdtdh wp14">
   <w:abstractNum w:abstractNumId="0" w15:restartNumberingAfterBreak="0">
-    <w:nsid w:val="1A387ED4"/>
+    <w:nsid w:val="00CA7163"/>
     <w:multiLevelType w:val="hybridMultilevel"/>
-    <w:tmpl w:val="A3766E78"/>
-    <w:lvl w:ilvl="0" w:tplc="677EA2E0" w:tentative="1">
+    <w:tmpl w:val="675A4E0C"/>
+    <w:lvl w:ilvl="0" w:tplc="7AF8F296">
+      <w:start w:val="1"/>
+      <w:numFmt w:val="decimal"/>
+      <w:lvlText w:val="%1."/>
+      <w:lvlJc w:val="left"/>
+      <w:pPr>
+        <w:ind w:left="360" w:hanging="300"/>
+      </w:pPr>
+    </w:lvl>
+    <w:lvl w:ilvl="1" w:tplc="2610829E" w:tentative="1">
+      <w:start w:val="1"/>
+      <w:numFmt w:val="lowerLetter"/>
+      <w:lvlText w:val="%2."/>
+      <w:lvlJc w:val="left"/>
+      <w:pPr>
+        <w:ind w:left="720" w:hanging="300"/>
+      </w:pPr>
+    </w:lvl>
+    <w:lvl w:ilvl="2" w:tplc="544C59C6">
+      <w:numFmt w:val="decimal"/>
+      <w:lvlText w:val=""/>
+      <w:lvlJc w:val="left"/>
+    </w:lvl>
+    <w:lvl w:ilvl="3" w:tplc="70FE24F0">
+      <w:numFmt w:val="decimal"/>
+      <w:lvlText w:val=""/>
+      <w:lvlJc w:val="left"/>
+    </w:lvl>
+    <w:lvl w:ilvl="4" w:tplc="7D36F698">
+      <w:numFmt w:val="decimal"/>
+      <w:lvlText w:val=""/>
+      <w:lvlJc w:val="left"/>
+    </w:lvl>
+    <w:lvl w:ilvl="5" w:tplc="EE5C00F2">
+      <w:numFmt w:val="decimal"/>
+      <w:lvlText w:val=""/>
+      <w:lvlJc w:val="left"/>
+    </w:lvl>
+    <w:lvl w:ilvl="6" w:tplc="9836C4BA">
+      <w:numFmt w:val="decimal"/>
+      <w:lvlText w:val=""/>
+      <w:lvlJc w:val="left"/>
+    </w:lvl>
+    <w:lvl w:ilvl="7" w:tplc="CDE20C42">
+      <w:numFmt w:val="decimal"/>
+      <w:lvlText w:val=""/>
+      <w:lvlJc w:val="left"/>
+    </w:lvl>
+    <w:lvl w:ilvl="8" w:tplc="B81E0142">
+      <w:numFmt w:val="decimal"/>
+      <w:lvlText w:val=""/>
+      <w:lvlJc w:val="left"/>
+    </w:lvl>
+  </w:abstractNum>
+  <w:abstractNum w:abstractNumId="1" w15:restartNumberingAfterBreak="0">
+    <w:nsid w:val="0F7A0086"/>
+    <w:multiLevelType w:val="hybridMultilevel"/>
+    <w:tmpl w:val="97C8607A"/>
+    <w:lvl w:ilvl="0" w:tplc="8B70BEC2">
+      <w:start w:val="1"/>
+      <w:numFmt w:val="bullet"/>
+      <w:lvlText w:val="•"/>
+      <w:lvlJc w:val="left"/>
+      <w:pPr>
+        <w:ind w:left="360" w:hanging="260"/>
+      </w:pPr>
+    </w:lvl>
+    <w:lvl w:ilvl="1" w:tplc="ABE280D2" w:tentative="1">
+      <w:start w:val="1"/>
+      <w:numFmt w:val="bullet"/>
+      <w:lvlText w:val="–"/>
+      <w:lvlJc w:val="left"/>
+      <w:pPr>
+        <w:ind w:left="720" w:hanging="260"/>
+      </w:pPr>
+    </w:lvl>
+    <w:lvl w:ilvl="2" w:tplc="927AE63A">
+      <w:numFmt w:val="decimal"/>
+      <w:lvlText w:val=""/>
+      <w:lvlJc w:val="left"/>
+    </w:lvl>
+    <w:lvl w:ilvl="3" w:tplc="EA48681A">
+      <w:numFmt w:val="decimal"/>
+      <w:lvlText w:val=""/>
+      <w:lvlJc w:val="left"/>
+    </w:lvl>
+    <w:lvl w:ilvl="4" w:tplc="3BF2132E">
+      <w:numFmt w:val="decimal"/>
+      <w:lvlText w:val=""/>
+      <w:lvlJc w:val="left"/>
+    </w:lvl>
+    <w:lvl w:ilvl="5" w:tplc="2A44D936">
+      <w:numFmt w:val="decimal"/>
+      <w:lvlText w:val=""/>
+      <w:lvlJc w:val="left"/>
+    </w:lvl>
+    <w:lvl w:ilvl="6" w:tplc="9B2A444E">
+      <w:numFmt w:val="decimal"/>
+      <w:lvlText w:val=""/>
+      <w:lvlJc w:val="left"/>
+    </w:lvl>
+    <w:lvl w:ilvl="7" w:tplc="B4244ED2">
+      <w:numFmt w:val="decimal"/>
+      <w:lvlText w:val=""/>
+      <w:lvlJc w:val="left"/>
+    </w:lvl>
+    <w:lvl w:ilvl="8" w:tplc="24BEDD1C">
+      <w:numFmt w:val="decimal"/>
+      <w:lvlText w:val=""/>
+      <w:lvlJc w:val="left"/>
+    </w:lvl>
+  </w:abstractNum>
+  <w:abstractNum w:abstractNumId="2" w15:restartNumberingAfterBreak="0">
+    <w:nsid w:val="56996477"/>
+    <w:multiLevelType w:val="hybridMultilevel"/>
+    <w:tmpl w:val="E940BFF2"/>
+    <w:lvl w:ilvl="0" w:tplc="55C86126" w:tentative="1">
       <w:start w:val="1"/>
       <w:numFmt w:val="bullet"/>
       <w:lvlText w:val="●"/>
@@ -9162,7 +9278,7 @@
         <w:ind w:left="720" w:hanging="360"/>
       </w:pPr>
     </w:lvl>
-    <w:lvl w:ilvl="1" w:tplc="DE18C716" w:tentative="1">
+    <w:lvl w:ilvl="1" w:tplc="52A63028" w:tentative="1">
       <w:start w:val="1"/>
       <w:numFmt w:val="bullet"/>
       <w:lvlText w:val="○"/>
@@ -9171,7 +9287,7 @@
         <w:ind w:left="1440" w:hanging="360"/>
       </w:pPr>
     </w:lvl>
-    <w:lvl w:ilvl="2" w:tplc="1156742A" w:tentative="1">
+    <w:lvl w:ilvl="2" w:tplc="FA4253C0" w:tentative="1">
       <w:start w:val="1"/>
       <w:numFmt w:val="bullet"/>
       <w:lvlText w:val="■"/>
@@ -9180,7 +9296,7 @@
         <w:ind w:left="2160" w:hanging="360"/>
       </w:pPr>
     </w:lvl>
-    <w:lvl w:ilvl="3" w:tplc="DFE29A4A" w:tentative="1">
+    <w:lvl w:ilvl="3" w:tplc="78EC7FBE" w:tentative="1">
       <w:start w:val="1"/>
       <w:numFmt w:val="bullet"/>
       <w:lvlText w:val="●"/>
@@ -9189,7 +9305,7 @@
         <w:ind w:left="2880" w:hanging="360"/>
       </w:pPr>
     </w:lvl>
-    <w:lvl w:ilvl="4" w:tplc="77382202" w:tentative="1">
+    <w:lvl w:ilvl="4" w:tplc="19D8F146" w:tentative="1">
       <w:start w:val="1"/>
       <w:numFmt w:val="bullet"/>
       <w:lvlText w:val="○"/>
@@ -9198,7 +9314,7 @@
         <w:ind w:left="3600" w:hanging="360"/>
       </w:pPr>
     </w:lvl>
-    <w:lvl w:ilvl="5" w:tplc="EA58C290" w:tentative="1">
+    <w:lvl w:ilvl="5" w:tplc="BC408DEE" w:tentative="1">
       <w:start w:val="1"/>
       <w:numFmt w:val="bullet"/>
       <w:lvlText w:val="■"/>
@@ -9207,7 +9323,7 @@
         <w:ind w:left="4320" w:hanging="360"/>
       </w:pPr>
     </w:lvl>
-    <w:lvl w:ilvl="6" w:tplc="AC6083DC" w:tentative="1">
+    <w:lvl w:ilvl="6" w:tplc="702826D2" w:tentative="1">
       <w:start w:val="1"/>
       <w:numFmt w:val="bullet"/>
       <w:lvlText w:val="●"/>
@@ -9216,7 +9332,7 @@
         <w:ind w:left="5040" w:hanging="360"/>
       </w:pPr>
     </w:lvl>
-    <w:lvl w:ilvl="7" w:tplc="024EB80A" w:tentative="1">
+    <w:lvl w:ilvl="7" w:tplc="94B2DB36" w:tentative="1">
       <w:start w:val="1"/>
       <w:numFmt w:val="bullet"/>
       <w:lvlText w:val="●"/>
@@ -9225,7 +9341,7 @@
         <w:ind w:left="5760" w:hanging="360"/>
       </w:pPr>
     </w:lvl>
-    <w:lvl w:ilvl="8" w:tplc="0A5E10F4" w:tentative="1">
+    <w:lvl w:ilvl="8" w:tplc="61F0B7BA" w:tentative="1">
       <w:start w:val="1"/>
       <w:numFmt w:val="bullet"/>
       <w:lvlText w:val="●"/>
@@ -9235,11 +9351,11 @@
       </w:pPr>
     </w:lvl>
   </w:abstractNum>
-  <w:abstractNum w:abstractNumId="1" w15:restartNumberingAfterBreak="0">
-    <w:nsid w:val="226363A3"/>
+  <w:abstractNum w:abstractNumId="3" w15:restartNumberingAfterBreak="0">
+    <w:nsid w:val="66E64975"/>
     <w:multiLevelType w:val="hybridMultilevel"/>
-    <w:tmpl w:val="860CDFB4"/>
-    <w:lvl w:ilvl="0" w:tplc="83D4008C">
+    <w:tmpl w:val="9690B8E8"/>
+    <w:lvl w:ilvl="0" w:tplc="1DDCFE9E">
       <w:start w:val="1"/>
       <w:numFmt w:val="decimal"/>
       <w:lvlText w:val="%1."/>
@@ -9248,7 +9364,7 @@
         <w:ind w:left="360" w:hanging="300"/>
       </w:pPr>
     </w:lvl>
-    <w:lvl w:ilvl="1" w:tplc="3DBA8252" w:tentative="1">
+    <w:lvl w:ilvl="1" w:tplc="BC221A6C" w:tentative="1">
       <w:start w:val="1"/>
       <w:numFmt w:val="lowerLetter"/>
       <w:lvlText w:val="%2."/>
@@ -9257,178 +9373,62 @@
         <w:ind w:left="720" w:hanging="300"/>
       </w:pPr>
     </w:lvl>
-    <w:lvl w:ilvl="2" w:tplc="01FA4F44">
+    <w:lvl w:ilvl="2" w:tplc="2638B7D8">
       <w:numFmt w:val="decimal"/>
       <w:lvlText w:val=""/>
       <w:lvlJc w:val="left"/>
     </w:lvl>
-    <w:lvl w:ilvl="3" w:tplc="737E1192">
+    <w:lvl w:ilvl="3" w:tplc="62305EAA">
       <w:numFmt w:val="decimal"/>
       <w:lvlText w:val=""/>
       <w:lvlJc w:val="left"/>
     </w:lvl>
-    <w:lvl w:ilvl="4" w:tplc="7B12075A">
+    <w:lvl w:ilvl="4" w:tplc="FBA21746">
       <w:numFmt w:val="decimal"/>
       <w:lvlText w:val=""/>
       <w:lvlJc w:val="left"/>
     </w:lvl>
-    <w:lvl w:ilvl="5" w:tplc="644AD9BE">
+    <w:lvl w:ilvl="5" w:tplc="18FCE200">
       <w:numFmt w:val="decimal"/>
       <w:lvlText w:val=""/>
       <w:lvlJc w:val="left"/>
     </w:lvl>
-    <w:lvl w:ilvl="6" w:tplc="CF767CA0">
+    <w:lvl w:ilvl="6" w:tplc="94A2A1B2">
       <w:numFmt w:val="decimal"/>
       <w:lvlText w:val=""/>
       <w:lvlJc w:val="left"/>
     </w:lvl>
-    <w:lvl w:ilvl="7" w:tplc="8528BF0E">
+    <w:lvl w:ilvl="7" w:tplc="D34A41C6">
       <w:numFmt w:val="decimal"/>
       <w:lvlText w:val=""/>
       <w:lvlJc w:val="left"/>
     </w:lvl>
-    <w:lvl w:ilvl="8" w:tplc="145EBD68">
+    <w:lvl w:ilvl="8" w:tplc="DAB62648">
       <w:numFmt w:val="decimal"/>
       <w:lvlText w:val=""/>
       <w:lvlJc w:val="left"/>
     </w:lvl>
   </w:abstractNum>
-  <w:abstractNum w:abstractNumId="2" w15:restartNumberingAfterBreak="0">
-    <w:nsid w:val="32634B1A"/>
-    <w:multiLevelType w:val="hybridMultilevel"/>
-    <w:tmpl w:val="B6542D06"/>
-    <w:lvl w:ilvl="0" w:tplc="C37613BA">
-      <w:start w:val="1"/>
-      <w:numFmt w:val="decimal"/>
-      <w:lvlText w:val="%1."/>
-      <w:lvlJc w:val="left"/>
-      <w:pPr>
-        <w:ind w:left="360" w:hanging="300"/>
-      </w:pPr>
-    </w:lvl>
-    <w:lvl w:ilvl="1" w:tplc="216216FE" w:tentative="1">
-      <w:start w:val="1"/>
-      <w:numFmt w:val="lowerLetter"/>
-      <w:lvlText w:val="%2."/>
-      <w:lvlJc w:val="left"/>
-      <w:pPr>
-        <w:ind w:left="720" w:hanging="300"/>
-      </w:pPr>
-    </w:lvl>
-    <w:lvl w:ilvl="2" w:tplc="73227360">
-      <w:numFmt w:val="decimal"/>
-      <w:lvlText w:val=""/>
-      <w:lvlJc w:val="left"/>
-    </w:lvl>
-    <w:lvl w:ilvl="3" w:tplc="9CD04D3A">
-      <w:numFmt w:val="decimal"/>
-      <w:lvlText w:val=""/>
-      <w:lvlJc w:val="left"/>
-    </w:lvl>
-    <w:lvl w:ilvl="4" w:tplc="2B8AA740">
-      <w:numFmt w:val="decimal"/>
-      <w:lvlText w:val=""/>
-      <w:lvlJc w:val="left"/>
-    </w:lvl>
-    <w:lvl w:ilvl="5" w:tplc="C520E312">
-      <w:numFmt w:val="decimal"/>
-      <w:lvlText w:val=""/>
-      <w:lvlJc w:val="left"/>
-    </w:lvl>
-    <w:lvl w:ilvl="6" w:tplc="B210AF3A">
-      <w:numFmt w:val="decimal"/>
-      <w:lvlText w:val=""/>
-      <w:lvlJc w:val="left"/>
-    </w:lvl>
-    <w:lvl w:ilvl="7" w:tplc="E320DF22">
-      <w:numFmt w:val="decimal"/>
-      <w:lvlText w:val=""/>
-      <w:lvlJc w:val="left"/>
-    </w:lvl>
-    <w:lvl w:ilvl="8" w:tplc="BDDADCFE">
-      <w:numFmt w:val="decimal"/>
-      <w:lvlText w:val=""/>
-      <w:lvlJc w:val="left"/>
-    </w:lvl>
-  </w:abstractNum>
-  <w:abstractNum w:abstractNumId="3" w15:restartNumberingAfterBreak="0">
-    <w:nsid w:val="5710418F"/>
-    <w:multiLevelType w:val="hybridMultilevel"/>
-    <w:tmpl w:val="7A323D68"/>
-    <w:lvl w:ilvl="0" w:tplc="4FF28C18">
-      <w:start w:val="1"/>
-      <w:numFmt w:val="bullet"/>
-      <w:lvlText w:val="•"/>
-      <w:lvlJc w:val="left"/>
-      <w:pPr>
-        <w:ind w:left="360" w:hanging="260"/>
-      </w:pPr>
-    </w:lvl>
-    <w:lvl w:ilvl="1" w:tplc="DC7E811A" w:tentative="1">
-      <w:start w:val="1"/>
-      <w:numFmt w:val="bullet"/>
-      <w:lvlText w:val="–"/>
-      <w:lvlJc w:val="left"/>
-      <w:pPr>
-        <w:ind w:left="720" w:hanging="260"/>
-      </w:pPr>
-    </w:lvl>
-    <w:lvl w:ilvl="2" w:tplc="4886C604">
-      <w:numFmt w:val="decimal"/>
-      <w:lvlText w:val=""/>
-      <w:lvlJc w:val="left"/>
-    </w:lvl>
-    <w:lvl w:ilvl="3" w:tplc="2ED04C48">
-      <w:numFmt w:val="decimal"/>
-      <w:lvlText w:val=""/>
-      <w:lvlJc w:val="left"/>
-    </w:lvl>
-    <w:lvl w:ilvl="4" w:tplc="F66633F8">
-      <w:numFmt w:val="decimal"/>
-      <w:lvlText w:val=""/>
-      <w:lvlJc w:val="left"/>
-    </w:lvl>
-    <w:lvl w:ilvl="5" w:tplc="040A5626">
-      <w:numFmt w:val="decimal"/>
-      <w:lvlText w:val=""/>
-      <w:lvlJc w:val="left"/>
-    </w:lvl>
-    <w:lvl w:ilvl="6" w:tplc="84F4F95C">
-      <w:numFmt w:val="decimal"/>
-      <w:lvlText w:val=""/>
-      <w:lvlJc w:val="left"/>
-    </w:lvl>
-    <w:lvl w:ilvl="7" w:tplc="EE1E79A2">
-      <w:numFmt w:val="decimal"/>
-      <w:lvlText w:val=""/>
-      <w:lvlJc w:val="left"/>
-    </w:lvl>
-    <w:lvl w:ilvl="8" w:tplc="C4AED268">
-      <w:numFmt w:val="decimal"/>
-      <w:lvlText w:val=""/>
-      <w:lvlJc w:val="left"/>
-    </w:lvl>
-  </w:abstractNum>
-  <w:num w:numId="1" w16cid:durableId="606035836">
+  <w:num w:numId="1" w16cid:durableId="1689596852">
+    <w:abstractNumId w:val="2"/>
+    <w:lvlOverride w:ilvl="0">
+      <w:startOverride w:val="1"/>
+    </w:lvlOverride>
+  </w:num>
+  <w:num w:numId="2" w16cid:durableId="179510266">
+    <w:abstractNumId w:val="1"/>
+    <w:lvlOverride w:ilvl="0">
+      <w:startOverride w:val="1"/>
+    </w:lvlOverride>
+  </w:num>
+  <w:num w:numId="3" w16cid:durableId="1640303581">
     <w:abstractNumId w:val="0"/>
     <w:lvlOverride w:ilvl="0">
       <w:startOverride w:val="1"/>
     </w:lvlOverride>
   </w:num>
-  <w:num w:numId="2" w16cid:durableId="1576745353">
+  <w:num w:numId="4" w16cid:durableId="233055854">
     <w:abstractNumId w:val="3"/>
-    <w:lvlOverride w:ilvl="0">
-      <w:startOverride w:val="1"/>
-    </w:lvlOverride>
-  </w:num>
-  <w:num w:numId="3" w16cid:durableId="1868911578">
-    <w:abstractNumId w:val="1"/>
-    <w:lvlOverride w:ilvl="0">
-      <w:startOverride w:val="1"/>
-    </w:lvlOverride>
-  </w:num>
-  <w:num w:numId="4" w16cid:durableId="189537800">
-    <w:abstractNumId w:val="2"/>
     <w:lvlOverride w:ilvl="0">
       <w:startOverride w:val="1"/>
     </w:lvlOverride>
@@ -10108,7 +10108,7 @@
     <w:autoRedefine/>
     <w:uiPriority w:val="39"/>
     <w:unhideWhenUsed/>
-    <w:rsid w:val="00BE61E5"/>
+    <w:rsid w:val="00514C71"/>
     <w:pPr>
       <w:spacing w:after="100"/>
     </w:pPr>
@@ -10120,7 +10120,7 @@
     <w:autoRedefine/>
     <w:uiPriority w:val="39"/>
     <w:unhideWhenUsed/>
-    <w:rsid w:val="00BE61E5"/>
+    <w:rsid w:val="00514C71"/>
     <w:pPr>
       <w:spacing w:after="100"/>
       <w:ind w:left="210"/>

--- a/discoverer-neo/docs/user-guide/manual/Discoverer-Neo-VIEWER-Guide-Full-en.docx
+++ b/discoverer-neo/docs/user-guide/manual/Discoverer-Neo-VIEWER-Guide-Full-en.docx
@@ -54,7 +54,7 @@
           <w:sz w:val="22"/>
           <w:szCs w:val="22"/>
         </w:rPr>
-        <w:t>Version 2.1.0</w:t>
+        <w:t>Version 2.1.1</w:t>
       </w:r>
     </w:p>
     <w:p>
@@ -74,7 +74,7 @@
     <w:sdt>
       <w:sdtPr>
         <w:alias w:val="Contents"/>
-        <w:id w:val="953372843"/>
+        <w:id w:val="1884441912"/>
       </w:sdtPr>
       <w:sdtEndPr/>
       <w:sdtContent>
@@ -102,7 +102,7 @@
           <w:r>
             <w:fldChar w:fldCharType="separate"/>
           </w:r>
-          <w:hyperlink w:anchor="_Toc241745916" w:history="1">
+          <w:hyperlink w:anchor="_Toc241748756" w:history="1">
             <w:r>
               <w:rPr>
                 <w:rStyle w:val="Hiperligao"/>
@@ -126,7 +126,7 @@
               <w:rPr>
                 <w:noProof/>
               </w:rPr>
-              <w:instrText xml:space="preserve"> PAGEREF _Toc241745916 \h </w:instrText>
+              <w:instrText xml:space="preserve"> PAGEREF _Toc241748756 \h </w:instrText>
             </w:r>
             <w:r>
               <w:rPr>
@@ -168,7 +168,7 @@
               <w14:ligatures w14:val="standardContextual"/>
             </w:rPr>
           </w:pPr>
-          <w:hyperlink w:anchor="_Toc241745917" w:history="1">
+          <w:hyperlink w:anchor="_Toc241748757" w:history="1">
             <w:r>
               <w:rPr>
                 <w:rStyle w:val="Hiperligao"/>
@@ -192,7 +192,7 @@
               <w:rPr>
                 <w:noProof/>
               </w:rPr>
-              <w:instrText xml:space="preserve"> PAGEREF _Toc241745917 \h </w:instrText>
+              <w:instrText xml:space="preserve"> PAGEREF _Toc241748757 \h </w:instrText>
             </w:r>
             <w:r>
               <w:rPr>
@@ -234,7 +234,7 @@
               <w14:ligatures w14:val="standardContextual"/>
             </w:rPr>
           </w:pPr>
-          <w:hyperlink w:anchor="_Toc241745918" w:history="1">
+          <w:hyperlink w:anchor="_Toc241748758" w:history="1">
             <w:r>
               <w:rPr>
                 <w:rStyle w:val="Hiperligao"/>
@@ -258,7 +258,7 @@
               <w:rPr>
                 <w:noProof/>
               </w:rPr>
-              <w:instrText xml:space="preserve"> PAGEREF _Toc241745918 \h </w:instrText>
+              <w:instrText xml:space="preserve"> PAGEREF _Toc241748758 \h </w:instrText>
             </w:r>
             <w:r>
               <w:rPr>
@@ -300,7 +300,7 @@
               <w14:ligatures w14:val="standardContextual"/>
             </w:rPr>
           </w:pPr>
-          <w:hyperlink w:anchor="_Toc241745919" w:history="1">
+          <w:hyperlink w:anchor="_Toc241748759" w:history="1">
             <w:r>
               <w:rPr>
                 <w:rStyle w:val="Hiperligao"/>
@@ -324,7 +324,7 @@
               <w:rPr>
                 <w:noProof/>
               </w:rPr>
-              <w:instrText xml:space="preserve"> PAGEREF _Toc241745919 \h </w:instrText>
+              <w:instrText xml:space="preserve"> PAGEREF _Toc241748759 \h </w:instrText>
             </w:r>
             <w:r>
               <w:rPr>
@@ -366,7 +366,7 @@
               <w14:ligatures w14:val="standardContextual"/>
             </w:rPr>
           </w:pPr>
-          <w:hyperlink w:anchor="_Toc241745920" w:history="1">
+          <w:hyperlink w:anchor="_Toc241748760" w:history="1">
             <w:r>
               <w:rPr>
                 <w:rStyle w:val="Hiperligao"/>
@@ -390,7 +390,7 @@
               <w:rPr>
                 <w:noProof/>
               </w:rPr>
-              <w:instrText xml:space="preserve"> PAGEREF _Toc241745920 \h </w:instrText>
+              <w:instrText xml:space="preserve"> PAGEREF _Toc241748760 \h </w:instrText>
             </w:r>
             <w:r>
               <w:rPr>
@@ -432,7 +432,7 @@
               <w14:ligatures w14:val="standardContextual"/>
             </w:rPr>
           </w:pPr>
-          <w:hyperlink w:anchor="_Toc241745921" w:history="1">
+          <w:hyperlink w:anchor="_Toc241748761" w:history="1">
             <w:r>
               <w:rPr>
                 <w:rStyle w:val="Hiperligao"/>
@@ -456,7 +456,7 @@
               <w:rPr>
                 <w:noProof/>
               </w:rPr>
-              <w:instrText xml:space="preserve"> PAGEREF _Toc241745921 \h </w:instrText>
+              <w:instrText xml:space="preserve"> PAGEREF _Toc241748761 \h </w:instrText>
             </w:r>
             <w:r>
               <w:rPr>
@@ -498,7 +498,7 @@
               <w14:ligatures w14:val="standardContextual"/>
             </w:rPr>
           </w:pPr>
-          <w:hyperlink w:anchor="_Toc241745922" w:history="1">
+          <w:hyperlink w:anchor="_Toc241748762" w:history="1">
             <w:r>
               <w:rPr>
                 <w:rStyle w:val="Hiperligao"/>
@@ -522,7 +522,7 @@
               <w:rPr>
                 <w:noProof/>
               </w:rPr>
-              <w:instrText xml:space="preserve"> PAGEREF _Toc241745922 \h </w:instrText>
+              <w:instrText xml:space="preserve"> PAGEREF _Toc241748762 \h </w:instrText>
             </w:r>
             <w:r>
               <w:rPr>
@@ -564,7 +564,7 @@
               <w14:ligatures w14:val="standardContextual"/>
             </w:rPr>
           </w:pPr>
-          <w:hyperlink w:anchor="_Toc241745923" w:history="1">
+          <w:hyperlink w:anchor="_Toc241748763" w:history="1">
             <w:r>
               <w:rPr>
                 <w:rStyle w:val="Hiperligao"/>
@@ -588,7 +588,7 @@
               <w:rPr>
                 <w:noProof/>
               </w:rPr>
-              <w:instrText xml:space="preserve"> PAGEREF _Toc241745923 \h </w:instrText>
+              <w:instrText xml:space="preserve"> PAGEREF _Toc241748763 \h </w:instrText>
             </w:r>
             <w:r>
               <w:rPr>
@@ -630,7 +630,7 @@
               <w14:ligatures w14:val="standardContextual"/>
             </w:rPr>
           </w:pPr>
-          <w:hyperlink w:anchor="_Toc241745924" w:history="1">
+          <w:hyperlink w:anchor="_Toc241748764" w:history="1">
             <w:r>
               <w:rPr>
                 <w:rStyle w:val="Hiperligao"/>
@@ -654,7 +654,7 @@
               <w:rPr>
                 <w:noProof/>
               </w:rPr>
-              <w:instrText xml:space="preserve"> PAGEREF _Toc241745924 \h </w:instrText>
+              <w:instrText xml:space="preserve"> PAGEREF _Toc241748764 \h </w:instrText>
             </w:r>
             <w:r>
               <w:rPr>
@@ -696,7 +696,7 @@
               <w14:ligatures w14:val="standardContextual"/>
             </w:rPr>
           </w:pPr>
-          <w:hyperlink w:anchor="_Toc241745925" w:history="1">
+          <w:hyperlink w:anchor="_Toc241748765" w:history="1">
             <w:r>
               <w:rPr>
                 <w:rStyle w:val="Hiperligao"/>
@@ -720,7 +720,7 @@
               <w:rPr>
                 <w:noProof/>
               </w:rPr>
-              <w:instrText xml:space="preserve"> PAGEREF _Toc241745925 \h </w:instrText>
+              <w:instrText xml:space="preserve"> PAGEREF _Toc241748765 \h </w:instrText>
             </w:r>
             <w:r>
               <w:rPr>
@@ -762,7 +762,7 @@
               <w14:ligatures w14:val="standardContextual"/>
             </w:rPr>
           </w:pPr>
-          <w:hyperlink w:anchor="_Toc241745926" w:history="1">
+          <w:hyperlink w:anchor="_Toc241748766" w:history="1">
             <w:r>
               <w:rPr>
                 <w:rStyle w:val="Hiperligao"/>
@@ -786,7 +786,7 @@
               <w:rPr>
                 <w:noProof/>
               </w:rPr>
-              <w:instrText xml:space="preserve"> PAGEREF _Toc241745926 \h </w:instrText>
+              <w:instrText xml:space="preserve"> PAGEREF _Toc241748766 \h </w:instrText>
             </w:r>
             <w:r>
               <w:rPr>
@@ -828,7 +828,7 @@
               <w14:ligatures w14:val="standardContextual"/>
             </w:rPr>
           </w:pPr>
-          <w:hyperlink w:anchor="_Toc241745927" w:history="1">
+          <w:hyperlink w:anchor="_Toc241748767" w:history="1">
             <w:r>
               <w:rPr>
                 <w:rStyle w:val="Hiperligao"/>
@@ -852,7 +852,7 @@
               <w:rPr>
                 <w:noProof/>
               </w:rPr>
-              <w:instrText xml:space="preserve"> PAGEREF _Toc241745927 \h </w:instrText>
+              <w:instrText xml:space="preserve"> PAGEREF _Toc241748767 \h </w:instrText>
             </w:r>
             <w:r>
               <w:rPr>
@@ -894,7 +894,7 @@
               <w14:ligatures w14:val="standardContextual"/>
             </w:rPr>
           </w:pPr>
-          <w:hyperlink w:anchor="_Toc241745928" w:history="1">
+          <w:hyperlink w:anchor="_Toc241748768" w:history="1">
             <w:r>
               <w:rPr>
                 <w:rStyle w:val="Hiperligao"/>
@@ -918,7 +918,7 @@
               <w:rPr>
                 <w:noProof/>
               </w:rPr>
-              <w:instrText xml:space="preserve"> PAGEREF _Toc241745928 \h </w:instrText>
+              <w:instrText xml:space="preserve"> PAGEREF _Toc241748768 \h </w:instrText>
             </w:r>
             <w:r>
               <w:rPr>
@@ -960,7 +960,7 @@
               <w14:ligatures w14:val="standardContextual"/>
             </w:rPr>
           </w:pPr>
-          <w:hyperlink w:anchor="_Toc241745929" w:history="1">
+          <w:hyperlink w:anchor="_Toc241748769" w:history="1">
             <w:r>
               <w:rPr>
                 <w:rStyle w:val="Hiperligao"/>
@@ -984,7 +984,7 @@
               <w:rPr>
                 <w:noProof/>
               </w:rPr>
-              <w:instrText xml:space="preserve"> PAGEREF _Toc241745929 \h </w:instrText>
+              <w:instrText xml:space="preserve"> PAGEREF _Toc241748769 \h </w:instrText>
             </w:r>
             <w:r>
               <w:rPr>
@@ -1026,7 +1026,7 @@
               <w14:ligatures w14:val="standardContextual"/>
             </w:rPr>
           </w:pPr>
-          <w:hyperlink w:anchor="_Toc241745930" w:history="1">
+          <w:hyperlink w:anchor="_Toc241748770" w:history="1">
             <w:r>
               <w:rPr>
                 <w:rStyle w:val="Hiperligao"/>
@@ -1050,7 +1050,7 @@
               <w:rPr>
                 <w:noProof/>
               </w:rPr>
-              <w:instrText xml:space="preserve"> PAGEREF _Toc241745930 \h </w:instrText>
+              <w:instrText xml:space="preserve"> PAGEREF _Toc241748770 \h </w:instrText>
             </w:r>
             <w:r>
               <w:rPr>
@@ -1092,7 +1092,7 @@
               <w14:ligatures w14:val="standardContextual"/>
             </w:rPr>
           </w:pPr>
-          <w:hyperlink w:anchor="_Toc241745931" w:history="1">
+          <w:hyperlink w:anchor="_Toc241748771" w:history="1">
             <w:r>
               <w:rPr>
                 <w:rStyle w:val="Hiperligao"/>
@@ -1116,7 +1116,7 @@
               <w:rPr>
                 <w:noProof/>
               </w:rPr>
-              <w:instrText xml:space="preserve"> PAGEREF _Toc241745931 \h </w:instrText>
+              <w:instrText xml:space="preserve"> PAGEREF _Toc241748771 \h </w:instrText>
             </w:r>
             <w:r>
               <w:rPr>
@@ -1164,7 +1164,7 @@
       <w:pPr>
         <w:pStyle w:val="Ttulo1"/>
       </w:pPr>
-      <w:bookmarkStart w:id="0" w:name="_Toc241745916"/>
+      <w:bookmarkStart w:id="0" w:name="_Toc241748756"/>
       <w:r>
         <w:lastRenderedPageBreak/>
         <w:t>Your role at a glance</w:t>
@@ -1662,7 +1662,7 @@
       <w:pPr>
         <w:pStyle w:val="Ttulo2"/>
       </w:pPr>
-      <w:bookmarkStart w:id="1" w:name="_Toc241745917"/>
+      <w:bookmarkStart w:id="1" w:name="_Toc241748757"/>
       <w:r>
         <w:t>Where your access comes from</w:t>
       </w:r>
@@ -2545,7 +2545,7 @@
       <w:pPr>
         <w:pStyle w:val="Ttulo2"/>
       </w:pPr>
-      <w:bookmarkStart w:id="2" w:name="_Toc241745918"/>
+      <w:bookmarkStart w:id="2" w:name="_Toc241748758"/>
       <w:r>
         <w:t>Sign in, change your password, sign out</w:t>
       </w:r>
@@ -2659,7 +2659,7 @@
           <w:noProof/>
         </w:rPr>
         <w:drawing>
-          <wp:inline distT="0" distB="0" distL="0" distR="0" wp14:anchorId="1965A8B2" wp14:editId="6C0566F0">
+          <wp:inline distT="0" distB="0" distL="0" distR="0" wp14:anchorId="09D76FFF" wp14:editId="28F03F5D">
             <wp:extent cx="5715000" cy="3571875"/>
             <wp:effectExtent l="0" t="0" r="0" b="0"/>
             <wp:docPr id="385" name="01-login.png" descr="The sign-in page with Email, Password, Remember me and the Sign in button." title="The sign-in page with Email, Password, Remember me and the Sign in button."/>
@@ -2782,7 +2782,7 @@
         <w:pStyle w:val="Ttulo1"/>
         <w:pageBreakBefore/>
       </w:pPr>
-      <w:bookmarkStart w:id="3" w:name="_Toc241745919"/>
+      <w:bookmarkStart w:id="3" w:name="_Toc241748759"/>
       <w:r>
         <w:lastRenderedPageBreak/>
         <w:t>Dashboard</w:t>
@@ -2815,7 +2815,7 @@
           <w:noProof/>
         </w:rPr>
         <w:drawing>
-          <wp:inline distT="0" distB="0" distL="0" distR="0" wp14:anchorId="264B00D2" wp14:editId="266B470A">
+          <wp:inline distT="0" distB="0" distL="0" distR="0" wp14:anchorId="23BB8F54" wp14:editId="6D765A5C">
             <wp:extent cx="5715000" cy="3571875"/>
             <wp:effectExtent l="0" t="0" r="0" b="0"/>
             <wp:docPr id="386" name="01-dashboard.png" descr="The Viewer dashboard with its short sidebar and summary cards." title="The Viewer dashboard with its short sidebar and summary cards."/>
@@ -3238,7 +3238,7 @@
         <w:pStyle w:val="Ttulo1"/>
         <w:pageBreakBefore/>
       </w:pPr>
-      <w:bookmarkStart w:id="4" w:name="_Toc241745920"/>
+      <w:bookmarkStart w:id="4" w:name="_Toc241748760"/>
       <w:r>
         <w:lastRenderedPageBreak/>
         <w:t>Maps</w:t>
@@ -3271,7 +3271,7 @@
           <w:noProof/>
         </w:rPr>
         <w:drawing>
-          <wp:inline distT="0" distB="0" distL="0" distR="0" wp14:anchorId="7C9120CC" wp14:editId="66A42DF7">
+          <wp:inline distT="0" distB="0" distL="0" distR="0" wp14:anchorId="70757B3F" wp14:editId="66061B97">
             <wp:extent cx="5715000" cy="3429000"/>
             <wp:effectExtent l="0" t="0" r="0" b="0"/>
             <wp:docPr id="387" name="03-maps-all.png" descr="The Maps list, All tab, where each map has only the Open icon." title="The Maps list, All tab, where each map has only the Open icon."/>
@@ -3993,7 +3993,7 @@
         </w:rPr>
         <w:lastRenderedPageBreak/>
         <w:drawing>
-          <wp:inline distT="0" distB="0" distL="0" distR="0" wp14:anchorId="4384404F" wp14:editId="43A3FFE6">
+          <wp:inline distT="0" distB="0" distL="0" distR="0" wp14:anchorId="135D6BDD" wp14:editId="01FFC85E">
             <wp:extent cx="5715000" cy="3429000"/>
             <wp:effectExtent l="0" t="0" r="0" b="0"/>
             <wp:docPr id="388" name="02-maps-shared.png" descr="The Maps list, Shared with me tab, with the Workbooks card and only the Open icon." title="The Maps list, Shared with me tab, with the Workbooks card and only the Open icon."/>
@@ -4081,7 +4081,7 @@
         <w:pStyle w:val="Ttulo1"/>
         <w:pageBreakBefore/>
       </w:pPr>
-      <w:bookmarkStart w:id="5" w:name="_Toc241745921"/>
+      <w:bookmarkStart w:id="5" w:name="_Toc241748761"/>
       <w:r>
         <w:lastRenderedPageBreak/>
         <w:t>The map viewer</w:t>
@@ -4104,7 +4104,7 @@
           <w:noProof/>
         </w:rPr>
         <w:drawing>
-          <wp:inline distT="0" distB="0" distL="0" distR="0" wp14:anchorId="059CF54C" wp14:editId="717B16CF">
+          <wp:inline distT="0" distB="0" distL="0" distR="0" wp14:anchorId="4CB671C6" wp14:editId="0E37988B">
             <wp:extent cx="5715000" cy="3571875"/>
             <wp:effectExtent l="0" t="0" r="0" b="0"/>
             <wp:docPr id="389" name="06-viewer-results.png" descr="A completed run with Excel, CSV and PDF buttons over the results grid." title="A completed run with Excel, CSV and PDF buttons over the results grid."/>
@@ -4556,7 +4556,7 @@
       <w:pPr>
         <w:pStyle w:val="Ttulo2"/>
       </w:pPr>
-      <w:bookmarkStart w:id="6" w:name="_Toc241745922"/>
+      <w:bookmarkStart w:id="6" w:name="_Toc241748762"/>
       <w:r>
         <w:t>Run parameters</w:t>
       </w:r>
@@ -4599,7 +4599,7 @@
         </w:rPr>
         <w:lastRenderedPageBreak/>
         <w:drawing>
-          <wp:inline distT="0" distB="0" distL="0" distR="0" wp14:anchorId="1A26F7DD" wp14:editId="63FFAC14">
+          <wp:inline distT="0" distB="0" distL="0" distR="0" wp14:anchorId="05E3CE49" wp14:editId="0F6D8C6E">
             <wp:extent cx="2905125" cy="2028825"/>
             <wp:effectExtent l="0" t="0" r="0" b="0"/>
             <wp:docPr id="390" name="05-viewer-params-filled.png" descr="The Run parameters dialog with both required values filled in." title="The Run parameters dialog with both required values filled in."/>
@@ -4651,7 +4651,7 @@
       <w:pPr>
         <w:pStyle w:val="Ttulo2"/>
       </w:pPr>
-      <w:bookmarkStart w:id="7" w:name="_Toc241745923"/>
+      <w:bookmarkStart w:id="7" w:name="_Toc241748763"/>
       <w:r>
         <w:t>Read the results</w:t>
       </w:r>
@@ -5316,7 +5316,7 @@
       <w:pPr>
         <w:pStyle w:val="Ttulo2"/>
       </w:pPr>
-      <w:bookmarkStart w:id="8" w:name="_Toc241745924"/>
+      <w:bookmarkStart w:id="8" w:name="_Toc241748764"/>
       <w:r>
         <w:t>When a run does not work</w:t>
       </w:r>
@@ -5707,7 +5707,7 @@
       <w:pPr>
         <w:pStyle w:val="Ttulo2"/>
       </w:pPr>
-      <w:bookmarkStart w:id="9" w:name="_Toc241745925"/>
+      <w:bookmarkStart w:id="9" w:name="_Toc241748765"/>
       <w:r>
         <w:lastRenderedPageBreak/>
         <w:t>Export (only if your access allows)</w:t>
@@ -6115,7 +6115,7 @@
           <w:noProof/>
         </w:rPr>
         <w:drawing>
-          <wp:inline distT="0" distB="0" distL="0" distR="0" wp14:anchorId="62797074" wp14:editId="67DBEF46">
+          <wp:inline distT="0" distB="0" distL="0" distR="0" wp14:anchorId="78B11D7E" wp14:editId="3DC55A31">
             <wp:extent cx="3324225" cy="3990975"/>
             <wp:effectExtent l="0" t="0" r="0" b="0"/>
             <wp:docPr id="391" name="17-builder-pdf-dialog.png" descr="The PDF export dialog with orientation, page size, title and font options." title="The PDF export dialog with orientation, page size, title and font options."/>
@@ -6208,7 +6208,7 @@
         <w:pStyle w:val="Ttulo1"/>
         <w:pageBreakBefore/>
       </w:pPr>
-      <w:bookmarkStart w:id="10" w:name="_Toc241745926"/>
+      <w:bookmarkStart w:id="10" w:name="_Toc241748766"/>
       <w:r>
         <w:lastRenderedPageBreak/>
         <w:t>Runs</w:t>
@@ -6241,7 +6241,7 @@
           <w:noProof/>
         </w:rPr>
         <w:drawing>
-          <wp:inline distT="0" distB="0" distL="0" distR="0" wp14:anchorId="7B774829" wp14:editId="2A185724">
+          <wp:inline distT="0" distB="0" distL="0" distR="0" wp14:anchorId="5721E789" wp14:editId="4ABC5586">
             <wp:extent cx="5715000" cy="3571875"/>
             <wp:effectExtent l="0" t="0" r="0" b="0"/>
             <wp:docPr id="392" name="07-runs.png" descr="The Runs page listing the Viewer's own runs." title="The Runs page listing the Viewer's own runs."/>
@@ -6978,7 +6978,7 @@
         <w:pStyle w:val="Ttulo1"/>
         <w:pageBreakBefore/>
       </w:pPr>
-      <w:bookmarkStart w:id="11" w:name="_Toc241745927"/>
+      <w:bookmarkStart w:id="11" w:name="_Toc241748767"/>
       <w:r>
         <w:lastRenderedPageBreak/>
         <w:t>Exports</w:t>
@@ -7011,7 +7011,7 @@
           <w:noProof/>
         </w:rPr>
         <w:drawing>
-          <wp:inline distT="0" distB="0" distL="0" distR="0" wp14:anchorId="02D3B881" wp14:editId="0F59D7BA">
+          <wp:inline distT="0" distB="0" distL="0" distR="0" wp14:anchorId="3629DEF4" wp14:editId="7F5B1858">
             <wp:extent cx="5715000" cy="3571875"/>
             <wp:effectExtent l="0" t="0" r="0" b="0"/>
             <wp:docPr id="393" name="44-exports.png" descr="The Exports page listing export jobs with a Download button on finished ones." title="The Exports page listing export jobs with a Download button on finished ones."/>
@@ -7169,7 +7169,7 @@
         <w:pStyle w:val="Ttulo1"/>
         <w:pageBreakBefore/>
       </w:pPr>
-      <w:bookmarkStart w:id="12" w:name="_Toc241745928"/>
+      <w:bookmarkStart w:id="12" w:name="_Toc241748768"/>
       <w:r>
         <w:lastRenderedPageBreak/>
         <w:t>Schedules</w:t>
@@ -7252,7 +7252,7 @@
           <w:noProof/>
         </w:rPr>
         <w:drawing>
-          <wp:inline distT="0" distB="0" distL="0" distR="0" wp14:anchorId="04B5AA28" wp14:editId="484D71C2">
+          <wp:inline distT="0" distB="0" distL="0" distR="0" wp14:anchorId="64C1E2C6" wp14:editId="7D25BB0A">
             <wp:extent cx="5715000" cy="3571875"/>
             <wp:effectExtent l="0" t="0" r="0" b="0"/>
             <wp:docPr id="394" name="09-schedules.png" descr="The Schedules page with the message No schedules yet." title="The Schedules page with the message No schedules yet."/>
@@ -7572,7 +7572,7 @@
         <w:pStyle w:val="Ttulo1"/>
         <w:pageBreakBefore/>
       </w:pPr>
-      <w:bookmarkStart w:id="13" w:name="_Toc241745929"/>
+      <w:bookmarkStart w:id="13" w:name="_Toc241748769"/>
       <w:r>
         <w:lastRenderedPageBreak/>
         <w:t>Settings</w:t>
@@ -7602,7 +7602,7 @@
           <w:noProof/>
         </w:rPr>
         <w:drawing>
-          <wp:inline distT="0" distB="0" distL="0" distR="0" wp14:anchorId="5E120647" wp14:editId="7487B3B9">
+          <wp:inline distT="0" distB="0" distL="0" distR="0" wp14:anchorId="2B856B2A" wp14:editId="386CFFE7">
             <wp:extent cx="5715000" cy="3571875"/>
             <wp:effectExtent l="0" t="0" r="0" b="0"/>
             <wp:docPr id="395" name="04-settings.png" descr="The Settings page with the Language, Theme and Color palette cards." title="The Settings page with the Language, Theme and Color palette cards."/>
@@ -8157,7 +8157,7 @@
         <w:pStyle w:val="Ttulo1"/>
         <w:pageBreakBefore/>
       </w:pPr>
-      <w:bookmarkStart w:id="14" w:name="_Toc241745930"/>
+      <w:bookmarkStart w:id="14" w:name="_Toc241748770"/>
       <w:r>
         <w:lastRenderedPageBreak/>
         <w:t>Common questions</w:t>
@@ -8315,7 +8315,7 @@
         <w:pStyle w:val="Ttulo1"/>
         <w:pageBreakBefore/>
       </w:pPr>
-      <w:bookmarkStart w:id="15" w:name="_Toc241745931"/>
+      <w:bookmarkStart w:id="15" w:name="_Toc241748771"/>
       <w:r>
         <w:lastRenderedPageBreak/>
         <w:t>Glossary</w:t>
@@ -9141,7 +9141,7 @@
         <w:sz w:val="16"/>
         <w:szCs w:val="16"/>
       </w:rPr>
-      <w:t>Discoverer Neo 2.1.0 · Complete guide · VIEWER</w:t>
+      <w:t>Discoverer Neo 2.1.1 · Complete guide · VIEWER</w:t>
     </w:r>
   </w:p>
 </w:hdr>
@@ -9150,126 +9150,10 @@
 <file path=word/numbering.xml><?xml version="1.0" encoding="utf-8"?>
 <w:numbering xmlns:wpc="http://schemas.microsoft.com/office/word/2010/wordprocessingCanvas" xmlns:cx="http://schemas.microsoft.com/office/drawing/2014/chartex" xmlns:cx1="http://schemas.microsoft.com/office/drawing/2015/9/8/chartex" xmlns:cx2="http://schemas.microsoft.com/office/drawing/2015/10/21/chartex" xmlns:cx3="http://schemas.microsoft.com/office/drawing/2016/5/9/chartex" xmlns:cx4="http://schemas.microsoft.com/office/drawing/2016/5/10/chartex" xmlns:cx5="http://schemas.microsoft.com/office/drawing/2016/5/11/chartex" xmlns:cx6="http://schemas.microsoft.com/office/drawing/2016/5/12/chartex" xmlns:cx7="http://schemas.microsoft.com/office/drawing/2016/5/13/chartex" xmlns:cx8="http://schemas.microsoft.com/office/drawing/2016/5/14/chartex" xmlns:mc="http://schemas.openxmlformats.org/markup-compatibility/2006" xmlns:aink="http://schemas.microsoft.com/office/drawing/2016/ink" xmlns:am3d="http://schemas.microsoft.com/office/drawing/2017/model3d" xmlns:o="urn:schemas-microsoft-com:office:office" xmlns:oel="http://schemas.microsoft.com/office/2019/extlst" xmlns:r="http://schemas.openxmlformats.org/officeDocument/2006/relationships" xmlns:m="http://schemas.openxmlformats.org/officeDocument/2006/math" xmlns:v="urn:schemas-microsoft-com:vml" xmlns:wp14="http://schemas.microsoft.com/office/word/2010/wordprocessingDrawing" xmlns:wp="http://schemas.openxmlformats.org/drawingml/2006/wordprocessingDrawing" xmlns:w10="urn:schemas-microsoft-com:office:word" xmlns:w="http://schemas.openxmlformats.org/wordprocessingml/2006/main" xmlns:w14="http://schemas.microsoft.com/office/word/2010/wordml" xmlns:w15="http://schemas.microsoft.com/office/word/2012/wordml" xmlns:w16cex="http://schemas.microsoft.com/office/word/2018/wordml/cex" xmlns:w16cid="http://schemas.microsoft.com/office/word/2016/wordml/cid" xmlns:w16="http://schemas.microsoft.com/office/word/2018/wordml" xmlns:w16sdtdh="http://schemas.microsoft.com/office/word/2020/wordml/sdtdatahash" xmlns:w16se="http://schemas.microsoft.com/office/word/2015/wordml/symex" xmlns:wpg="http://schemas.microsoft.com/office/word/2010/wordprocessingGroup" xmlns:wpi="http://schemas.microsoft.com/office/word/2010/wordprocessingInk" xmlns:wne="http://schemas.microsoft.com/office/word/2006/wordml" xmlns:wps="http://schemas.microsoft.com/office/word/2010/wordprocessingShape" mc:Ignorable="w14 w15 w16se w16cid w16 w16cex w16sdtdh wp14">
   <w:abstractNum w:abstractNumId="0" w15:restartNumberingAfterBreak="0">
-    <w:nsid w:val="00CA7163"/>
+    <w:nsid w:val="2BD66F7F"/>
     <w:multiLevelType w:val="hybridMultilevel"/>
-    <w:tmpl w:val="675A4E0C"/>
-    <w:lvl w:ilvl="0" w:tplc="7AF8F296">
-      <w:start w:val="1"/>
-      <w:numFmt w:val="decimal"/>
-      <w:lvlText w:val="%1."/>
-      <w:lvlJc w:val="left"/>
-      <w:pPr>
-        <w:ind w:left="360" w:hanging="300"/>
-      </w:pPr>
-    </w:lvl>
-    <w:lvl w:ilvl="1" w:tplc="2610829E" w:tentative="1">
-      <w:start w:val="1"/>
-      <w:numFmt w:val="lowerLetter"/>
-      <w:lvlText w:val="%2."/>
-      <w:lvlJc w:val="left"/>
-      <w:pPr>
-        <w:ind w:left="720" w:hanging="300"/>
-      </w:pPr>
-    </w:lvl>
-    <w:lvl w:ilvl="2" w:tplc="544C59C6">
-      <w:numFmt w:val="decimal"/>
-      <w:lvlText w:val=""/>
-      <w:lvlJc w:val="left"/>
-    </w:lvl>
-    <w:lvl w:ilvl="3" w:tplc="70FE24F0">
-      <w:numFmt w:val="decimal"/>
-      <w:lvlText w:val=""/>
-      <w:lvlJc w:val="left"/>
-    </w:lvl>
-    <w:lvl w:ilvl="4" w:tplc="7D36F698">
-      <w:numFmt w:val="decimal"/>
-      <w:lvlText w:val=""/>
-      <w:lvlJc w:val="left"/>
-    </w:lvl>
-    <w:lvl w:ilvl="5" w:tplc="EE5C00F2">
-      <w:numFmt w:val="decimal"/>
-      <w:lvlText w:val=""/>
-      <w:lvlJc w:val="left"/>
-    </w:lvl>
-    <w:lvl w:ilvl="6" w:tplc="9836C4BA">
-      <w:numFmt w:val="decimal"/>
-      <w:lvlText w:val=""/>
-      <w:lvlJc w:val="left"/>
-    </w:lvl>
-    <w:lvl w:ilvl="7" w:tplc="CDE20C42">
-      <w:numFmt w:val="decimal"/>
-      <w:lvlText w:val=""/>
-      <w:lvlJc w:val="left"/>
-    </w:lvl>
-    <w:lvl w:ilvl="8" w:tplc="B81E0142">
-      <w:numFmt w:val="decimal"/>
-      <w:lvlText w:val=""/>
-      <w:lvlJc w:val="left"/>
-    </w:lvl>
-  </w:abstractNum>
-  <w:abstractNum w:abstractNumId="1" w15:restartNumberingAfterBreak="0">
-    <w:nsid w:val="0F7A0086"/>
-    <w:multiLevelType w:val="hybridMultilevel"/>
-    <w:tmpl w:val="97C8607A"/>
-    <w:lvl w:ilvl="0" w:tplc="8B70BEC2">
-      <w:start w:val="1"/>
-      <w:numFmt w:val="bullet"/>
-      <w:lvlText w:val="•"/>
-      <w:lvlJc w:val="left"/>
-      <w:pPr>
-        <w:ind w:left="360" w:hanging="260"/>
-      </w:pPr>
-    </w:lvl>
-    <w:lvl w:ilvl="1" w:tplc="ABE280D2" w:tentative="1">
-      <w:start w:val="1"/>
-      <w:numFmt w:val="bullet"/>
-      <w:lvlText w:val="–"/>
-      <w:lvlJc w:val="left"/>
-      <w:pPr>
-        <w:ind w:left="720" w:hanging="260"/>
-      </w:pPr>
-    </w:lvl>
-    <w:lvl w:ilvl="2" w:tplc="927AE63A">
-      <w:numFmt w:val="decimal"/>
-      <w:lvlText w:val=""/>
-      <w:lvlJc w:val="left"/>
-    </w:lvl>
-    <w:lvl w:ilvl="3" w:tplc="EA48681A">
-      <w:numFmt w:val="decimal"/>
-      <w:lvlText w:val=""/>
-      <w:lvlJc w:val="left"/>
-    </w:lvl>
-    <w:lvl w:ilvl="4" w:tplc="3BF2132E">
-      <w:numFmt w:val="decimal"/>
-      <w:lvlText w:val=""/>
-      <w:lvlJc w:val="left"/>
-    </w:lvl>
-    <w:lvl w:ilvl="5" w:tplc="2A44D936">
-      <w:numFmt w:val="decimal"/>
-      <w:lvlText w:val=""/>
-      <w:lvlJc w:val="left"/>
-    </w:lvl>
-    <w:lvl w:ilvl="6" w:tplc="9B2A444E">
-      <w:numFmt w:val="decimal"/>
-      <w:lvlText w:val=""/>
-      <w:lvlJc w:val="left"/>
-    </w:lvl>
-    <w:lvl w:ilvl="7" w:tplc="B4244ED2">
-      <w:numFmt w:val="decimal"/>
-      <w:lvlText w:val=""/>
-      <w:lvlJc w:val="left"/>
-    </w:lvl>
-    <w:lvl w:ilvl="8" w:tplc="24BEDD1C">
-      <w:numFmt w:val="decimal"/>
-      <w:lvlText w:val=""/>
-      <w:lvlJc w:val="left"/>
-    </w:lvl>
-  </w:abstractNum>
-  <w:abstractNum w:abstractNumId="2" w15:restartNumberingAfterBreak="0">
-    <w:nsid w:val="56996477"/>
-    <w:multiLevelType w:val="hybridMultilevel"/>
-    <w:tmpl w:val="E940BFF2"/>
-    <w:lvl w:ilvl="0" w:tplc="55C86126" w:tentative="1">
+    <w:tmpl w:val="5E7C26C0"/>
+    <w:lvl w:ilvl="0" w:tplc="E81AF3A4" w:tentative="1">
       <w:start w:val="1"/>
       <w:numFmt w:val="bullet"/>
       <w:lvlText w:val="●"/>
@@ -9278,7 +9162,7 @@
         <w:ind w:left="720" w:hanging="360"/>
       </w:pPr>
     </w:lvl>
-    <w:lvl w:ilvl="1" w:tplc="52A63028" w:tentative="1">
+    <w:lvl w:ilvl="1" w:tplc="A5B20D8E" w:tentative="1">
       <w:start w:val="1"/>
       <w:numFmt w:val="bullet"/>
       <w:lvlText w:val="○"/>
@@ -9287,7 +9171,7 @@
         <w:ind w:left="1440" w:hanging="360"/>
       </w:pPr>
     </w:lvl>
-    <w:lvl w:ilvl="2" w:tplc="FA4253C0" w:tentative="1">
+    <w:lvl w:ilvl="2" w:tplc="7DEADC14" w:tentative="1">
       <w:start w:val="1"/>
       <w:numFmt w:val="bullet"/>
       <w:lvlText w:val="■"/>
@@ -9296,7 +9180,7 @@
         <w:ind w:left="2160" w:hanging="360"/>
       </w:pPr>
     </w:lvl>
-    <w:lvl w:ilvl="3" w:tplc="78EC7FBE" w:tentative="1">
+    <w:lvl w:ilvl="3" w:tplc="75B4154C" w:tentative="1">
       <w:start w:val="1"/>
       <w:numFmt w:val="bullet"/>
       <w:lvlText w:val="●"/>
@@ -9305,7 +9189,7 @@
         <w:ind w:left="2880" w:hanging="360"/>
       </w:pPr>
     </w:lvl>
-    <w:lvl w:ilvl="4" w:tplc="19D8F146" w:tentative="1">
+    <w:lvl w:ilvl="4" w:tplc="55AAB65C" w:tentative="1">
       <w:start w:val="1"/>
       <w:numFmt w:val="bullet"/>
       <w:lvlText w:val="○"/>
@@ -9314,7 +9198,7 @@
         <w:ind w:left="3600" w:hanging="360"/>
       </w:pPr>
     </w:lvl>
-    <w:lvl w:ilvl="5" w:tplc="BC408DEE" w:tentative="1">
+    <w:lvl w:ilvl="5" w:tplc="A0BCB302" w:tentative="1">
       <w:start w:val="1"/>
       <w:numFmt w:val="bullet"/>
       <w:lvlText w:val="■"/>
@@ -9323,7 +9207,7 @@
         <w:ind w:left="4320" w:hanging="360"/>
       </w:pPr>
     </w:lvl>
-    <w:lvl w:ilvl="6" w:tplc="702826D2" w:tentative="1">
+    <w:lvl w:ilvl="6" w:tplc="C76C29E2" w:tentative="1">
       <w:start w:val="1"/>
       <w:numFmt w:val="bullet"/>
       <w:lvlText w:val="●"/>
@@ -9332,7 +9216,7 @@
         <w:ind w:left="5040" w:hanging="360"/>
       </w:pPr>
     </w:lvl>
-    <w:lvl w:ilvl="7" w:tplc="94B2DB36" w:tentative="1">
+    <w:lvl w:ilvl="7" w:tplc="0CE28DBC" w:tentative="1">
       <w:start w:val="1"/>
       <w:numFmt w:val="bullet"/>
       <w:lvlText w:val="●"/>
@@ -9341,7 +9225,7 @@
         <w:ind w:left="5760" w:hanging="360"/>
       </w:pPr>
     </w:lvl>
-    <w:lvl w:ilvl="8" w:tplc="61F0B7BA" w:tentative="1">
+    <w:lvl w:ilvl="8" w:tplc="EB4689B8" w:tentative="1">
       <w:start w:val="1"/>
       <w:numFmt w:val="bullet"/>
       <w:lvlText w:val="●"/>
@@ -9351,11 +9235,69 @@
       </w:pPr>
     </w:lvl>
   </w:abstractNum>
-  <w:abstractNum w:abstractNumId="3" w15:restartNumberingAfterBreak="0">
-    <w:nsid w:val="66E64975"/>
+  <w:abstractNum w:abstractNumId="1" w15:restartNumberingAfterBreak="0">
+    <w:nsid w:val="30630461"/>
     <w:multiLevelType w:val="hybridMultilevel"/>
-    <w:tmpl w:val="9690B8E8"/>
-    <w:lvl w:ilvl="0" w:tplc="1DDCFE9E">
+    <w:tmpl w:val="71AA2382"/>
+    <w:lvl w:ilvl="0" w:tplc="A4AE18FA">
+      <w:start w:val="1"/>
+      <w:numFmt w:val="bullet"/>
+      <w:lvlText w:val="•"/>
+      <w:lvlJc w:val="left"/>
+      <w:pPr>
+        <w:ind w:left="360" w:hanging="260"/>
+      </w:pPr>
+    </w:lvl>
+    <w:lvl w:ilvl="1" w:tplc="87F69354" w:tentative="1">
+      <w:start w:val="1"/>
+      <w:numFmt w:val="bullet"/>
+      <w:lvlText w:val="–"/>
+      <w:lvlJc w:val="left"/>
+      <w:pPr>
+        <w:ind w:left="720" w:hanging="260"/>
+      </w:pPr>
+    </w:lvl>
+    <w:lvl w:ilvl="2" w:tplc="8B7469A0">
+      <w:numFmt w:val="decimal"/>
+      <w:lvlText w:val=""/>
+      <w:lvlJc w:val="left"/>
+    </w:lvl>
+    <w:lvl w:ilvl="3" w:tplc="C02E37BC">
+      <w:numFmt w:val="decimal"/>
+      <w:lvlText w:val=""/>
+      <w:lvlJc w:val="left"/>
+    </w:lvl>
+    <w:lvl w:ilvl="4" w:tplc="7BD2C248">
+      <w:numFmt w:val="decimal"/>
+      <w:lvlText w:val=""/>
+      <w:lvlJc w:val="left"/>
+    </w:lvl>
+    <w:lvl w:ilvl="5" w:tplc="B8F87760">
+      <w:numFmt w:val="decimal"/>
+      <w:lvlText w:val=""/>
+      <w:lvlJc w:val="left"/>
+    </w:lvl>
+    <w:lvl w:ilvl="6" w:tplc="17440304">
+      <w:numFmt w:val="decimal"/>
+      <w:lvlText w:val=""/>
+      <w:lvlJc w:val="left"/>
+    </w:lvl>
+    <w:lvl w:ilvl="7" w:tplc="F1EC7528">
+      <w:numFmt w:val="decimal"/>
+      <w:lvlText w:val=""/>
+      <w:lvlJc w:val="left"/>
+    </w:lvl>
+    <w:lvl w:ilvl="8" w:tplc="0D4EBD9A">
+      <w:numFmt w:val="decimal"/>
+      <w:lvlText w:val=""/>
+      <w:lvlJc w:val="left"/>
+    </w:lvl>
+  </w:abstractNum>
+  <w:abstractNum w:abstractNumId="2" w15:restartNumberingAfterBreak="0">
+    <w:nsid w:val="36DE2283"/>
+    <w:multiLevelType w:val="hybridMultilevel"/>
+    <w:tmpl w:val="46EC3242"/>
+    <w:lvl w:ilvl="0" w:tplc="5BA064C0">
       <w:start w:val="1"/>
       <w:numFmt w:val="decimal"/>
       <w:lvlText w:val="%1."/>
@@ -9364,7 +9306,7 @@
         <w:ind w:left="360" w:hanging="300"/>
       </w:pPr>
     </w:lvl>
-    <w:lvl w:ilvl="1" w:tplc="BC221A6C" w:tentative="1">
+    <w:lvl w:ilvl="1" w:tplc="9280BDD8" w:tentative="1">
       <w:start w:val="1"/>
       <w:numFmt w:val="lowerLetter"/>
       <w:lvlText w:val="%2."/>
@@ -9373,61 +9315,119 @@
         <w:ind w:left="720" w:hanging="300"/>
       </w:pPr>
     </w:lvl>
-    <w:lvl w:ilvl="2" w:tplc="2638B7D8">
+    <w:lvl w:ilvl="2" w:tplc="A6383DD8">
       <w:numFmt w:val="decimal"/>
       <w:lvlText w:val=""/>
       <w:lvlJc w:val="left"/>
     </w:lvl>
-    <w:lvl w:ilvl="3" w:tplc="62305EAA">
+    <w:lvl w:ilvl="3" w:tplc="F5E88A82">
       <w:numFmt w:val="decimal"/>
       <w:lvlText w:val=""/>
       <w:lvlJc w:val="left"/>
     </w:lvl>
-    <w:lvl w:ilvl="4" w:tplc="FBA21746">
+    <w:lvl w:ilvl="4" w:tplc="0C2C3B62">
       <w:numFmt w:val="decimal"/>
       <w:lvlText w:val=""/>
       <w:lvlJc w:val="left"/>
     </w:lvl>
-    <w:lvl w:ilvl="5" w:tplc="18FCE200">
+    <w:lvl w:ilvl="5" w:tplc="9858069A">
       <w:numFmt w:val="decimal"/>
       <w:lvlText w:val=""/>
       <w:lvlJc w:val="left"/>
     </w:lvl>
-    <w:lvl w:ilvl="6" w:tplc="94A2A1B2">
+    <w:lvl w:ilvl="6" w:tplc="926EE852">
       <w:numFmt w:val="decimal"/>
       <w:lvlText w:val=""/>
       <w:lvlJc w:val="left"/>
     </w:lvl>
-    <w:lvl w:ilvl="7" w:tplc="D34A41C6">
+    <w:lvl w:ilvl="7" w:tplc="35AC6B34">
       <w:numFmt w:val="decimal"/>
       <w:lvlText w:val=""/>
       <w:lvlJc w:val="left"/>
     </w:lvl>
-    <w:lvl w:ilvl="8" w:tplc="DAB62648">
+    <w:lvl w:ilvl="8" w:tplc="1B7CA88E">
       <w:numFmt w:val="decimal"/>
       <w:lvlText w:val=""/>
       <w:lvlJc w:val="left"/>
     </w:lvl>
   </w:abstractNum>
-  <w:num w:numId="1" w16cid:durableId="1689596852">
+  <w:abstractNum w:abstractNumId="3" w15:restartNumberingAfterBreak="0">
+    <w:nsid w:val="5B4F2940"/>
+    <w:multiLevelType w:val="hybridMultilevel"/>
+    <w:tmpl w:val="90FC8F16"/>
+    <w:lvl w:ilvl="0" w:tplc="DC0656FE">
+      <w:start w:val="1"/>
+      <w:numFmt w:val="decimal"/>
+      <w:lvlText w:val="%1."/>
+      <w:lvlJc w:val="left"/>
+      <w:pPr>
+        <w:ind w:left="360" w:hanging="300"/>
+      </w:pPr>
+    </w:lvl>
+    <w:lvl w:ilvl="1" w:tplc="9F864564" w:tentative="1">
+      <w:start w:val="1"/>
+      <w:numFmt w:val="lowerLetter"/>
+      <w:lvlText w:val="%2."/>
+      <w:lvlJc w:val="left"/>
+      <w:pPr>
+        <w:ind w:left="720" w:hanging="300"/>
+      </w:pPr>
+    </w:lvl>
+    <w:lvl w:ilvl="2" w:tplc="6BF28E14">
+      <w:numFmt w:val="decimal"/>
+      <w:lvlText w:val=""/>
+      <w:lvlJc w:val="left"/>
+    </w:lvl>
+    <w:lvl w:ilvl="3" w:tplc="242897AA">
+      <w:numFmt w:val="decimal"/>
+      <w:lvlText w:val=""/>
+      <w:lvlJc w:val="left"/>
+    </w:lvl>
+    <w:lvl w:ilvl="4" w:tplc="F61E6BB6">
+      <w:numFmt w:val="decimal"/>
+      <w:lvlText w:val=""/>
+      <w:lvlJc w:val="left"/>
+    </w:lvl>
+    <w:lvl w:ilvl="5" w:tplc="8F32D87E">
+      <w:numFmt w:val="decimal"/>
+      <w:lvlText w:val=""/>
+      <w:lvlJc w:val="left"/>
+    </w:lvl>
+    <w:lvl w:ilvl="6" w:tplc="FFC49638">
+      <w:numFmt w:val="decimal"/>
+      <w:lvlText w:val=""/>
+      <w:lvlJc w:val="left"/>
+    </w:lvl>
+    <w:lvl w:ilvl="7" w:tplc="8F02C306">
+      <w:numFmt w:val="decimal"/>
+      <w:lvlText w:val=""/>
+      <w:lvlJc w:val="left"/>
+    </w:lvl>
+    <w:lvl w:ilvl="8" w:tplc="39F608C4">
+      <w:numFmt w:val="decimal"/>
+      <w:lvlText w:val=""/>
+      <w:lvlJc w:val="left"/>
+    </w:lvl>
+  </w:abstractNum>
+  <w:num w:numId="1" w16cid:durableId="1463815483">
+    <w:abstractNumId w:val="0"/>
+    <w:lvlOverride w:ilvl="0">
+      <w:startOverride w:val="1"/>
+    </w:lvlOverride>
+  </w:num>
+  <w:num w:numId="2" w16cid:durableId="1839923737">
+    <w:abstractNumId w:val="1"/>
+    <w:lvlOverride w:ilvl="0">
+      <w:startOverride w:val="1"/>
+    </w:lvlOverride>
+  </w:num>
+  <w:num w:numId="3" w16cid:durableId="86122524">
     <w:abstractNumId w:val="2"/>
     <w:lvlOverride w:ilvl="0">
       <w:startOverride w:val="1"/>
     </w:lvlOverride>
   </w:num>
-  <w:num w:numId="2" w16cid:durableId="179510266">
-    <w:abstractNumId w:val="1"/>
-    <w:lvlOverride w:ilvl="0">
-      <w:startOverride w:val="1"/>
-    </w:lvlOverride>
-  </w:num>
-  <w:num w:numId="3" w16cid:durableId="1640303581">
-    <w:abstractNumId w:val="0"/>
-    <w:lvlOverride w:ilvl="0">
-      <w:startOverride w:val="1"/>
-    </w:lvlOverride>
-  </w:num>
-  <w:num w:numId="4" w16cid:durableId="233055854">
+  <w:num w:numId="4" w16cid:durableId="1438014692">
     <w:abstractNumId w:val="3"/>
     <w:lvlOverride w:ilvl="0">
       <w:startOverride w:val="1"/>
@@ -10108,7 +10108,7 @@
     <w:autoRedefine/>
     <w:uiPriority w:val="39"/>
     <w:unhideWhenUsed/>
-    <w:rsid w:val="00514C71"/>
+    <w:rsid w:val="001704AB"/>
     <w:pPr>
       <w:spacing w:after="100"/>
     </w:pPr>
@@ -10120,7 +10120,7 @@
     <w:autoRedefine/>
     <w:uiPriority w:val="39"/>
     <w:unhideWhenUsed/>
-    <w:rsid w:val="00514C71"/>
+    <w:rsid w:val="001704AB"/>
     <w:pPr>
       <w:spacing w:after="100"/>
       <w:ind w:left="210"/>

--- a/discoverer-neo/docs/user-guide/manual/Discoverer-Neo-VIEWER-Guide-Full-en.docx
+++ b/discoverer-neo/docs/user-guide/manual/Discoverer-Neo-VIEWER-Guide-Full-en.docx
@@ -54,7 +54,7 @@
           <w:sz w:val="22"/>
           <w:szCs w:val="22"/>
         </w:rPr>
-        <w:t>Version 2.1.1</w:t>
+        <w:t>Version 2.2.0</w:t>
       </w:r>
     </w:p>
     <w:p>
@@ -74,7 +74,7 @@
     <w:sdt>
       <w:sdtPr>
         <w:alias w:val="Contents"/>
-        <w:id w:val="1884441912"/>
+        <w:id w:val="908430590"/>
       </w:sdtPr>
       <w:sdtEndPr/>
       <w:sdtContent>
@@ -102,7 +102,7 @@
           <w:r>
             <w:fldChar w:fldCharType="separate"/>
           </w:r>
-          <w:hyperlink w:anchor="_Toc241748756" w:history="1">
+          <w:hyperlink w:anchor="_Toc241849004" w:history="1">
             <w:r>
               <w:rPr>
                 <w:rStyle w:val="Hiperligao"/>
@@ -126,7 +126,7 @@
               <w:rPr>
                 <w:noProof/>
               </w:rPr>
-              <w:instrText xml:space="preserve"> PAGEREF _Toc241748756 \h </w:instrText>
+              <w:instrText xml:space="preserve"> PAGEREF _Toc241849004 \h </w:instrText>
             </w:r>
             <w:r>
               <w:rPr>
@@ -168,7 +168,7 @@
               <w14:ligatures w14:val="standardContextual"/>
             </w:rPr>
           </w:pPr>
-          <w:hyperlink w:anchor="_Toc241748757" w:history="1">
+          <w:hyperlink w:anchor="_Toc241849005" w:history="1">
             <w:r>
               <w:rPr>
                 <w:rStyle w:val="Hiperligao"/>
@@ -192,7 +192,7 @@
               <w:rPr>
                 <w:noProof/>
               </w:rPr>
-              <w:instrText xml:space="preserve"> PAGEREF _Toc241748757 \h </w:instrText>
+              <w:instrText xml:space="preserve"> PAGEREF _Toc241849005 \h </w:instrText>
             </w:r>
             <w:r>
               <w:rPr>
@@ -234,7 +234,7 @@
               <w14:ligatures w14:val="standardContextual"/>
             </w:rPr>
           </w:pPr>
-          <w:hyperlink w:anchor="_Toc241748758" w:history="1">
+          <w:hyperlink w:anchor="_Toc241849006" w:history="1">
             <w:r>
               <w:rPr>
                 <w:rStyle w:val="Hiperligao"/>
@@ -258,7 +258,7 @@
               <w:rPr>
                 <w:noProof/>
               </w:rPr>
-              <w:instrText xml:space="preserve"> PAGEREF _Toc241748758 \h </w:instrText>
+              <w:instrText xml:space="preserve"> PAGEREF _Toc241849006 \h </w:instrText>
             </w:r>
             <w:r>
               <w:rPr>
@@ -300,7 +300,7 @@
               <w14:ligatures w14:val="standardContextual"/>
             </w:rPr>
           </w:pPr>
-          <w:hyperlink w:anchor="_Toc241748759" w:history="1">
+          <w:hyperlink w:anchor="_Toc241849007" w:history="1">
             <w:r>
               <w:rPr>
                 <w:rStyle w:val="Hiperligao"/>
@@ -324,7 +324,7 @@
               <w:rPr>
                 <w:noProof/>
               </w:rPr>
-              <w:instrText xml:space="preserve"> PAGEREF _Toc241748759 \h </w:instrText>
+              <w:instrText xml:space="preserve"> PAGEREF _Toc241849007 \h </w:instrText>
             </w:r>
             <w:r>
               <w:rPr>
@@ -366,7 +366,7 @@
               <w14:ligatures w14:val="standardContextual"/>
             </w:rPr>
           </w:pPr>
-          <w:hyperlink w:anchor="_Toc241748760" w:history="1">
+          <w:hyperlink w:anchor="_Toc241849008" w:history="1">
             <w:r>
               <w:rPr>
                 <w:rStyle w:val="Hiperligao"/>
@@ -390,7 +390,7 @@
               <w:rPr>
                 <w:noProof/>
               </w:rPr>
-              <w:instrText xml:space="preserve"> PAGEREF _Toc241748760 \h </w:instrText>
+              <w:instrText xml:space="preserve"> PAGEREF _Toc241849008 \h </w:instrText>
             </w:r>
             <w:r>
               <w:rPr>
@@ -432,7 +432,7 @@
               <w14:ligatures w14:val="standardContextual"/>
             </w:rPr>
           </w:pPr>
-          <w:hyperlink w:anchor="_Toc241748761" w:history="1">
+          <w:hyperlink w:anchor="_Toc241849009" w:history="1">
             <w:r>
               <w:rPr>
                 <w:rStyle w:val="Hiperligao"/>
@@ -456,7 +456,7 @@
               <w:rPr>
                 <w:noProof/>
               </w:rPr>
-              <w:instrText xml:space="preserve"> PAGEREF _Toc241748761 \h </w:instrText>
+              <w:instrText xml:space="preserve"> PAGEREF _Toc241849009 \h </w:instrText>
             </w:r>
             <w:r>
               <w:rPr>
@@ -498,7 +498,7 @@
               <w14:ligatures w14:val="standardContextual"/>
             </w:rPr>
           </w:pPr>
-          <w:hyperlink w:anchor="_Toc241748762" w:history="1">
+          <w:hyperlink w:anchor="_Toc241849010" w:history="1">
             <w:r>
               <w:rPr>
                 <w:rStyle w:val="Hiperligao"/>
@@ -522,7 +522,7 @@
               <w:rPr>
                 <w:noProof/>
               </w:rPr>
-              <w:instrText xml:space="preserve"> PAGEREF _Toc241748762 \h </w:instrText>
+              <w:instrText xml:space="preserve"> PAGEREF _Toc241849010 \h </w:instrText>
             </w:r>
             <w:r>
               <w:rPr>
@@ -564,7 +564,7 @@
               <w14:ligatures w14:val="standardContextual"/>
             </w:rPr>
           </w:pPr>
-          <w:hyperlink w:anchor="_Toc241748763" w:history="1">
+          <w:hyperlink w:anchor="_Toc241849011" w:history="1">
             <w:r>
               <w:rPr>
                 <w:rStyle w:val="Hiperligao"/>
@@ -588,7 +588,7 @@
               <w:rPr>
                 <w:noProof/>
               </w:rPr>
-              <w:instrText xml:space="preserve"> PAGEREF _Toc241748763 \h </w:instrText>
+              <w:instrText xml:space="preserve"> PAGEREF _Toc241849011 \h </w:instrText>
             </w:r>
             <w:r>
               <w:rPr>
@@ -630,7 +630,7 @@
               <w14:ligatures w14:val="standardContextual"/>
             </w:rPr>
           </w:pPr>
-          <w:hyperlink w:anchor="_Toc241748764" w:history="1">
+          <w:hyperlink w:anchor="_Toc241849012" w:history="1">
             <w:r>
               <w:rPr>
                 <w:rStyle w:val="Hiperligao"/>
@@ -654,7 +654,7 @@
               <w:rPr>
                 <w:noProof/>
               </w:rPr>
-              <w:instrText xml:space="preserve"> PAGEREF _Toc241748764 \h </w:instrText>
+              <w:instrText xml:space="preserve"> PAGEREF _Toc241849012 \h </w:instrText>
             </w:r>
             <w:r>
               <w:rPr>
@@ -696,7 +696,7 @@
               <w14:ligatures w14:val="standardContextual"/>
             </w:rPr>
           </w:pPr>
-          <w:hyperlink w:anchor="_Toc241748765" w:history="1">
+          <w:hyperlink w:anchor="_Toc241849013" w:history="1">
             <w:r>
               <w:rPr>
                 <w:rStyle w:val="Hiperligao"/>
@@ -720,7 +720,7 @@
               <w:rPr>
                 <w:noProof/>
               </w:rPr>
-              <w:instrText xml:space="preserve"> PAGEREF _Toc241748765 \h </w:instrText>
+              <w:instrText xml:space="preserve"> PAGEREF _Toc241849013 \h </w:instrText>
             </w:r>
             <w:r>
               <w:rPr>
@@ -762,7 +762,7 @@
               <w14:ligatures w14:val="standardContextual"/>
             </w:rPr>
           </w:pPr>
-          <w:hyperlink w:anchor="_Toc241748766" w:history="1">
+          <w:hyperlink w:anchor="_Toc241849014" w:history="1">
             <w:r>
               <w:rPr>
                 <w:rStyle w:val="Hiperligao"/>
@@ -786,7 +786,7 @@
               <w:rPr>
                 <w:noProof/>
               </w:rPr>
-              <w:instrText xml:space="preserve"> PAGEREF _Toc241748766 \h </w:instrText>
+              <w:instrText xml:space="preserve"> PAGEREF _Toc241849014 \h </w:instrText>
             </w:r>
             <w:r>
               <w:rPr>
@@ -828,7 +828,7 @@
               <w14:ligatures w14:val="standardContextual"/>
             </w:rPr>
           </w:pPr>
-          <w:hyperlink w:anchor="_Toc241748767" w:history="1">
+          <w:hyperlink w:anchor="_Toc241849015" w:history="1">
             <w:r>
               <w:rPr>
                 <w:rStyle w:val="Hiperligao"/>
@@ -852,7 +852,7 @@
               <w:rPr>
                 <w:noProof/>
               </w:rPr>
-              <w:instrText xml:space="preserve"> PAGEREF _Toc241748767 \h </w:instrText>
+              <w:instrText xml:space="preserve"> PAGEREF _Toc241849015 \h </w:instrText>
             </w:r>
             <w:r>
               <w:rPr>
@@ -894,7 +894,7 @@
               <w14:ligatures w14:val="standardContextual"/>
             </w:rPr>
           </w:pPr>
-          <w:hyperlink w:anchor="_Toc241748768" w:history="1">
+          <w:hyperlink w:anchor="_Toc241849016" w:history="1">
             <w:r>
               <w:rPr>
                 <w:rStyle w:val="Hiperligao"/>
@@ -918,7 +918,7 @@
               <w:rPr>
                 <w:noProof/>
               </w:rPr>
-              <w:instrText xml:space="preserve"> PAGEREF _Toc241748768 \h </w:instrText>
+              <w:instrText xml:space="preserve"> PAGEREF _Toc241849016 \h </w:instrText>
             </w:r>
             <w:r>
               <w:rPr>
@@ -960,7 +960,7 @@
               <w14:ligatures w14:val="standardContextual"/>
             </w:rPr>
           </w:pPr>
-          <w:hyperlink w:anchor="_Toc241748769" w:history="1">
+          <w:hyperlink w:anchor="_Toc241849017" w:history="1">
             <w:r>
               <w:rPr>
                 <w:rStyle w:val="Hiperligao"/>
@@ -984,7 +984,7 @@
               <w:rPr>
                 <w:noProof/>
               </w:rPr>
-              <w:instrText xml:space="preserve"> PAGEREF _Toc241748769 \h </w:instrText>
+              <w:instrText xml:space="preserve"> PAGEREF _Toc241849017 \h </w:instrText>
             </w:r>
             <w:r>
               <w:rPr>
@@ -1026,7 +1026,7 @@
               <w14:ligatures w14:val="standardContextual"/>
             </w:rPr>
           </w:pPr>
-          <w:hyperlink w:anchor="_Toc241748770" w:history="1">
+          <w:hyperlink w:anchor="_Toc241849018" w:history="1">
             <w:r>
               <w:rPr>
                 <w:rStyle w:val="Hiperligao"/>
@@ -1050,7 +1050,7 @@
               <w:rPr>
                 <w:noProof/>
               </w:rPr>
-              <w:instrText xml:space="preserve"> PAGEREF _Toc241748770 \h </w:instrText>
+              <w:instrText xml:space="preserve"> PAGEREF _Toc241849018 \h </w:instrText>
             </w:r>
             <w:r>
               <w:rPr>
@@ -1092,7 +1092,7 @@
               <w14:ligatures w14:val="standardContextual"/>
             </w:rPr>
           </w:pPr>
-          <w:hyperlink w:anchor="_Toc241748771" w:history="1">
+          <w:hyperlink w:anchor="_Toc241849019" w:history="1">
             <w:r>
               <w:rPr>
                 <w:rStyle w:val="Hiperligao"/>
@@ -1116,7 +1116,7 @@
               <w:rPr>
                 <w:noProof/>
               </w:rPr>
-              <w:instrText xml:space="preserve"> PAGEREF _Toc241748771 \h </w:instrText>
+              <w:instrText xml:space="preserve"> PAGEREF _Toc241849019 \h </w:instrText>
             </w:r>
             <w:r>
               <w:rPr>
@@ -1164,7 +1164,7 @@
       <w:pPr>
         <w:pStyle w:val="Ttulo1"/>
       </w:pPr>
-      <w:bookmarkStart w:id="0" w:name="_Toc241748756"/>
+      <w:bookmarkStart w:id="0" w:name="_Toc241849004"/>
       <w:r>
         <w:lastRenderedPageBreak/>
         <w:t>Your role at a glance</w:t>
@@ -1231,7 +1231,7 @@
           <w:left w:w="10" w:type="dxa"/>
           <w:right w:w="10" w:type="dxa"/>
         </w:tblCellMar>
-        <w:tblLook w:val="04A0" w:firstRow="1" w:lastRow="0" w:firstColumn="1" w:lastColumn="0" w:noHBand="0" w:noVBand="1"/>
+        <w:tblLook w:val="0000" w:firstRow="0" w:lastRow="0" w:firstColumn="0" w:lastColumn="0" w:noHBand="0" w:noVBand="0"/>
       </w:tblPr>
       <w:tblGrid>
         <w:gridCol w:w="4011"/>
@@ -1662,7 +1662,7 @@
       <w:pPr>
         <w:pStyle w:val="Ttulo2"/>
       </w:pPr>
-      <w:bookmarkStart w:id="1" w:name="_Toc241748757"/>
+      <w:bookmarkStart w:id="1" w:name="_Toc241849005"/>
       <w:r>
         <w:t>Where your access comes from</w:t>
       </w:r>
@@ -1773,7 +1773,7 @@
           <w:left w:w="10" w:type="dxa"/>
           <w:right w:w="10" w:type="dxa"/>
         </w:tblCellMar>
-        <w:tblLook w:val="04A0" w:firstRow="1" w:lastRow="0" w:firstColumn="1" w:lastColumn="0" w:noHBand="0" w:noVBand="1"/>
+        <w:tblLook w:val="0000" w:firstRow="0" w:lastRow="0" w:firstColumn="0" w:lastColumn="0" w:noHBand="0" w:noVBand="0"/>
       </w:tblPr>
       <w:tblGrid>
         <w:gridCol w:w="1981"/>
@@ -2545,7 +2545,7 @@
       <w:pPr>
         <w:pStyle w:val="Ttulo2"/>
       </w:pPr>
-      <w:bookmarkStart w:id="2" w:name="_Toc241748758"/>
+      <w:bookmarkStart w:id="2" w:name="_Toc241849006"/>
       <w:r>
         <w:t>Sign in, change your password, sign out</w:t>
       </w:r>
@@ -2659,10 +2659,10 @@
           <w:noProof/>
         </w:rPr>
         <w:drawing>
-          <wp:inline distT="0" distB="0" distL="0" distR="0" wp14:anchorId="09D76FFF" wp14:editId="28F03F5D">
+          <wp:inline distT="0" distB="0" distL="0" distR="0" wp14:anchorId="3A504D39" wp14:editId="35AF663D">
             <wp:extent cx="5715000" cy="3571875"/>
             <wp:effectExtent l="0" t="0" r="0" b="0"/>
-            <wp:docPr id="385" name="01-login.png" descr="The sign-in page with Email, Password, Remember me and the Sign in button." title="The sign-in page with Email, Password, Remember me and the Sign in button."/>
+            <wp:docPr id="397" name="01-login.png" descr="The sign-in page with Email, Password, Remember me and the Sign in button." title="The sign-in page with Email, Password, Remember me and the Sign in button."/>
             <wp:cNvGraphicFramePr>
               <a:graphicFrameLocks xmlns:a="http://schemas.openxmlformats.org/drawingml/2006/main" noChangeAspect="1"/>
             </wp:cNvGraphicFramePr>
@@ -2782,7 +2782,7 @@
         <w:pStyle w:val="Ttulo1"/>
         <w:pageBreakBefore/>
       </w:pPr>
-      <w:bookmarkStart w:id="3" w:name="_Toc241748759"/>
+      <w:bookmarkStart w:id="3" w:name="_Toc241849007"/>
       <w:r>
         <w:lastRenderedPageBreak/>
         <w:t>Dashboard</w:t>
@@ -2815,10 +2815,10 @@
           <w:noProof/>
         </w:rPr>
         <w:drawing>
-          <wp:inline distT="0" distB="0" distL="0" distR="0" wp14:anchorId="23BB8F54" wp14:editId="6D765A5C">
+          <wp:inline distT="0" distB="0" distL="0" distR="0" wp14:anchorId="24F20688" wp14:editId="73F1571C">
             <wp:extent cx="5715000" cy="3571875"/>
             <wp:effectExtent l="0" t="0" r="0" b="0"/>
-            <wp:docPr id="386" name="01-dashboard.png" descr="The Viewer dashboard with its short sidebar and summary cards." title="The Viewer dashboard with its short sidebar and summary cards."/>
+            <wp:docPr id="398" name="01-dashboard.png" descr="The Viewer dashboard with its short sidebar and summary cards." title="The Viewer dashboard with its short sidebar and summary cards."/>
             <wp:cNvGraphicFramePr>
               <a:graphicFrameLocks xmlns:a="http://schemas.openxmlformats.org/drawingml/2006/main" noChangeAspect="1"/>
             </wp:cNvGraphicFramePr>
@@ -2878,7 +2878,7 @@
           <w:left w:w="10" w:type="dxa"/>
           <w:right w:w="10" w:type="dxa"/>
         </w:tblCellMar>
-        <w:tblLook w:val="04A0" w:firstRow="1" w:lastRow="0" w:firstColumn="1" w:lastColumn="0" w:noHBand="0" w:noVBand="1"/>
+        <w:tblLook w:val="0000" w:firstRow="0" w:lastRow="0" w:firstColumn="0" w:lastColumn="0" w:noHBand="0" w:noVBand="0"/>
       </w:tblPr>
       <w:tblGrid>
         <w:gridCol w:w="3438"/>
@@ -3238,7 +3238,7 @@
         <w:pStyle w:val="Ttulo1"/>
         <w:pageBreakBefore/>
       </w:pPr>
-      <w:bookmarkStart w:id="4" w:name="_Toc241748760"/>
+      <w:bookmarkStart w:id="4" w:name="_Toc241849008"/>
       <w:r>
         <w:lastRenderedPageBreak/>
         <w:t>Maps</w:t>
@@ -3271,10 +3271,10 @@
           <w:noProof/>
         </w:rPr>
         <w:drawing>
-          <wp:inline distT="0" distB="0" distL="0" distR="0" wp14:anchorId="70757B3F" wp14:editId="66061B97">
+          <wp:inline distT="0" distB="0" distL="0" distR="0" wp14:anchorId="0CA7C6DC" wp14:editId="1B8498CD">
             <wp:extent cx="5715000" cy="3429000"/>
             <wp:effectExtent l="0" t="0" r="0" b="0"/>
-            <wp:docPr id="387" name="03-maps-all.png" descr="The Maps list, All tab, where each map has only the Open icon." title="The Maps list, All tab, where each map has only the Open icon."/>
+            <wp:docPr id="399" name="03-maps-all.png" descr="The Maps list, All tab, where each map has only the Open icon." title="The Maps list, All tab, where each map has only the Open icon."/>
             <wp:cNvGraphicFramePr>
               <a:graphicFrameLocks xmlns:a="http://schemas.openxmlformats.org/drawingml/2006/main" noChangeAspect="1"/>
             </wp:cNvGraphicFramePr>
@@ -3334,7 +3334,7 @@
           <w:left w:w="10" w:type="dxa"/>
           <w:right w:w="10" w:type="dxa"/>
         </w:tblCellMar>
-        <w:tblLook w:val="04A0" w:firstRow="1" w:lastRow="0" w:firstColumn="1" w:lastColumn="0" w:noHBand="0" w:noVBand="1"/>
+        <w:tblLook w:val="0000" w:firstRow="0" w:lastRow="0" w:firstColumn="0" w:lastColumn="0" w:noHBand="0" w:noVBand="0"/>
       </w:tblPr>
       <w:tblGrid>
         <w:gridCol w:w="3610"/>
@@ -3993,10 +3993,10 @@
         </w:rPr>
         <w:lastRenderedPageBreak/>
         <w:drawing>
-          <wp:inline distT="0" distB="0" distL="0" distR="0" wp14:anchorId="135D6BDD" wp14:editId="01FFC85E">
+          <wp:inline distT="0" distB="0" distL="0" distR="0" wp14:anchorId="48E6B0C3" wp14:editId="5517FCD5">
             <wp:extent cx="5715000" cy="3429000"/>
             <wp:effectExtent l="0" t="0" r="0" b="0"/>
-            <wp:docPr id="388" name="02-maps-shared.png" descr="The Maps list, Shared with me tab, with the Workbooks card and only the Open icon." title="The Maps list, Shared with me tab, with the Workbooks card and only the Open icon."/>
+            <wp:docPr id="400" name="02-maps-shared.png" descr="The Maps list, Shared with me tab, with the Workbooks card and only the Open icon." title="The Maps list, Shared with me tab, with the Workbooks card and only the Open icon."/>
             <wp:cNvGraphicFramePr>
               <a:graphicFrameLocks xmlns:a="http://schemas.openxmlformats.org/drawingml/2006/main" noChangeAspect="1"/>
             </wp:cNvGraphicFramePr>
@@ -4081,7 +4081,7 @@
         <w:pStyle w:val="Ttulo1"/>
         <w:pageBreakBefore/>
       </w:pPr>
-      <w:bookmarkStart w:id="5" w:name="_Toc241748761"/>
+      <w:bookmarkStart w:id="5" w:name="_Toc241849009"/>
       <w:r>
         <w:lastRenderedPageBreak/>
         <w:t>The map viewer</w:t>
@@ -4104,10 +4104,10 @@
           <w:noProof/>
         </w:rPr>
         <w:drawing>
-          <wp:inline distT="0" distB="0" distL="0" distR="0" wp14:anchorId="4CB671C6" wp14:editId="0E37988B">
+          <wp:inline distT="0" distB="0" distL="0" distR="0" wp14:anchorId="144B68F9" wp14:editId="2C06DA05">
             <wp:extent cx="5715000" cy="3571875"/>
             <wp:effectExtent l="0" t="0" r="0" b="0"/>
-            <wp:docPr id="389" name="06-viewer-results.png" descr="A completed run with Excel, CSV and PDF buttons over the results grid." title="A completed run with Excel, CSV and PDF buttons over the results grid."/>
+            <wp:docPr id="401" name="06-viewer-results.png" descr="A completed run with Excel, CSV and PDF buttons over the results grid." title="A completed run with Excel, CSV and PDF buttons over the results grid."/>
             <wp:cNvGraphicFramePr>
               <a:graphicFrameLocks xmlns:a="http://schemas.openxmlformats.org/drawingml/2006/main" noChangeAspect="1"/>
             </wp:cNvGraphicFramePr>
@@ -4167,7 +4167,7 @@
           <w:left w:w="10" w:type="dxa"/>
           <w:right w:w="10" w:type="dxa"/>
         </w:tblCellMar>
-        <w:tblLook w:val="04A0" w:firstRow="1" w:lastRow="0" w:firstColumn="1" w:lastColumn="0" w:noHBand="0" w:noVBand="1"/>
+        <w:tblLook w:val="0000" w:firstRow="0" w:lastRow="0" w:firstColumn="0" w:lastColumn="0" w:noHBand="0" w:noVBand="0"/>
       </w:tblPr>
       <w:tblGrid>
         <w:gridCol w:w="3610"/>
@@ -4556,7 +4556,7 @@
       <w:pPr>
         <w:pStyle w:val="Ttulo2"/>
       </w:pPr>
-      <w:bookmarkStart w:id="6" w:name="_Toc241748762"/>
+      <w:bookmarkStart w:id="6" w:name="_Toc241849010"/>
       <w:r>
         <w:t>Run parameters</w:t>
       </w:r>
@@ -4599,10 +4599,10 @@
         </w:rPr>
         <w:lastRenderedPageBreak/>
         <w:drawing>
-          <wp:inline distT="0" distB="0" distL="0" distR="0" wp14:anchorId="05E3CE49" wp14:editId="0F6D8C6E">
+          <wp:inline distT="0" distB="0" distL="0" distR="0" wp14:anchorId="1DE6C92F" wp14:editId="39C0E1F9">
             <wp:extent cx="2905125" cy="2028825"/>
             <wp:effectExtent l="0" t="0" r="0" b="0"/>
-            <wp:docPr id="390" name="05-viewer-params-filled.png" descr="The Run parameters dialog with both required values filled in." title="The Run parameters dialog with both required values filled in."/>
+            <wp:docPr id="402" name="05-viewer-params-filled.png" descr="The Run parameters dialog with both required values filled in." title="The Run parameters dialog with both required values filled in."/>
             <wp:cNvGraphicFramePr>
               <a:graphicFrameLocks xmlns:a="http://schemas.openxmlformats.org/drawingml/2006/main" noChangeAspect="1"/>
             </wp:cNvGraphicFramePr>
@@ -4651,7 +4651,7 @@
       <w:pPr>
         <w:pStyle w:val="Ttulo2"/>
       </w:pPr>
-      <w:bookmarkStart w:id="7" w:name="_Toc241748763"/>
+      <w:bookmarkStart w:id="7" w:name="_Toc241849011"/>
       <w:r>
         <w:t>Read the results</w:t>
       </w:r>
@@ -4672,7 +4672,7 @@
           <w:left w:w="10" w:type="dxa"/>
           <w:right w:w="10" w:type="dxa"/>
         </w:tblCellMar>
-        <w:tblLook w:val="04A0" w:firstRow="1" w:lastRow="0" w:firstColumn="1" w:lastColumn="0" w:noHBand="0" w:noVBand="1"/>
+        <w:tblLook w:val="0000" w:firstRow="0" w:lastRow="0" w:firstColumn="0" w:lastColumn="0" w:noHBand="0" w:noVBand="0"/>
       </w:tblPr>
       <w:tblGrid>
         <w:gridCol w:w="3438"/>
@@ -5316,7 +5316,7 @@
       <w:pPr>
         <w:pStyle w:val="Ttulo2"/>
       </w:pPr>
-      <w:bookmarkStart w:id="8" w:name="_Toc241748764"/>
+      <w:bookmarkStart w:id="8" w:name="_Toc241849012"/>
       <w:r>
         <w:t>When a run does not work</w:t>
       </w:r>
@@ -5337,7 +5337,7 @@
           <w:left w:w="10" w:type="dxa"/>
           <w:right w:w="10" w:type="dxa"/>
         </w:tblCellMar>
-        <w:tblLook w:val="04A0" w:firstRow="1" w:lastRow="0" w:firstColumn="1" w:lastColumn="0" w:noHBand="0" w:noVBand="1"/>
+        <w:tblLook w:val="0000" w:firstRow="0" w:lastRow="0" w:firstColumn="0" w:lastColumn="0" w:noHBand="0" w:noVBand="0"/>
       </w:tblPr>
       <w:tblGrid>
         <w:gridCol w:w="4332"/>
@@ -5707,7 +5707,7 @@
       <w:pPr>
         <w:pStyle w:val="Ttulo2"/>
       </w:pPr>
-      <w:bookmarkStart w:id="9" w:name="_Toc241748765"/>
+      <w:bookmarkStart w:id="9" w:name="_Toc241849013"/>
       <w:r>
         <w:lastRenderedPageBreak/>
         <w:t>Export (only if your access allows)</w:t>
@@ -5784,7 +5784,7 @@
           <w:left w:w="10" w:type="dxa"/>
           <w:right w:w="10" w:type="dxa"/>
         </w:tblCellMar>
-        <w:tblLook w:val="04A0" w:firstRow="1" w:lastRow="0" w:firstColumn="1" w:lastColumn="0" w:noHBand="0" w:noVBand="1"/>
+        <w:tblLook w:val="0000" w:firstRow="0" w:lastRow="0" w:firstColumn="0" w:lastColumn="0" w:noHBand="0" w:noVBand="0"/>
       </w:tblPr>
       <w:tblGrid>
         <w:gridCol w:w="3610"/>
@@ -6115,10 +6115,10 @@
           <w:noProof/>
         </w:rPr>
         <w:drawing>
-          <wp:inline distT="0" distB="0" distL="0" distR="0" wp14:anchorId="78B11D7E" wp14:editId="3DC55A31">
+          <wp:inline distT="0" distB="0" distL="0" distR="0" wp14:anchorId="37A9D564" wp14:editId="096C1F32">
             <wp:extent cx="3324225" cy="3990975"/>
             <wp:effectExtent l="0" t="0" r="0" b="0"/>
-            <wp:docPr id="391" name="17-builder-pdf-dialog.png" descr="The PDF export dialog with orientation, page size, title and font options." title="The PDF export dialog with orientation, page size, title and font options."/>
+            <wp:docPr id="403" name="17-builder-pdf-dialog.png" descr="The PDF export dialog with orientation, page size, title and font options." title="The PDF export dialog with orientation, page size, title and font options."/>
             <wp:cNvGraphicFramePr>
               <a:graphicFrameLocks xmlns:a="http://schemas.openxmlformats.org/drawingml/2006/main" noChangeAspect="1"/>
             </wp:cNvGraphicFramePr>
@@ -6208,7 +6208,7 @@
         <w:pStyle w:val="Ttulo1"/>
         <w:pageBreakBefore/>
       </w:pPr>
-      <w:bookmarkStart w:id="10" w:name="_Toc241748766"/>
+      <w:bookmarkStart w:id="10" w:name="_Toc241849014"/>
       <w:r>
         <w:lastRenderedPageBreak/>
         <w:t>Runs</w:t>
@@ -6241,10 +6241,10 @@
           <w:noProof/>
         </w:rPr>
         <w:drawing>
-          <wp:inline distT="0" distB="0" distL="0" distR="0" wp14:anchorId="5721E789" wp14:editId="4ABC5586">
+          <wp:inline distT="0" distB="0" distL="0" distR="0" wp14:anchorId="13F567AE" wp14:editId="48973FA0">
             <wp:extent cx="5715000" cy="3571875"/>
             <wp:effectExtent l="0" t="0" r="0" b="0"/>
-            <wp:docPr id="392" name="07-runs.png" descr="The Runs page listing the Viewer's own runs." title="The Runs page listing the Viewer's own runs."/>
+            <wp:docPr id="404" name="07-runs.png" descr="The Runs page listing the Viewer's own runs." title="The Runs page listing the Viewer's own runs."/>
             <wp:cNvGraphicFramePr>
               <a:graphicFrameLocks xmlns:a="http://schemas.openxmlformats.org/drawingml/2006/main" noChangeAspect="1"/>
             </wp:cNvGraphicFramePr>
@@ -6304,7 +6304,7 @@
           <w:left w:w="10" w:type="dxa"/>
           <w:right w:w="10" w:type="dxa"/>
         </w:tblCellMar>
-        <w:tblLook w:val="04A0" w:firstRow="1" w:lastRow="0" w:firstColumn="1" w:lastColumn="0" w:noHBand="0" w:noVBand="1"/>
+        <w:tblLook w:val="0000" w:firstRow="0" w:lastRow="0" w:firstColumn="0" w:lastColumn="0" w:noHBand="0" w:noVBand="0"/>
       </w:tblPr>
       <w:tblGrid>
         <w:gridCol w:w="3610"/>
@@ -6978,7 +6978,7 @@
         <w:pStyle w:val="Ttulo1"/>
         <w:pageBreakBefore/>
       </w:pPr>
-      <w:bookmarkStart w:id="11" w:name="_Toc241748767"/>
+      <w:bookmarkStart w:id="11" w:name="_Toc241849015"/>
       <w:r>
         <w:lastRenderedPageBreak/>
         <w:t>Exports</w:t>
@@ -7011,10 +7011,10 @@
           <w:noProof/>
         </w:rPr>
         <w:drawing>
-          <wp:inline distT="0" distB="0" distL="0" distR="0" wp14:anchorId="3629DEF4" wp14:editId="7F5B1858">
+          <wp:inline distT="0" distB="0" distL="0" distR="0" wp14:anchorId="6D70A68D" wp14:editId="15B26FBA">
             <wp:extent cx="5715000" cy="3571875"/>
             <wp:effectExtent l="0" t="0" r="0" b="0"/>
-            <wp:docPr id="393" name="44-exports.png" descr="The Exports page listing export jobs with a Download button on finished ones." title="The Exports page listing export jobs with a Download button on finished ones."/>
+            <wp:docPr id="405" name="44-exports.png" descr="The Exports page listing export jobs with a Download button on finished ones." title="The Exports page listing export jobs with a Download button on finished ones."/>
             <wp:cNvGraphicFramePr>
               <a:graphicFrameLocks xmlns:a="http://schemas.openxmlformats.org/drawingml/2006/main" noChangeAspect="1"/>
             </wp:cNvGraphicFramePr>
@@ -7169,7 +7169,7 @@
         <w:pStyle w:val="Ttulo1"/>
         <w:pageBreakBefore/>
       </w:pPr>
-      <w:bookmarkStart w:id="12" w:name="_Toc241748768"/>
+      <w:bookmarkStart w:id="12" w:name="_Toc241849016"/>
       <w:r>
         <w:lastRenderedPageBreak/>
         <w:t>Schedules</w:t>
@@ -7252,10 +7252,10 @@
           <w:noProof/>
         </w:rPr>
         <w:drawing>
-          <wp:inline distT="0" distB="0" distL="0" distR="0" wp14:anchorId="64C1E2C6" wp14:editId="7D25BB0A">
+          <wp:inline distT="0" distB="0" distL="0" distR="0" wp14:anchorId="7974F9D3" wp14:editId="17A109E4">
             <wp:extent cx="5715000" cy="3571875"/>
             <wp:effectExtent l="0" t="0" r="0" b="0"/>
-            <wp:docPr id="394" name="09-schedules.png" descr="The Schedules page with the message No schedules yet." title="The Schedules page with the message No schedules yet."/>
+            <wp:docPr id="406" name="09-schedules.png" descr="The Schedules page with the message No schedules yet." title="The Schedules page with the message No schedules yet."/>
             <wp:cNvGraphicFramePr>
               <a:graphicFrameLocks xmlns:a="http://schemas.openxmlformats.org/drawingml/2006/main" noChangeAspect="1"/>
             </wp:cNvGraphicFramePr>
@@ -7398,7 +7398,7 @@
           <w:b/>
           <w:bCs/>
         </w:rPr>
-        <w:t>Daily (midnight)</w:t>
+        <w:t>Daily</w:t>
       </w:r>
       <w:r>
         <w:t xml:space="preserve">, </w:t>
@@ -7408,7 +7408,7 @@
           <w:b/>
           <w:bCs/>
         </w:rPr>
-        <w:t>Weekly (Sunday, midnight)</w:t>
+        <w:t>Weekly</w:t>
       </w:r>
       <w:r>
         <w:t xml:space="preserve">, </w:t>
@@ -7418,7 +7418,77 @@
           <w:b/>
           <w:bCs/>
         </w:rPr>
-        <w:t>Monthly (1st, midnight)</w:t>
+        <w:t>Fortnightly</w:t>
+      </w:r>
+      <w:r>
+        <w:t xml:space="preserve">, </w:t>
+      </w:r>
+      <w:r>
+        <w:rPr>
+          <w:b/>
+          <w:bCs/>
+        </w:rPr>
+        <w:t>Monthly</w:t>
+      </w:r>
+      <w:r>
+        <w:t xml:space="preserve">, every 2, 3, 4 or 6 months, </w:t>
+      </w:r>
+      <w:r>
+        <w:rPr>
+          <w:b/>
+          <w:bCs/>
+        </w:rPr>
+        <w:t>Yearly</w:t>
+      </w:r>
+      <w:r>
+        <w:t xml:space="preserve">, or </w:t>
+      </w:r>
+      <w:r>
+        <w:rPr>
+          <w:b/>
+          <w:bCs/>
+        </w:rPr>
+        <w:t>Custom (cron)</w:t>
+      </w:r>
+      <w:r>
+        <w:t xml:space="preserve">), its </w:t>
+      </w:r>
+      <w:r>
+        <w:rPr>
+          <w:b/>
+          <w:bCs/>
+        </w:rPr>
+        <w:t>Time</w:t>
+      </w:r>
+      <w:r>
+        <w:t xml:space="preserve"> and day, </w:t>
+      </w:r>
+      <w:r>
+        <w:rPr>
+          <w:b/>
+          <w:bCs/>
+        </w:rPr>
+        <w:t>Timezone</w:t>
+      </w:r>
+      <w:r>
+        <w:t xml:space="preserve"> and </w:t>
+      </w:r>
+      <w:r>
+        <w:rPr>
+          <w:b/>
+          <w:bCs/>
+        </w:rPr>
+        <w:t>Output Format</w:t>
+      </w:r>
+      <w:r>
+        <w:t xml:space="preserve"> (</w:t>
+      </w:r>
+      <w:r>
+        <w:rPr>
+          <w:b/>
+          <w:bCs/>
+        </w:rPr>
+        <w:t>Excel (.xlsx)</w:t>
       </w:r>
       <w:r>
         <w:t xml:space="preserve"> or </w:t>
@@ -7428,50 +7498,50 @@
           <w:b/>
           <w:bCs/>
         </w:rPr>
-        <w:t>Custom</w:t>
-      </w:r>
-      <w:r>
-        <w:t xml:space="preserve">), </w:t>
-      </w:r>
-      <w:r>
-        <w:rPr>
-          <w:b/>
-          <w:bCs/>
-        </w:rPr>
-        <w:t>Timezone</w:t>
-      </w:r>
-      <w:r>
-        <w:t xml:space="preserve"> and </w:t>
-      </w:r>
-      <w:r>
-        <w:rPr>
-          <w:b/>
-          <w:bCs/>
-        </w:rPr>
-        <w:t>Output Format</w:t>
-      </w:r>
-      <w:r>
-        <w:t xml:space="preserve"> (</w:t>
-      </w:r>
-      <w:r>
-        <w:rPr>
-          <w:b/>
-          <w:bCs/>
-        </w:rPr>
-        <w:t>Excel (.xlsx)</w:t>
-      </w:r>
-      <w:r>
-        <w:t xml:space="preserve"> or </w:t>
-      </w:r>
-      <w:r>
-        <w:rPr>
-          <w:b/>
-          <w:bCs/>
-        </w:rPr>
         <w:t>CSV</w:t>
       </w:r>
       <w:r>
-        <w:t>).</w:t>
+        <w:t xml:space="preserve">). A parameter can have a </w:t>
+      </w:r>
+      <w:r>
+        <w:rPr>
+          <w:b/>
+          <w:bCs/>
+        </w:rPr>
+        <w:t>Fixed value</w:t>
+      </w:r>
+      <w:r>
+        <w:t xml:space="preserve">, or be </w:t>
+      </w:r>
+      <w:r>
+        <w:rPr>
+          <w:b/>
+          <w:bCs/>
+        </w:rPr>
+        <w:t>Relative to the run date</w:t>
+      </w:r>
+      <w:r>
+        <w:t xml:space="preserve">, for example -1 </w:t>
+      </w:r>
+      <w:r>
+        <w:rPr>
+          <w:b/>
+          <w:bCs/>
+        </w:rPr>
+        <w:t>months</w:t>
+      </w:r>
+      <w:r>
+        <w:t xml:space="preserve">, </w:t>
+      </w:r>
+      <w:r>
+        <w:rPr>
+          <w:b/>
+          <w:bCs/>
+        </w:rPr>
+        <w:t>last day of that month</w:t>
+      </w:r>
+      <w:r>
+        <w:t>.</w:t>
       </w:r>
     </w:p>
     <w:p>
@@ -7572,7 +7642,7 @@
         <w:pStyle w:val="Ttulo1"/>
         <w:pageBreakBefore/>
       </w:pPr>
-      <w:bookmarkStart w:id="13" w:name="_Toc241748769"/>
+      <w:bookmarkStart w:id="13" w:name="_Toc241849017"/>
       <w:r>
         <w:lastRenderedPageBreak/>
         <w:t>Settings</w:t>
@@ -7602,10 +7672,10 @@
           <w:noProof/>
         </w:rPr>
         <w:drawing>
-          <wp:inline distT="0" distB="0" distL="0" distR="0" wp14:anchorId="2B856B2A" wp14:editId="386CFFE7">
+          <wp:inline distT="0" distB="0" distL="0" distR="0" wp14:anchorId="18053B95" wp14:editId="1BCB8F1C">
             <wp:extent cx="5715000" cy="3571875"/>
             <wp:effectExtent l="0" t="0" r="0" b="0"/>
-            <wp:docPr id="395" name="04-settings.png" descr="The Settings page with the Language, Theme and Color palette cards." title="The Settings page with the Language, Theme and Color palette cards."/>
+            <wp:docPr id="407" name="04-settings.png" descr="The Settings page with the Language, Theme and Color palette cards." title="The Settings page with the Language, Theme and Color palette cards."/>
             <wp:cNvGraphicFramePr>
               <a:graphicFrameLocks xmlns:a="http://schemas.openxmlformats.org/drawingml/2006/main" noChangeAspect="1"/>
             </wp:cNvGraphicFramePr>
@@ -7665,7 +7735,7 @@
           <w:left w:w="10" w:type="dxa"/>
           <w:right w:w="10" w:type="dxa"/>
         </w:tblCellMar>
-        <w:tblLook w:val="04A0" w:firstRow="1" w:lastRow="0" w:firstColumn="1" w:lastColumn="0" w:noHBand="0" w:noVBand="1"/>
+        <w:tblLook w:val="0000" w:firstRow="0" w:lastRow="0" w:firstColumn="0" w:lastColumn="0" w:noHBand="0" w:noVBand="0"/>
       </w:tblPr>
       <w:tblGrid>
         <w:gridCol w:w="3610"/>
@@ -8157,7 +8227,7 @@
         <w:pStyle w:val="Ttulo1"/>
         <w:pageBreakBefore/>
       </w:pPr>
-      <w:bookmarkStart w:id="14" w:name="_Toc241748770"/>
+      <w:bookmarkStart w:id="14" w:name="_Toc241849018"/>
       <w:r>
         <w:lastRenderedPageBreak/>
         <w:t>Common questions</w:t>
@@ -8315,7 +8385,7 @@
         <w:pStyle w:val="Ttulo1"/>
         <w:pageBreakBefore/>
       </w:pPr>
-      <w:bookmarkStart w:id="15" w:name="_Toc241748771"/>
+      <w:bookmarkStart w:id="15" w:name="_Toc241849019"/>
       <w:r>
         <w:lastRenderedPageBreak/>
         <w:t>Glossary</w:t>
@@ -8337,7 +8407,7 @@
           <w:left w:w="10" w:type="dxa"/>
           <w:right w:w="10" w:type="dxa"/>
         </w:tblCellMar>
-        <w:tblLook w:val="04A0" w:firstRow="1" w:lastRow="0" w:firstColumn="1" w:lastColumn="0" w:noHBand="0" w:noVBand="1"/>
+        <w:tblLook w:val="0000" w:firstRow="0" w:lastRow="0" w:firstColumn="0" w:lastColumn="0" w:noHBand="0" w:noVBand="0"/>
       </w:tblPr>
       <w:tblGrid>
         <w:gridCol w:w="4513"/>
@@ -9141,7 +9211,7 @@
         <w:sz w:val="16"/>
         <w:szCs w:val="16"/>
       </w:rPr>
-      <w:t>Discoverer Neo 2.1.1 · Complete guide · VIEWER</w:t>
+      <w:t>Discoverer Neo 2.2.0 · Complete guide · VIEWER</w:t>
     </w:r>
   </w:p>
 </w:hdr>
@@ -9150,10 +9220,184 @@
 <file path=word/numbering.xml><?xml version="1.0" encoding="utf-8"?>
 <w:numbering xmlns:wpc="http://schemas.microsoft.com/office/word/2010/wordprocessingCanvas" xmlns:cx="http://schemas.microsoft.com/office/drawing/2014/chartex" xmlns:cx1="http://schemas.microsoft.com/office/drawing/2015/9/8/chartex" xmlns:cx2="http://schemas.microsoft.com/office/drawing/2015/10/21/chartex" xmlns:cx3="http://schemas.microsoft.com/office/drawing/2016/5/9/chartex" xmlns:cx4="http://schemas.microsoft.com/office/drawing/2016/5/10/chartex" xmlns:cx5="http://schemas.microsoft.com/office/drawing/2016/5/11/chartex" xmlns:cx6="http://schemas.microsoft.com/office/drawing/2016/5/12/chartex" xmlns:cx7="http://schemas.microsoft.com/office/drawing/2016/5/13/chartex" xmlns:cx8="http://schemas.microsoft.com/office/drawing/2016/5/14/chartex" xmlns:mc="http://schemas.openxmlformats.org/markup-compatibility/2006" xmlns:aink="http://schemas.microsoft.com/office/drawing/2016/ink" xmlns:am3d="http://schemas.microsoft.com/office/drawing/2017/model3d" xmlns:o="urn:schemas-microsoft-com:office:office" xmlns:oel="http://schemas.microsoft.com/office/2019/extlst" xmlns:r="http://schemas.openxmlformats.org/officeDocument/2006/relationships" xmlns:m="http://schemas.openxmlformats.org/officeDocument/2006/math" xmlns:v="urn:schemas-microsoft-com:vml" xmlns:wp14="http://schemas.microsoft.com/office/word/2010/wordprocessingDrawing" xmlns:wp="http://schemas.openxmlformats.org/drawingml/2006/wordprocessingDrawing" xmlns:w10="urn:schemas-microsoft-com:office:word" xmlns:w="http://schemas.openxmlformats.org/wordprocessingml/2006/main" xmlns:w14="http://schemas.microsoft.com/office/word/2010/wordml" xmlns:w15="http://schemas.microsoft.com/office/word/2012/wordml" xmlns:w16cex="http://schemas.microsoft.com/office/word/2018/wordml/cex" xmlns:w16cid="http://schemas.microsoft.com/office/word/2016/wordml/cid" xmlns:w16="http://schemas.microsoft.com/office/word/2018/wordml" xmlns:w16sdtdh="http://schemas.microsoft.com/office/word/2020/wordml/sdtdatahash" xmlns:w16se="http://schemas.microsoft.com/office/word/2015/wordml/symex" xmlns:wpg="http://schemas.microsoft.com/office/word/2010/wordprocessingGroup" xmlns:wpi="http://schemas.microsoft.com/office/word/2010/wordprocessingInk" xmlns:wne="http://schemas.microsoft.com/office/word/2006/wordml" xmlns:wps="http://schemas.microsoft.com/office/word/2010/wordprocessingShape" mc:Ignorable="w14 w15 w16se w16cid w16 w16cex w16sdtdh wp14">
   <w:abstractNum w:abstractNumId="0" w15:restartNumberingAfterBreak="0">
-    <w:nsid w:val="2BD66F7F"/>
+    <w:nsid w:val="0BB71189"/>
     <w:multiLevelType w:val="hybridMultilevel"/>
-    <w:tmpl w:val="5E7C26C0"/>
-    <w:lvl w:ilvl="0" w:tplc="E81AF3A4" w:tentative="1">
+    <w:tmpl w:val="D59A32D8"/>
+    <w:lvl w:ilvl="0" w:tplc="D0781E82">
+      <w:start w:val="1"/>
+      <w:numFmt w:val="decimal"/>
+      <w:lvlText w:val="%1."/>
+      <w:lvlJc w:val="left"/>
+      <w:pPr>
+        <w:ind w:left="360" w:hanging="300"/>
+      </w:pPr>
+    </w:lvl>
+    <w:lvl w:ilvl="1" w:tplc="E58CCDA8" w:tentative="1">
+      <w:start w:val="1"/>
+      <w:numFmt w:val="lowerLetter"/>
+      <w:lvlText w:val="%2."/>
+      <w:lvlJc w:val="left"/>
+      <w:pPr>
+        <w:ind w:left="720" w:hanging="300"/>
+      </w:pPr>
+    </w:lvl>
+    <w:lvl w:ilvl="2" w:tplc="2AC42D8A">
+      <w:numFmt w:val="decimal"/>
+      <w:lvlText w:val=""/>
+      <w:lvlJc w:val="left"/>
+    </w:lvl>
+    <w:lvl w:ilvl="3" w:tplc="65E69B02">
+      <w:numFmt w:val="decimal"/>
+      <w:lvlText w:val=""/>
+      <w:lvlJc w:val="left"/>
+    </w:lvl>
+    <w:lvl w:ilvl="4" w:tplc="2DDA68A0">
+      <w:numFmt w:val="decimal"/>
+      <w:lvlText w:val=""/>
+      <w:lvlJc w:val="left"/>
+    </w:lvl>
+    <w:lvl w:ilvl="5" w:tplc="241810C2">
+      <w:numFmt w:val="decimal"/>
+      <w:lvlText w:val=""/>
+      <w:lvlJc w:val="left"/>
+    </w:lvl>
+    <w:lvl w:ilvl="6" w:tplc="34A2ADFE">
+      <w:numFmt w:val="decimal"/>
+      <w:lvlText w:val=""/>
+      <w:lvlJc w:val="left"/>
+    </w:lvl>
+    <w:lvl w:ilvl="7" w:tplc="5F188C7A">
+      <w:numFmt w:val="decimal"/>
+      <w:lvlText w:val=""/>
+      <w:lvlJc w:val="left"/>
+    </w:lvl>
+    <w:lvl w:ilvl="8" w:tplc="99C0CD7C">
+      <w:numFmt w:val="decimal"/>
+      <w:lvlText w:val=""/>
+      <w:lvlJc w:val="left"/>
+    </w:lvl>
+  </w:abstractNum>
+  <w:abstractNum w:abstractNumId="1" w15:restartNumberingAfterBreak="0">
+    <w:nsid w:val="0ECC5CC5"/>
+    <w:multiLevelType w:val="hybridMultilevel"/>
+    <w:tmpl w:val="71B47F6A"/>
+    <w:lvl w:ilvl="0" w:tplc="83721BBE">
+      <w:start w:val="1"/>
+      <w:numFmt w:val="decimal"/>
+      <w:lvlText w:val="%1."/>
+      <w:lvlJc w:val="left"/>
+      <w:pPr>
+        <w:ind w:left="360" w:hanging="300"/>
+      </w:pPr>
+    </w:lvl>
+    <w:lvl w:ilvl="1" w:tplc="A8345F56" w:tentative="1">
+      <w:start w:val="1"/>
+      <w:numFmt w:val="lowerLetter"/>
+      <w:lvlText w:val="%2."/>
+      <w:lvlJc w:val="left"/>
+      <w:pPr>
+        <w:ind w:left="720" w:hanging="300"/>
+      </w:pPr>
+    </w:lvl>
+    <w:lvl w:ilvl="2" w:tplc="E5F6AE72">
+      <w:numFmt w:val="decimal"/>
+      <w:lvlText w:val=""/>
+      <w:lvlJc w:val="left"/>
+    </w:lvl>
+    <w:lvl w:ilvl="3" w:tplc="EED2B656">
+      <w:numFmt w:val="decimal"/>
+      <w:lvlText w:val=""/>
+      <w:lvlJc w:val="left"/>
+    </w:lvl>
+    <w:lvl w:ilvl="4" w:tplc="7EA05B36">
+      <w:numFmt w:val="decimal"/>
+      <w:lvlText w:val=""/>
+      <w:lvlJc w:val="left"/>
+    </w:lvl>
+    <w:lvl w:ilvl="5" w:tplc="9EAEFEFA">
+      <w:numFmt w:val="decimal"/>
+      <w:lvlText w:val=""/>
+      <w:lvlJc w:val="left"/>
+    </w:lvl>
+    <w:lvl w:ilvl="6" w:tplc="65667824">
+      <w:numFmt w:val="decimal"/>
+      <w:lvlText w:val=""/>
+      <w:lvlJc w:val="left"/>
+    </w:lvl>
+    <w:lvl w:ilvl="7" w:tplc="7EB2FCA0">
+      <w:numFmt w:val="decimal"/>
+      <w:lvlText w:val=""/>
+      <w:lvlJc w:val="left"/>
+    </w:lvl>
+    <w:lvl w:ilvl="8" w:tplc="26249AC6">
+      <w:numFmt w:val="decimal"/>
+      <w:lvlText w:val=""/>
+      <w:lvlJc w:val="left"/>
+    </w:lvl>
+  </w:abstractNum>
+  <w:abstractNum w:abstractNumId="2" w15:restartNumberingAfterBreak="0">
+    <w:nsid w:val="322A3FF3"/>
+    <w:multiLevelType w:val="hybridMultilevel"/>
+    <w:tmpl w:val="1D1E49CE"/>
+    <w:lvl w:ilvl="0" w:tplc="F29E5E6A">
+      <w:start w:val="1"/>
+      <w:numFmt w:val="bullet"/>
+      <w:lvlText w:val="•"/>
+      <w:lvlJc w:val="left"/>
+      <w:pPr>
+        <w:ind w:left="360" w:hanging="260"/>
+      </w:pPr>
+    </w:lvl>
+    <w:lvl w:ilvl="1" w:tplc="6184A1E8" w:tentative="1">
+      <w:start w:val="1"/>
+      <w:numFmt w:val="bullet"/>
+      <w:lvlText w:val="–"/>
+      <w:lvlJc w:val="left"/>
+      <w:pPr>
+        <w:ind w:left="720" w:hanging="260"/>
+      </w:pPr>
+    </w:lvl>
+    <w:lvl w:ilvl="2" w:tplc="C81685B0">
+      <w:numFmt w:val="decimal"/>
+      <w:lvlText w:val=""/>
+      <w:lvlJc w:val="left"/>
+    </w:lvl>
+    <w:lvl w:ilvl="3" w:tplc="4886AA74">
+      <w:numFmt w:val="decimal"/>
+      <w:lvlText w:val=""/>
+      <w:lvlJc w:val="left"/>
+    </w:lvl>
+    <w:lvl w:ilvl="4" w:tplc="C4F0CC4E">
+      <w:numFmt w:val="decimal"/>
+      <w:lvlText w:val=""/>
+      <w:lvlJc w:val="left"/>
+    </w:lvl>
+    <w:lvl w:ilvl="5" w:tplc="52060DB0">
+      <w:numFmt w:val="decimal"/>
+      <w:lvlText w:val=""/>
+      <w:lvlJc w:val="left"/>
+    </w:lvl>
+    <w:lvl w:ilvl="6" w:tplc="7652A586">
+      <w:numFmt w:val="decimal"/>
+      <w:lvlText w:val=""/>
+      <w:lvlJc w:val="left"/>
+    </w:lvl>
+    <w:lvl w:ilvl="7" w:tplc="846CB598">
+      <w:numFmt w:val="decimal"/>
+      <w:lvlText w:val=""/>
+      <w:lvlJc w:val="left"/>
+    </w:lvl>
+    <w:lvl w:ilvl="8" w:tplc="1CE86628">
+      <w:numFmt w:val="decimal"/>
+      <w:lvlText w:val=""/>
+      <w:lvlJc w:val="left"/>
+    </w:lvl>
+  </w:abstractNum>
+  <w:abstractNum w:abstractNumId="3" w15:restartNumberingAfterBreak="0">
+    <w:nsid w:val="41910C07"/>
+    <w:multiLevelType w:val="hybridMultilevel"/>
+    <w:tmpl w:val="524232E6"/>
+    <w:lvl w:ilvl="0" w:tplc="EAE29B92" w:tentative="1">
       <w:start w:val="1"/>
       <w:numFmt w:val="bullet"/>
       <w:lvlText w:val="●"/>
@@ -9162,7 +9406,7 @@
         <w:ind w:left="720" w:hanging="360"/>
       </w:pPr>
     </w:lvl>
-    <w:lvl w:ilvl="1" w:tplc="A5B20D8E" w:tentative="1">
+    <w:lvl w:ilvl="1" w:tplc="C14AB480" w:tentative="1">
       <w:start w:val="1"/>
       <w:numFmt w:val="bullet"/>
       <w:lvlText w:val="○"/>
@@ -9171,7 +9415,7 @@
         <w:ind w:left="1440" w:hanging="360"/>
       </w:pPr>
     </w:lvl>
-    <w:lvl w:ilvl="2" w:tplc="7DEADC14" w:tentative="1">
+    <w:lvl w:ilvl="2" w:tplc="02140E2C" w:tentative="1">
       <w:start w:val="1"/>
       <w:numFmt w:val="bullet"/>
       <w:lvlText w:val="■"/>
@@ -9180,7 +9424,7 @@
         <w:ind w:left="2160" w:hanging="360"/>
       </w:pPr>
     </w:lvl>
-    <w:lvl w:ilvl="3" w:tplc="75B4154C" w:tentative="1">
+    <w:lvl w:ilvl="3" w:tplc="0C28B5FA" w:tentative="1">
       <w:start w:val="1"/>
       <w:numFmt w:val="bullet"/>
       <w:lvlText w:val="●"/>
@@ -9189,7 +9433,7 @@
         <w:ind w:left="2880" w:hanging="360"/>
       </w:pPr>
     </w:lvl>
-    <w:lvl w:ilvl="4" w:tplc="55AAB65C" w:tentative="1">
+    <w:lvl w:ilvl="4" w:tplc="EF6248F4" w:tentative="1">
       <w:start w:val="1"/>
       <w:numFmt w:val="bullet"/>
       <w:lvlText w:val="○"/>
@@ -9198,7 +9442,7 @@
         <w:ind w:left="3600" w:hanging="360"/>
       </w:pPr>
     </w:lvl>
-    <w:lvl w:ilvl="5" w:tplc="A0BCB302" w:tentative="1">
+    <w:lvl w:ilvl="5" w:tplc="4BBA9758" w:tentative="1">
       <w:start w:val="1"/>
       <w:numFmt w:val="bullet"/>
       <w:lvlText w:val="■"/>
@@ -9207,7 +9451,7 @@
         <w:ind w:left="4320" w:hanging="360"/>
       </w:pPr>
     </w:lvl>
-    <w:lvl w:ilvl="6" w:tplc="C76C29E2" w:tentative="1">
+    <w:lvl w:ilvl="6" w:tplc="A614E8BE" w:tentative="1">
       <w:start w:val="1"/>
       <w:numFmt w:val="bullet"/>
       <w:lvlText w:val="●"/>
@@ -9216,7 +9460,7 @@
         <w:ind w:left="5040" w:hanging="360"/>
       </w:pPr>
     </w:lvl>
-    <w:lvl w:ilvl="7" w:tplc="0CE28DBC" w:tentative="1">
+    <w:lvl w:ilvl="7" w:tplc="78B058D8" w:tentative="1">
       <w:start w:val="1"/>
       <w:numFmt w:val="bullet"/>
       <w:lvlText w:val="●"/>
@@ -9225,7 +9469,7 @@
         <w:ind w:left="5760" w:hanging="360"/>
       </w:pPr>
     </w:lvl>
-    <w:lvl w:ilvl="8" w:tplc="EB4689B8" w:tentative="1">
+    <w:lvl w:ilvl="8" w:tplc="EBFCDDFA" w:tentative="1">
       <w:start w:val="1"/>
       <w:numFmt w:val="bullet"/>
       <w:lvlText w:val="●"/>
@@ -9235,200 +9479,26 @@
       </w:pPr>
     </w:lvl>
   </w:abstractNum>
-  <w:abstractNum w:abstractNumId="1" w15:restartNumberingAfterBreak="0">
-    <w:nsid w:val="30630461"/>
-    <w:multiLevelType w:val="hybridMultilevel"/>
-    <w:tmpl w:val="71AA2382"/>
-    <w:lvl w:ilvl="0" w:tplc="A4AE18FA">
-      <w:start w:val="1"/>
-      <w:numFmt w:val="bullet"/>
-      <w:lvlText w:val="•"/>
-      <w:lvlJc w:val="left"/>
-      <w:pPr>
-        <w:ind w:left="360" w:hanging="260"/>
-      </w:pPr>
-    </w:lvl>
-    <w:lvl w:ilvl="1" w:tplc="87F69354" w:tentative="1">
-      <w:start w:val="1"/>
-      <w:numFmt w:val="bullet"/>
-      <w:lvlText w:val="–"/>
-      <w:lvlJc w:val="left"/>
-      <w:pPr>
-        <w:ind w:left="720" w:hanging="260"/>
-      </w:pPr>
-    </w:lvl>
-    <w:lvl w:ilvl="2" w:tplc="8B7469A0">
-      <w:numFmt w:val="decimal"/>
-      <w:lvlText w:val=""/>
-      <w:lvlJc w:val="left"/>
-    </w:lvl>
-    <w:lvl w:ilvl="3" w:tplc="C02E37BC">
-      <w:numFmt w:val="decimal"/>
-      <w:lvlText w:val=""/>
-      <w:lvlJc w:val="left"/>
-    </w:lvl>
-    <w:lvl w:ilvl="4" w:tplc="7BD2C248">
-      <w:numFmt w:val="decimal"/>
-      <w:lvlText w:val=""/>
-      <w:lvlJc w:val="left"/>
-    </w:lvl>
-    <w:lvl w:ilvl="5" w:tplc="B8F87760">
-      <w:numFmt w:val="decimal"/>
-      <w:lvlText w:val=""/>
-      <w:lvlJc w:val="left"/>
-    </w:lvl>
-    <w:lvl w:ilvl="6" w:tplc="17440304">
-      <w:numFmt w:val="decimal"/>
-      <w:lvlText w:val=""/>
-      <w:lvlJc w:val="left"/>
-    </w:lvl>
-    <w:lvl w:ilvl="7" w:tplc="F1EC7528">
-      <w:numFmt w:val="decimal"/>
-      <w:lvlText w:val=""/>
-      <w:lvlJc w:val="left"/>
-    </w:lvl>
-    <w:lvl w:ilvl="8" w:tplc="0D4EBD9A">
-      <w:numFmt w:val="decimal"/>
-      <w:lvlText w:val=""/>
-      <w:lvlJc w:val="left"/>
-    </w:lvl>
-  </w:abstractNum>
-  <w:abstractNum w:abstractNumId="2" w15:restartNumberingAfterBreak="0">
-    <w:nsid w:val="36DE2283"/>
-    <w:multiLevelType w:val="hybridMultilevel"/>
-    <w:tmpl w:val="46EC3242"/>
-    <w:lvl w:ilvl="0" w:tplc="5BA064C0">
-      <w:start w:val="1"/>
-      <w:numFmt w:val="decimal"/>
-      <w:lvlText w:val="%1."/>
-      <w:lvlJc w:val="left"/>
-      <w:pPr>
-        <w:ind w:left="360" w:hanging="300"/>
-      </w:pPr>
-    </w:lvl>
-    <w:lvl w:ilvl="1" w:tplc="9280BDD8" w:tentative="1">
-      <w:start w:val="1"/>
-      <w:numFmt w:val="lowerLetter"/>
-      <w:lvlText w:val="%2."/>
-      <w:lvlJc w:val="left"/>
-      <w:pPr>
-        <w:ind w:left="720" w:hanging="300"/>
-      </w:pPr>
-    </w:lvl>
-    <w:lvl w:ilvl="2" w:tplc="A6383DD8">
-      <w:numFmt w:val="decimal"/>
-      <w:lvlText w:val=""/>
-      <w:lvlJc w:val="left"/>
-    </w:lvl>
-    <w:lvl w:ilvl="3" w:tplc="F5E88A82">
-      <w:numFmt w:val="decimal"/>
-      <w:lvlText w:val=""/>
-      <w:lvlJc w:val="left"/>
-    </w:lvl>
-    <w:lvl w:ilvl="4" w:tplc="0C2C3B62">
-      <w:numFmt w:val="decimal"/>
-      <w:lvlText w:val=""/>
-      <w:lvlJc w:val="left"/>
-    </w:lvl>
-    <w:lvl w:ilvl="5" w:tplc="9858069A">
-      <w:numFmt w:val="decimal"/>
-      <w:lvlText w:val=""/>
-      <w:lvlJc w:val="left"/>
-    </w:lvl>
-    <w:lvl w:ilvl="6" w:tplc="926EE852">
-      <w:numFmt w:val="decimal"/>
-      <w:lvlText w:val=""/>
-      <w:lvlJc w:val="left"/>
-    </w:lvl>
-    <w:lvl w:ilvl="7" w:tplc="35AC6B34">
-      <w:numFmt w:val="decimal"/>
-      <w:lvlText w:val=""/>
-      <w:lvlJc w:val="left"/>
-    </w:lvl>
-    <w:lvl w:ilvl="8" w:tplc="1B7CA88E">
-      <w:numFmt w:val="decimal"/>
-      <w:lvlText w:val=""/>
-      <w:lvlJc w:val="left"/>
-    </w:lvl>
-  </w:abstractNum>
-  <w:abstractNum w:abstractNumId="3" w15:restartNumberingAfterBreak="0">
-    <w:nsid w:val="5B4F2940"/>
-    <w:multiLevelType w:val="hybridMultilevel"/>
-    <w:tmpl w:val="90FC8F16"/>
-    <w:lvl w:ilvl="0" w:tplc="DC0656FE">
-      <w:start w:val="1"/>
-      <w:numFmt w:val="decimal"/>
-      <w:lvlText w:val="%1."/>
-      <w:lvlJc w:val="left"/>
-      <w:pPr>
-        <w:ind w:left="360" w:hanging="300"/>
-      </w:pPr>
-    </w:lvl>
-    <w:lvl w:ilvl="1" w:tplc="9F864564" w:tentative="1">
-      <w:start w:val="1"/>
-      <w:numFmt w:val="lowerLetter"/>
-      <w:lvlText w:val="%2."/>
-      <w:lvlJc w:val="left"/>
-      <w:pPr>
-        <w:ind w:left="720" w:hanging="300"/>
-      </w:pPr>
-    </w:lvl>
-    <w:lvl w:ilvl="2" w:tplc="6BF28E14">
-      <w:numFmt w:val="decimal"/>
-      <w:lvlText w:val=""/>
-      <w:lvlJc w:val="left"/>
-    </w:lvl>
-    <w:lvl w:ilvl="3" w:tplc="242897AA">
-      <w:numFmt w:val="decimal"/>
-      <w:lvlText w:val=""/>
-      <w:lvlJc w:val="left"/>
-    </w:lvl>
-    <w:lvl w:ilvl="4" w:tplc="F61E6BB6">
-      <w:numFmt w:val="decimal"/>
-      <w:lvlText w:val=""/>
-      <w:lvlJc w:val="left"/>
-    </w:lvl>
-    <w:lvl w:ilvl="5" w:tplc="8F32D87E">
-      <w:numFmt w:val="decimal"/>
-      <w:lvlText w:val=""/>
-      <w:lvlJc w:val="left"/>
-    </w:lvl>
-    <w:lvl w:ilvl="6" w:tplc="FFC49638">
-      <w:numFmt w:val="decimal"/>
-      <w:lvlText w:val=""/>
-      <w:lvlJc w:val="left"/>
-    </w:lvl>
-    <w:lvl w:ilvl="7" w:tplc="8F02C306">
-      <w:numFmt w:val="decimal"/>
-      <w:lvlText w:val=""/>
-      <w:lvlJc w:val="left"/>
-    </w:lvl>
-    <w:lvl w:ilvl="8" w:tplc="39F608C4">
-      <w:numFmt w:val="decimal"/>
-      <w:lvlText w:val=""/>
-      <w:lvlJc w:val="left"/>
-    </w:lvl>
-  </w:abstractNum>
-  <w:num w:numId="1" w16cid:durableId="1463815483">
-    <w:abstractNumId w:val="0"/>
+  <w:num w:numId="1" w16cid:durableId="2004621082">
+    <w:abstractNumId w:val="3"/>
     <w:lvlOverride w:ilvl="0">
       <w:startOverride w:val="1"/>
     </w:lvlOverride>
   </w:num>
-  <w:num w:numId="2" w16cid:durableId="1839923737">
+  <w:num w:numId="2" w16cid:durableId="1937322335">
+    <w:abstractNumId w:val="2"/>
+    <w:lvlOverride w:ilvl="0">
+      <w:startOverride w:val="1"/>
+    </w:lvlOverride>
+  </w:num>
+  <w:num w:numId="3" w16cid:durableId="160630582">
     <w:abstractNumId w:val="1"/>
     <w:lvlOverride w:ilvl="0">
       <w:startOverride w:val="1"/>
     </w:lvlOverride>
   </w:num>
-  <w:num w:numId="3" w16cid:durableId="86122524">
-    <w:abstractNumId w:val="2"/>
-    <w:lvlOverride w:ilvl="0">
-      <w:startOverride w:val="1"/>
-    </w:lvlOverride>
-  </w:num>
-  <w:num w:numId="4" w16cid:durableId="1438014692">
-    <w:abstractNumId w:val="3"/>
+  <w:num w:numId="4" w16cid:durableId="1873108122">
+    <w:abstractNumId w:val="0"/>
     <w:lvlOverride w:ilvl="0">
       <w:startOverride w:val="1"/>
     </w:lvlOverride>
@@ -10108,7 +10178,7 @@
     <w:autoRedefine/>
     <w:uiPriority w:val="39"/>
     <w:unhideWhenUsed/>
-    <w:rsid w:val="001704AB"/>
+    <w:rsid w:val="00EF27AF"/>
     <w:pPr>
       <w:spacing w:after="100"/>
     </w:pPr>
@@ -10120,7 +10190,7 @@
     <w:autoRedefine/>
     <w:uiPriority w:val="39"/>
     <w:unhideWhenUsed/>
-    <w:rsid w:val="001704AB"/>
+    <w:rsid w:val="00EF27AF"/>
     <w:pPr>
       <w:spacing w:after="100"/>
       <w:ind w:left="210"/>
